--- a/test_smart_chase_doc.docx
+++ b/test_smart_chase_doc.docx
@@ -51,7 +51,7 @@
           <w:sz w:val="24"/>
           <w:szCs w:val="24"/>
         </w:rPr>
-        <w:t xml:space="preserve">120 Tests | 27 Test Classes | 6 Sections</w:t>
+        <w:t xml:space="preserve">153 Tests | 31 Test Classes | 6 Sections</w:t>
       </w:r>
     </w:p>
     <w:p>
@@ -65,7 +65,7 @@
           <w:sz w:val="22"/>
           <w:szCs w:val="22"/>
         </w:rPr>
-        <w:t xml:space="preserve">Generated: 2026-03-26</w:t>
+        <w:t xml:space="preserve">Generated: 2026-03-28</w:t>
       </w:r>
     </w:p>
     <w:p>
@@ -1368,6 +1368,394 @@
       </w:r>
     </w:p>
     <w:p>
+      <w:pPr>
+        <w:pStyle w:val="Heading2"/>
+        <w:spacing w:after="160" w:before="280"/>
+      </w:pPr>
+      <w:r>
+        <w:rPr>
+          <w:rFonts w:ascii="Calibri" w:cs="Calibri" w:eastAsia="Calibri" w:hAnsi="Calibri"/>
+          <w:b/>
+          <w:bCs/>
+          <w:color w:val="4F81BD"/>
+          <w:sz w:val="28"/>
+          <w:szCs w:val="28"/>
+        </w:rPr>
+        <w:t xml:space="preserve">A.10 Momentum Assessment</w:t>
+      </w:r>
+    </w:p>
+    <w:p>
+      <w:pPr>
+        <w:spacing w:after="120"/>
+      </w:pPr>
+      <w:r>
+        <w:rPr>
+          <w:rFonts w:ascii="Calibri" w:cs="Calibri" w:eastAsia="Calibri" w:hAnsi="Calibri"/>
+          <w:sz w:val="22"/>
+          <w:szCs w:val="22"/>
+        </w:rPr>
+        <w:t xml:space="preserve">Problem: SILVERMIC suffered 408-tick slippage when Mode C (passive) was selected during a rally. The volatility matrix uses daily range and spread, which missed the intra-minute momentum that was moving the book faster than passive orders could fill.</w:t>
+      </w:r>
+    </w:p>
+    <w:p>
+      <w:pPr>
+        <w:spacing w:after="80"/>
+      </w:pPr>
+    </w:p>
+    <w:p>
+      <w:pPr>
+        <w:spacing w:after="120"/>
+      </w:pPr>
+      <w:r>
+        <w:rPr>
+          <w:rFonts w:ascii="Calibri" w:cs="Calibri" w:eastAsia="Calibri" w:hAnsi="Calibri"/>
+          <w:sz w:val="22"/>
+          <w:szCs w:val="22"/>
+        </w:rPr>
+        <w:t xml:space="preserve">Solution: A 1-minute candle momentum signal via kite.historical_data(). Before placing an order, the system fetches the last 2 one-minute candles and measures the range of the second-to-last (last completed) bar against the expected 1-minute range.</w:t>
+      </w:r>
+    </w:p>
+    <w:p>
+      <w:pPr>
+        <w:spacing w:after="80"/>
+      </w:pPr>
+    </w:p>
+    <w:p>
+      <w:pPr>
+        <w:spacing w:after="120" w:before="200"/>
+      </w:pPr>
+      <w:r>
+        <w:rPr>
+          <w:rFonts w:ascii="Calibri" w:cs="Calibri" w:eastAsia="Calibri" w:hAnsi="Calibri"/>
+          <w:b/>
+          <w:bCs/>
+          <w:color w:val="4F81BD"/>
+          <w:sz w:val="24"/>
+          <w:szCs w:val="24"/>
+        </w:rPr>
+        <w:t xml:space="preserve">Expected 1-Minute Range</w:t>
+      </w:r>
+    </w:p>
+    <w:p>
+      <w:pPr>
+        <w:spacing w:after="120"/>
+      </w:pPr>
+      <w:r>
+        <w:rPr>
+          <w:rFonts w:ascii="Calibri" w:cs="Calibri" w:eastAsia="Calibri" w:hAnsi="Calibri"/>
+          <w:sz w:val="22"/>
+          <w:szCs w:val="22"/>
+        </w:rPr>
+        <w:t xml:space="preserve">Uses the square-root-of-time rule to scale the daily ATR down to a 1-minute expectation:</w:t>
+      </w:r>
+    </w:p>
+    <w:p>
+      <w:pPr>
+        <w:shd w:fill="F5F5F5" w:val="clear"/>
+        <w:spacing w:after="80"/>
+      </w:pPr>
+      <w:r>
+        <w:rPr>
+          <w:rFonts w:ascii="Consolas" w:cs="Consolas" w:eastAsia="Consolas" w:hAnsi="Consolas"/>
+          <w:sz w:val="18"/>
+          <w:szCs w:val="18"/>
+        </w:rPr>
+        <w:t xml:space="preserve">expected_1min = ATR / sqrt(session_minutes)</w:t>
+      </w:r>
+    </w:p>
+    <w:p>
+      <w:pPr>
+        <w:spacing w:after="120"/>
+      </w:pPr>
+      <w:r>
+        <w:rPr>
+          <w:rFonts w:ascii="Calibri" w:cs="Calibri" w:eastAsia="Calibri" w:hAnsi="Calibri"/>
+          <w:sz w:val="22"/>
+          <w:szCs w:val="22"/>
+        </w:rPr>
+        <w:t xml:space="preserve">Session minutes: MCX=870, NFO=375, NCDEX=360. The candle's high-low range is divided by this expected value to get the momentum ratio.</w:t>
+      </w:r>
+    </w:p>
+    <w:p>
+      <w:pPr>
+        <w:spacing w:after="80"/>
+      </w:pPr>
+    </w:p>
+    <w:p>
+      <w:pPr>
+        <w:spacing w:after="120" w:before="200"/>
+      </w:pPr>
+      <w:r>
+        <w:rPr>
+          <w:rFonts w:ascii="Calibri" w:cs="Calibri" w:eastAsia="Calibri" w:hAnsi="Calibri"/>
+          <w:b/>
+          <w:bCs/>
+          <w:color w:val="4F81BD"/>
+          <w:sz w:val="24"/>
+          <w:szCs w:val="24"/>
+        </w:rPr>
+        <w:t xml:space="preserve">Momentum Thresholds</w:t>
+      </w:r>
+    </w:p>
+    <w:p>
+      <w:pPr>
+        <w:spacing w:after="120"/>
+      </w:pPr>
+      <w:r>
+        <w:rPr>
+          <w:rFonts w:ascii="Calibri" w:cs="Calibri" w:eastAsia="Calibri" w:hAnsi="Calibri"/>
+          <w:sz w:val="22"/>
+          <w:szCs w:val="22"/>
+        </w:rPr>
+        <w:t xml:space="preserve">The momentum ratio classifies the candle into three levels:</w:t>
+      </w:r>
+    </w:p>
+    <w:p>
+      <w:pPr>
+        <w:spacing w:after="120"/>
+      </w:pPr>
+      <w:r>
+        <w:rPr>
+          <w:rFonts w:ascii="Calibri" w:cs="Calibri" w:eastAsia="Calibri" w:hAnsi="Calibri"/>
+          <w:sz w:val="22"/>
+          <w:szCs w:val="22"/>
+        </w:rPr>
+        <w:t xml:space="preserve">- Calm: ratio &lt;= 2.0 (normal 1-min noise, no action needed)</w:t>
+      </w:r>
+    </w:p>
+    <w:p>
+      <w:pPr>
+        <w:spacing w:after="120"/>
+      </w:pPr>
+      <w:r>
+        <w:rPr>
+          <w:rFonts w:ascii="Calibri" w:cs="Calibri" w:eastAsia="Calibri" w:hAnsi="Calibri"/>
+          <w:sz w:val="22"/>
+          <w:szCs w:val="22"/>
+        </w:rPr>
+        <w:t xml:space="preserve">- Moving: 2.0 &lt; ratio &lt;= 3.5 (above-average movement, passive orders at risk)</w:t>
+      </w:r>
+    </w:p>
+    <w:p>
+      <w:pPr>
+        <w:spacing w:after="120"/>
+      </w:pPr>
+      <w:r>
+        <w:rPr>
+          <w:rFonts w:ascii="Calibri" w:cs="Calibri" w:eastAsia="Calibri" w:hAnsi="Calibri"/>
+          <w:sz w:val="22"/>
+          <w:szCs w:val="22"/>
+        </w:rPr>
+        <w:t xml:space="preserve">- Fast: ratio &gt; 3.5 (strong directional move, immediate action required)</w:t>
+      </w:r>
+    </w:p>
+    <w:p>
+      <w:pPr>
+        <w:spacing w:after="80"/>
+      </w:pPr>
+    </w:p>
+    <w:p>
+      <w:pPr>
+        <w:spacing w:after="120" w:before="200"/>
+      </w:pPr>
+      <w:r>
+        <w:rPr>
+          <w:rFonts w:ascii="Calibri" w:cs="Calibri" w:eastAsia="Calibri" w:hAnsi="Calibri"/>
+          <w:b/>
+          <w:bCs/>
+          <w:color w:val="4F81BD"/>
+          <w:sz w:val="24"/>
+          <w:szCs w:val="24"/>
+        </w:rPr>
+        <w:t xml:space="preserve">Direction Penalty</w:t>
+      </w:r>
+    </w:p>
+    <w:p>
+      <w:pPr>
+        <w:spacing w:after="120"/>
+      </w:pPr>
+      <w:r>
+        <w:rPr>
+          <w:rFonts w:ascii="Calibri" w:cs="Calibri" w:eastAsia="Calibri" w:hAnsi="Calibri"/>
+          <w:sz w:val="22"/>
+          <w:szCs w:val="22"/>
+        </w:rPr>
+        <w:t xml:space="preserve">A 1.5x penalty multiplier is applied when the candle direction opposes the order's fill:</w:t>
+      </w:r>
+    </w:p>
+    <w:p>
+      <w:pPr>
+        <w:spacing w:after="120"/>
+      </w:pPr>
+      <w:r>
+        <w:rPr>
+          <w:rFonts w:ascii="Calibri" w:cs="Calibri" w:eastAsia="Calibri" w:hAnsi="Calibri"/>
+          <w:sz w:val="22"/>
+          <w:szCs w:val="22"/>
+        </w:rPr>
+        <w:t xml:space="preserve">- BUY + bullish candle (close &gt; open): market rising away from buyer, penalty applied</w:t>
+      </w:r>
+    </w:p>
+    <w:p>
+      <w:pPr>
+        <w:spacing w:after="120"/>
+      </w:pPr>
+      <w:r>
+        <w:rPr>
+          <w:rFonts w:ascii="Calibri" w:cs="Calibri" w:eastAsia="Calibri" w:hAnsi="Calibri"/>
+          <w:sz w:val="22"/>
+          <w:szCs w:val="22"/>
+        </w:rPr>
+        <w:t xml:space="preserve">- SELL + bearish candle (close &lt; open): market falling away from seller, penalty applied</w:t>
+      </w:r>
+    </w:p>
+    <w:p>
+      <w:pPr>
+        <w:spacing w:after="120"/>
+      </w:pPr>
+      <w:r>
+        <w:rPr>
+          <w:rFonts w:ascii="Calibri" w:cs="Calibri" w:eastAsia="Calibri" w:hAnsi="Calibri"/>
+          <w:sz w:val="22"/>
+          <w:szCs w:val="22"/>
+        </w:rPr>
+        <w:t xml:space="preserve">- BUY + bearish or SELL + bullish: market moving favorably, no penalty</w:t>
+      </w:r>
+    </w:p>
+    <w:p>
+      <w:pPr>
+        <w:spacing w:after="120"/>
+      </w:pPr>
+      <w:r>
+        <w:rPr>
+          <w:rFonts w:ascii="Calibri" w:cs="Calibri" w:eastAsia="Calibri" w:hAnsi="Calibri"/>
+          <w:sz w:val="22"/>
+          <w:szCs w:val="22"/>
+        </w:rPr>
+        <w:t xml:space="preserve">This means a candle with raw ratio=1.5 becomes 2.25 (moving) when the market is running against you.</w:t>
+      </w:r>
+    </w:p>
+    <w:p>
+      <w:pPr>
+        <w:spacing w:after="80"/>
+      </w:pPr>
+    </w:p>
+    <w:p>
+      <w:pPr>
+        <w:spacing w:after="120" w:before="200"/>
+      </w:pPr>
+      <w:r>
+        <w:rPr>
+          <w:rFonts w:ascii="Calibri" w:cs="Calibri" w:eastAsia="Calibri" w:hAnsi="Calibri"/>
+          <w:b/>
+          <w:bCs/>
+          <w:color w:val="4F81BD"/>
+          <w:sz w:val="24"/>
+          <w:szCs w:val="24"/>
+        </w:rPr>
+        <w:t xml:space="preserve">Override Logic</w:t>
+      </w:r>
+    </w:p>
+    <w:p>
+      <w:pPr>
+        <w:spacing w:after="120"/>
+      </w:pPr>
+      <w:r>
+        <w:rPr>
+          <w:rFonts w:ascii="Calibri" w:cs="Calibri" w:eastAsia="Calibri" w:hAnsi="Calibri"/>
+          <w:sz w:val="22"/>
+          <w:szCs w:val="22"/>
+        </w:rPr>
+        <w:t xml:space="preserve">Momentum overrides only escalate passive modes to aggressive:</w:t>
+      </w:r>
+    </w:p>
+    <w:p>
+      <w:pPr>
+        <w:spacing w:after="120"/>
+      </w:pPr>
+      <w:r>
+        <w:rPr>
+          <w:rFonts w:ascii="Calibri" w:cs="Calibri" w:eastAsia="Calibri" w:hAnsi="Calibri"/>
+          <w:sz w:val="22"/>
+          <w:szCs w:val="22"/>
+        </w:rPr>
+        <w:t xml:space="preserve">- Moving: Mode C escalated to Mode A (cross the spread instead of waiting)</w:t>
+      </w:r>
+    </w:p>
+    <w:p>
+      <w:pPr>
+        <w:spacing w:after="120"/>
+      </w:pPr>
+      <w:r>
+        <w:rPr>
+          <w:rFonts w:ascii="Calibri" w:cs="Calibri" w:eastAsia="Calibri" w:hAnsi="Calibri"/>
+          <w:sz w:val="22"/>
+          <w:szCs w:val="22"/>
+        </w:rPr>
+        <w:t xml:space="preserve">- Fast: Mode C or Mode B escalated to Mode A (always match in fast markets)</w:t>
+      </w:r>
+    </w:p>
+    <w:p>
+      <w:pPr>
+        <w:spacing w:after="120"/>
+      </w:pPr>
+      <w:r>
+        <w:rPr>
+          <w:rFonts w:ascii="Calibri" w:cs="Calibri" w:eastAsia="Calibri" w:hAnsi="Calibri"/>
+          <w:sz w:val="22"/>
+          <w:szCs w:val="22"/>
+        </w:rPr>
+        <w:t xml:space="preserve">- Mode A is never downgraded by momentum (already the most aggressive non-market mode)</w:t>
+      </w:r>
+    </w:p>
+    <w:p>
+      <w:pPr>
+        <w:spacing w:after="120"/>
+      </w:pPr>
+      <w:r>
+        <w:rPr>
+          <w:rFonts w:ascii="Calibri" w:cs="Calibri" w:eastAsia="Calibri" w:hAnsi="Calibri"/>
+          <w:sz w:val="22"/>
+          <w:szCs w:val="22"/>
+        </w:rPr>
+        <w:t xml:space="preserve">- Config execution_mode_override still takes absolute priority over momentum overrides</w:t>
+      </w:r>
+    </w:p>
+    <w:p>
+      <w:pPr>
+        <w:spacing w:after="80"/>
+      </w:pPr>
+    </w:p>
+    <w:p>
+      <w:pPr>
+        <w:spacing w:after="120" w:before="200"/>
+      </w:pPr>
+      <w:r>
+        <w:rPr>
+          <w:rFonts w:ascii="Calibri" w:cs="Calibri" w:eastAsia="Calibri" w:hAnsi="Calibri"/>
+          <w:b/>
+          <w:bCs/>
+          <w:color w:val="4F81BD"/>
+          <w:sz w:val="24"/>
+          <w:szCs w:val="24"/>
+        </w:rPr>
+        <w:t xml:space="preserve">Guard Clauses</w:t>
+      </w:r>
+    </w:p>
+    <w:p>
+      <w:pPr>
+        <w:spacing w:after="120"/>
+      </w:pPr>
+      <w:r>
+        <w:rPr>
+          <w:rFonts w:ascii="Calibri" w:cs="Calibri" w:eastAsia="Calibri" w:hAnsi="Calibri"/>
+          <w:sz w:val="22"/>
+          <w:szCs w:val="22"/>
+        </w:rPr>
+        <w:t xml:space="preserve">Momentum assessment returns calm (no override) when: instrument_token is None, ATR &lt;= 0, historical_data raises an exception, or the candle list is empty. This ensures graceful degradation without blocking order execution.</w:t>
+      </w:r>
+    </w:p>
+    <w:p>
       <w:r>
         <w:br w:type="page"/>
       </w:r>
@@ -1399,7 +1787,7 @@
           <w:sz w:val="22"/>
           <w:szCs w:val="22"/>
         </w:rPr>
-        <w:t xml:space="preserve">The test suite contains 120 tests across 27 classes, covering all execution paths, edge cases, boundary values, and integration points.</w:t>
+        <w:t xml:space="preserve">The test suite contains 153 tests across 31 classes, covering all execution paths, edge cases, boundary values, momentum assessment, and integration points.</w:t>
       </w:r>
     </w:p>
     <w:p>
@@ -1801,7 +2189,7 @@
                 <w:sz w:val="20"/>
                 <w:szCs w:val="20"/>
               </w:rPr>
-              <w:t xml:space="preserve">10</w:t>
+              <w:t xml:space="preserve">14</w:t>
             </w:r>
           </w:p>
         </w:tc>
@@ -1834,7 +2222,7 @@
                 <w:sz w:val="20"/>
                 <w:szCs w:val="20"/>
               </w:rPr>
-              <w:t xml:space="preserve">Price for modes A/B/C, tick rounding, MCX tick sizes</w:t>
+              <w:t xml:space="preserve">Price for modes A/B/C/D, mid-price rounding, tick rounding, MCX tick sizes</w:t>
             </w:r>
           </w:p>
         </w:tc>
@@ -3264,7 +3652,7 @@
                 <w:sz w:val="20"/>
                 <w:szCs w:val="20"/>
               </w:rPr>
-              <w:t xml:space="preserve">TestEntryExitTiming</w:t>
+              <w:t xml:space="preserve">TestPassiveWaitPhase</w:t>
             </w:r>
           </w:p>
         </w:tc>
@@ -3298,7 +3686,7 @@
                 <w:sz w:val="20"/>
                 <w:szCs w:val="20"/>
               </w:rPr>
-              <w:t xml:space="preserve">1</w:t>
+              <w:t xml:space="preserve">2</w:t>
             </w:r>
           </w:p>
         </w:tc>
@@ -3332,7 +3720,7 @@
                 <w:sz w:val="20"/>
                 <w:szCs w:val="20"/>
               </w:rPr>
-              <w:t xml:space="preserve">Exit uses shorter timeout than entry</w:t>
+              <w:t xml:space="preserve">No modification during passive wait, widening starts after</w:t>
             </w:r>
           </w:p>
         </w:tc>
@@ -3400,7 +3788,7 @@
                 <w:sz w:val="20"/>
                 <w:szCs w:val="20"/>
               </w:rPr>
-              <w:t xml:space="preserve">TestBrokerOperations</w:t>
+              <w:t xml:space="preserve">TestEntryExitTiming</w:t>
             </w:r>
           </w:p>
         </w:tc>
@@ -3433,7 +3821,7 @@
                 <w:sz w:val="20"/>
                 <w:szCs w:val="20"/>
               </w:rPr>
-              <w:t xml:space="preserve">12</w:t>
+              <w:t xml:space="preserve">1</w:t>
             </w:r>
           </w:p>
         </w:tc>
@@ -3466,7 +3854,7 @@
                 <w:sz w:val="20"/>
                 <w:szCs w:val="20"/>
               </w:rPr>
-              <w:t xml:space="preserve">Quote/OHLC fetch, order status, modify, convert to market</w:t>
+              <w:t xml:space="preserve">Exit uses shorter timeout than entry</w:t>
             </w:r>
           </w:p>
         </w:tc>
@@ -3536,7 +3924,7 @@
                 <w:sz w:val="20"/>
                 <w:szCs w:val="20"/>
               </w:rPr>
-              <w:t xml:space="preserve">TestSpreadGateCircuitReenter</w:t>
+              <w:t xml:space="preserve">TestBrokerOperations</w:t>
             </w:r>
           </w:p>
         </w:tc>
@@ -3570,7 +3958,7 @@
                 <w:sz w:val="20"/>
                 <w:szCs w:val="20"/>
               </w:rPr>
-              <w:t xml:space="preserve">1</w:t>
+              <w:t xml:space="preserve">12</w:t>
             </w:r>
           </w:p>
         </w:tc>
@@ -3604,7 +3992,7 @@
                 <w:sz w:val="20"/>
                 <w:szCs w:val="20"/>
               </w:rPr>
-              <w:t xml:space="preserve">Circuit during spread gate triggers re-entry</w:t>
+              <w:t xml:space="preserve">Quote/OHLC fetch, order status, modify, convert to market</w:t>
             </w:r>
           </w:p>
         </w:tc>
@@ -3672,7 +4060,7 @@
                 <w:sz w:val="20"/>
                 <w:szCs w:val="20"/>
               </w:rPr>
-              <w:t xml:space="preserve">TestMarketOpenDelayExtra</w:t>
+              <w:t xml:space="preserve">TestSpreadGateCircuitReenter</w:t>
             </w:r>
           </w:p>
         </w:tc>
@@ -3705,7 +4093,7 @@
                 <w:sz w:val="20"/>
                 <w:szCs w:val="20"/>
               </w:rPr>
-              <w:t xml:space="preserve">2</w:t>
+              <w:t xml:space="preserve">1</w:t>
             </w:r>
           </w:p>
         </w:tc>
@@ -3738,7 +4126,7 @@
                 <w:sz w:val="20"/>
                 <w:szCs w:val="20"/>
               </w:rPr>
-              <w:t xml:space="preserve">NCDEX open time, unknown exchange handling</w:t>
+              <w:t xml:space="preserve">Circuit during spread gate triggers re-entry</w:t>
             </w:r>
           </w:p>
         </w:tc>
@@ -3808,7 +4196,7 @@
                 <w:sz w:val="20"/>
                 <w:szCs w:val="20"/>
               </w:rPr>
-              <w:t xml:space="preserve">TestPriceBoundary</w:t>
+              <w:t xml:space="preserve">TestMarketOpenDelayExtra</w:t>
             </w:r>
           </w:p>
         </w:tc>
@@ -3842,7 +4230,7 @@
                 <w:sz w:val="20"/>
                 <w:szCs w:val="20"/>
               </w:rPr>
-              <w:t xml:space="preserve">5</w:t>
+              <w:t xml:space="preserve">2</w:t>
             </w:r>
           </w:p>
         </w:tc>
@@ -3876,7 +4264,7 @@
                 <w:sz w:val="20"/>
                 <w:szCs w:val="20"/>
               </w:rPr>
-              <w:t xml:space="preserve">Edge cases: zero price/tick, exact grid, integer ticks</w:t>
+              <w:t xml:space="preserve">NCDEX open time, unknown exchange handling</w:t>
             </w:r>
           </w:p>
         </w:tc>
@@ -3944,7 +4332,7 @@
                 <w:sz w:val="20"/>
                 <w:szCs w:val="20"/>
               </w:rPr>
-              <w:t xml:space="preserve">TestVolatilityBoundary</w:t>
+              <w:t xml:space="preserve">TestPriceBoundary</w:t>
             </w:r>
           </w:p>
         </w:tc>
@@ -3977,7 +4365,7 @@
                 <w:sz w:val="20"/>
                 <w:szCs w:val="20"/>
               </w:rPr>
-              <w:t xml:space="preserve">9</w:t>
+              <w:t xml:space="preserve">5</w:t>
             </w:r>
           </w:p>
         </w:tc>
@@ -4010,7 +4398,7 @@
                 <w:sz w:val="20"/>
                 <w:szCs w:val="20"/>
               </w:rPr>
-              <w:t xml:space="preserve">Exact boundary values for spread/range thresholds</w:t>
+              <w:t xml:space="preserve">Edge cases: zero price/tick, exact grid, integer ticks</w:t>
             </w:r>
           </w:p>
         </w:tc>
@@ -4080,7 +4468,7 @@
                 <w:sz w:val="20"/>
                 <w:szCs w:val="20"/>
               </w:rPr>
-              <w:t xml:space="preserve">TestEmailNotification</w:t>
+              <w:t xml:space="preserve">TestVolatilityBoundary</w:t>
             </w:r>
           </w:p>
         </w:tc>
@@ -4114,7 +4502,7 @@
                 <w:sz w:val="20"/>
                 <w:szCs w:val="20"/>
               </w:rPr>
-              <w:t xml:space="preserve">2</w:t>
+              <w:t xml:space="preserve">9</w:t>
             </w:r>
           </w:p>
         </w:tc>
@@ -4148,7 +4536,7 @@
                 <w:sz w:val="20"/>
                 <w:szCs w:val="20"/>
               </w:rPr>
-              <w:t xml:space="preserve">Email sent on fill and rejection</w:t>
+              <w:t xml:space="preserve">Exact boundary values for spread/range thresholds</w:t>
             </w:r>
           </w:p>
         </w:tc>
@@ -4216,7 +4604,7 @@
                 <w:sz w:val="20"/>
                 <w:szCs w:val="20"/>
               </w:rPr>
-              <w:t xml:space="preserve">TestMarketConversionFailure</w:t>
+              <w:t xml:space="preserve">TestEmailNotification</w:t>
             </w:r>
           </w:p>
         </w:tc>
@@ -4249,7 +4637,7 @@
                 <w:sz w:val="20"/>
                 <w:szCs w:val="20"/>
               </w:rPr>
-              <w:t xml:space="preserve">1</w:t>
+              <w:t xml:space="preserve">3</w:t>
             </w:r>
           </w:p>
         </w:tc>
@@ -4282,7 +4670,7 @@
                 <w:sz w:val="20"/>
                 <w:szCs w:val="20"/>
               </w:rPr>
-              <w:t xml:space="preserve">Market conversion exception handling</w:t>
+              <w:t xml:space="preserve">Email sent on fill, rejection, and HTML render validation</w:t>
             </w:r>
           </w:p>
         </w:tc>
@@ -4352,7 +4740,7 @@
                 <w:sz w:val="20"/>
                 <w:szCs w:val="20"/>
               </w:rPr>
-              <w:t xml:space="preserve">TestDBExtended</w:t>
+              <w:t xml:space="preserve">TestMarketConversionFailure</w:t>
             </w:r>
           </w:p>
         </w:tc>
@@ -4386,7 +4774,7 @@
                 <w:sz w:val="20"/>
                 <w:szCs w:val="20"/>
               </w:rPr>
-              <w:t xml:space="preserve">10</w:t>
+              <w:t xml:space="preserve">1</w:t>
             </w:r>
           </w:p>
         </w:tc>
@@ -4420,7 +4808,7 @@
                 <w:sz w:val="20"/>
                 <w:szCs w:val="20"/>
               </w:rPr>
-              <w:t xml:space="preserve">Forecast CRUD, position CRUD, overrides, reconciliation</w:t>
+              <w:t xml:space="preserve">Market conversion exception handling</w:t>
             </w:r>
           </w:p>
         </w:tc>
@@ -4488,7 +4876,7 @@
                 <w:sz w:val="20"/>
                 <w:szCs w:val="20"/>
               </w:rPr>
-              <w:t xml:space="preserve">TestBuildOrderDict</w:t>
+              <w:t xml:space="preserve">TestDBExtended</w:t>
             </w:r>
           </w:p>
         </w:tc>
@@ -4521,7 +4909,7 @@
                 <w:sz w:val="20"/>
                 <w:szCs w:val="20"/>
               </w:rPr>
-              <w:t xml:space="preserve">5</w:t>
+              <w:t xml:space="preserve">10</w:t>
             </w:r>
           </w:p>
         </w:tc>
@@ -4554,7 +4942,7 @@
                 <w:sz w:val="20"/>
                 <w:szCs w:val="20"/>
               </w:rPr>
-              <w:t xml:space="preserve">Order dict for entry, exit, reduce, add, flip</w:t>
+              <w:t xml:space="preserve">Forecast CRUD, position CRUD, overrides, reconciliation</w:t>
             </w:r>
           </w:p>
         </w:tc>
@@ -4624,7 +5012,7 @@
                 <w:sz w:val="20"/>
                 <w:szCs w:val="20"/>
               </w:rPr>
-              <w:t xml:space="preserve">TestSystemNameResolution</w:t>
+              <w:t xml:space="preserve">TestBuildOrderDict</w:t>
             </w:r>
           </w:p>
         </w:tc>
@@ -4658,7 +5046,7 @@
                 <w:sz w:val="20"/>
                 <w:szCs w:val="20"/>
               </w:rPr>
-              <w:t xml:space="preserve">4</w:t>
+              <w:t xml:space="preserve">5</w:t>
             </w:r>
           </w:p>
         </w:tc>
@@ -4692,7 +5080,7 @@
                 <w:sz w:val="20"/>
                 <w:szCs w:val="20"/>
               </w:rPr>
-              <w:t xml:space="preserve">Exact match, suffix, AUTO_ prefix, fallback</w:t>
+              <w:t xml:space="preserve">Order dict for entry, exit, reduce, add, flip</w:t>
             </w:r>
           </w:p>
         </w:tc>
@@ -4760,7 +5148,7 @@
                 <w:sz w:val="20"/>
                 <w:szCs w:val="20"/>
               </w:rPr>
-              <w:t xml:space="preserve">TestComputeAndExecute</w:t>
+              <w:t xml:space="preserve">TestSystemNameResolution</w:t>
             </w:r>
           </w:p>
         </w:tc>
@@ -4793,7 +5181,7 @@
                 <w:sz w:val="20"/>
                 <w:szCs w:val="20"/>
               </w:rPr>
-              <w:t xml:space="preserve">6</w:t>
+              <w:t xml:space="preserve">4</w:t>
             </w:r>
           </w:p>
         </w:tc>
@@ -4826,7 +5214,7 @@
                 <w:sz w:val="20"/>
                 <w:szCs w:val="20"/>
               </w:rPr>
-              <w:t xml:space="preserve">Position sizing, force flat, inertia, disabled, zero ATR</w:t>
+              <w:t xml:space="preserve">Exact match, suffix, AUTO_ prefix, fallback</w:t>
             </w:r>
           </w:p>
         </w:tc>
@@ -4896,7 +5284,7 @@
                 <w:sz w:val="20"/>
                 <w:szCs w:val="20"/>
               </w:rPr>
-              <w:t xml:space="preserve">TestHandleWebhook</w:t>
+              <w:t xml:space="preserve">TestComputeAndExecute</w:t>
             </w:r>
           </w:p>
         </w:tc>
@@ -4930,7 +5318,7 @@
                 <w:sz w:val="20"/>
                 <w:szCs w:val="20"/>
               </w:rPr>
-              <w:t xml:space="preserve">5</w:t>
+              <w:t xml:space="preserve">6</w:t>
             </w:r>
           </w:p>
         </w:tc>
@@ -4964,7 +5352,7 @@
                 <w:sz w:val="20"/>
                 <w:szCs w:val="20"/>
               </w:rPr>
-              <w:t xml:space="preserve">Valid webhook, negative pos, zero pos, unknown, AUTO_</w:t>
+              <w:t xml:space="preserve">Position sizing, force flat, inertia, disabled, zero ATR</w:t>
             </w:r>
           </w:p>
         </w:tc>
@@ -5032,7 +5420,7 @@
                 <w:sz w:val="20"/>
                 <w:szCs w:val="20"/>
               </w:rPr>
-              <w:t xml:space="preserve">TestFillInfoCompleteness</w:t>
+              <w:t xml:space="preserve">TestHandleWebhook</w:t>
             </w:r>
           </w:p>
         </w:tc>
@@ -5065,7 +5453,7 @@
                 <w:sz w:val="20"/>
                 <w:szCs w:val="20"/>
               </w:rPr>
-              <w:t xml:space="preserve">1</w:t>
+              <w:t xml:space="preserve">5</w:t>
             </w:r>
           </w:p>
         </w:tc>
@@ -5098,7 +5486,7 @@
                 <w:sz w:val="20"/>
                 <w:szCs w:val="20"/>
               </w:rPr>
-              <w:t xml:space="preserve">All 14 FillInfo keys present after fill</w:t>
+              <w:t xml:space="preserve">Valid webhook, negative pos, zero pos, unknown, AUTO_</w:t>
             </w:r>
           </w:p>
         </w:tc>
@@ -5168,6 +5556,142 @@
                 <w:sz w:val="20"/>
                 <w:szCs w:val="20"/>
               </w:rPr>
+              <w:t xml:space="preserve">TestFillInfoCompleteness</w:t>
+            </w:r>
+          </w:p>
+        </w:tc>
+        <w:tc>
+          <w:tcPr>
+            <w:tcW w:type="dxa" w:w="560"/>
+            <w:tcBorders>
+              <w:top w:val="single" w:color="AAAAAA" w:sz="1"/>
+              <w:left w:val="single" w:color="AAAAAA" w:sz="1"/>
+              <w:bottom w:val="single" w:color="AAAAAA" w:sz="1"/>
+              <w:right w:val="single" w:color="AAAAAA" w:sz="1"/>
+            </w:tcBorders>
+            <w:shd w:fill="F2F7FB" w:val="clear"/>
+            <w:tcMar>
+              <w:top w:type="dxa" w:w="60"/>
+              <w:left w:type="dxa" w:w="100"/>
+              <w:bottom w:type="dxa" w:w="60"/>
+              <w:right w:type="dxa" w:w="100"/>
+            </w:tcMar>
+            <w:vAlign w:val="center"/>
+          </w:tcPr>
+          <w:p>
+            <w:pPr>
+              <w:jc w:val="left"/>
+            </w:pPr>
+            <w:r>
+              <w:rPr>
+                <w:rFonts w:ascii="Calibri" w:cs="Calibri" w:eastAsia="Calibri" w:hAnsi="Calibri"/>
+                <w:b w:val="false"/>
+                <w:bCs w:val="false"/>
+                <w:sz w:val="20"/>
+                <w:szCs w:val="20"/>
+              </w:rPr>
+              <w:t xml:space="preserve">1</w:t>
+            </w:r>
+          </w:p>
+        </w:tc>
+        <w:tc>
+          <w:tcPr>
+            <w:tcW w:type="dxa" w:w="5400"/>
+            <w:tcBorders>
+              <w:top w:val="single" w:color="AAAAAA" w:sz="1"/>
+              <w:left w:val="single" w:color="AAAAAA" w:sz="1"/>
+              <w:bottom w:val="single" w:color="AAAAAA" w:sz="1"/>
+              <w:right w:val="single" w:color="AAAAAA" w:sz="1"/>
+            </w:tcBorders>
+            <w:shd w:fill="F2F7FB" w:val="clear"/>
+            <w:tcMar>
+              <w:top w:type="dxa" w:w="60"/>
+              <w:left w:type="dxa" w:w="100"/>
+              <w:bottom w:type="dxa" w:w="60"/>
+              <w:right w:type="dxa" w:w="100"/>
+            </w:tcMar>
+            <w:vAlign w:val="center"/>
+          </w:tcPr>
+          <w:p>
+            <w:pPr>
+              <w:jc w:val="left"/>
+            </w:pPr>
+            <w:r>
+              <w:rPr>
+                <w:rFonts w:ascii="Calibri" w:cs="Calibri" w:eastAsia="Calibri" w:hAnsi="Calibri"/>
+                <w:b w:val="false"/>
+                <w:bCs w:val="false"/>
+                <w:sz w:val="20"/>
+                <w:szCs w:val="20"/>
+              </w:rPr>
+              <w:t xml:space="preserve">All 14 FillInfo keys present after fill</w:t>
+            </w:r>
+          </w:p>
+        </w:tc>
+      </w:tr>
+      <w:tr>
+        <w:tc>
+          <w:tcPr>
+            <w:tcW w:type="dxa" w:w="400"/>
+            <w:tcBorders>
+              <w:top w:val="single" w:color="AAAAAA" w:sz="1"/>
+              <w:left w:val="single" w:color="AAAAAA" w:sz="1"/>
+              <w:bottom w:val="single" w:color="AAAAAA" w:sz="1"/>
+              <w:right w:val="single" w:color="AAAAAA" w:sz="1"/>
+            </w:tcBorders>
+            <w:tcMar>
+              <w:top w:type="dxa" w:w="60"/>
+              <w:left w:type="dxa" w:w="100"/>
+              <w:bottom w:type="dxa" w:w="60"/>
+              <w:right w:type="dxa" w:w="100"/>
+            </w:tcMar>
+            <w:vAlign w:val="center"/>
+          </w:tcPr>
+          <w:p>
+            <w:pPr>
+              <w:jc w:val="left"/>
+            </w:pPr>
+            <w:r>
+              <w:rPr>
+                <w:rFonts w:ascii="Calibri" w:cs="Calibri" w:eastAsia="Calibri" w:hAnsi="Calibri"/>
+                <w:b w:val="false"/>
+                <w:bCs w:val="false"/>
+                <w:sz w:val="20"/>
+                <w:szCs w:val="20"/>
+              </w:rPr>
+              <w:t xml:space="preserve">28</w:t>
+            </w:r>
+          </w:p>
+        </w:tc>
+        <w:tc>
+          <w:tcPr>
+            <w:tcW w:type="dxa" w:w="3000"/>
+            <w:tcBorders>
+              <w:top w:val="single" w:color="AAAAAA" w:sz="1"/>
+              <w:left w:val="single" w:color="AAAAAA" w:sz="1"/>
+              <w:bottom w:val="single" w:color="AAAAAA" w:sz="1"/>
+              <w:right w:val="single" w:color="AAAAAA" w:sz="1"/>
+            </w:tcBorders>
+            <w:tcMar>
+              <w:top w:type="dxa" w:w="60"/>
+              <w:left w:type="dxa" w:w="100"/>
+              <w:bottom w:type="dxa" w:w="60"/>
+              <w:right w:type="dxa" w:w="100"/>
+            </w:tcMar>
+            <w:vAlign w:val="center"/>
+          </w:tcPr>
+          <w:p>
+            <w:pPr>
+              <w:jc w:val="left"/>
+            </w:pPr>
+            <w:r>
+              <w:rPr>
+                <w:rFonts w:ascii="Calibri" w:cs="Calibri" w:eastAsia="Calibri" w:hAnsi="Calibri"/>
+                <w:b w:val="false"/>
+                <w:bCs w:val="false"/>
+                <w:sz w:val="20"/>
+                <w:szCs w:val="20"/>
+              </w:rPr>
               <w:t xml:space="preserve">TestSlippageCalculation</w:t>
             </w:r>
           </w:p>
@@ -5181,7 +5705,6 @@
               <w:bottom w:val="single" w:color="AAAAAA" w:sz="1"/>
               <w:right w:val="single" w:color="AAAAAA" w:sz="1"/>
             </w:tcBorders>
-            <w:shd w:fill="F2F7FB" w:val="clear"/>
             <w:tcMar>
               <w:top w:type="dxa" w:w="60"/>
               <w:left w:type="dxa" w:w="100"/>
@@ -5215,7 +5738,6 @@
               <w:bottom w:val="single" w:color="AAAAAA" w:sz="1"/>
               <w:right w:val="single" w:color="AAAAAA" w:sz="1"/>
             </w:tcBorders>
-            <w:shd w:fill="F2F7FB" w:val="clear"/>
             <w:tcMar>
               <w:top w:type="dxa" w:w="60"/>
               <w:left w:type="dxa" w:w="100"/>
@@ -5237,6 +5759,416 @@
                 <w:szCs w:val="20"/>
               </w:rPr>
               <w:t xml:space="preserve">Slippage = fill_price - initial_ltp</w:t>
+            </w:r>
+          </w:p>
+        </w:tc>
+      </w:tr>
+      <w:tr>
+        <w:tc>
+          <w:tcPr>
+            <w:tcW w:type="dxa" w:w="400"/>
+            <w:tcBorders>
+              <w:top w:val="single" w:color="AAAAAA" w:sz="1"/>
+              <w:left w:val="single" w:color="AAAAAA" w:sz="1"/>
+              <w:bottom w:val="single" w:color="AAAAAA" w:sz="1"/>
+              <w:right w:val="single" w:color="AAAAAA" w:sz="1"/>
+            </w:tcBorders>
+            <w:shd w:fill="F2F7FB" w:val="clear"/>
+            <w:tcMar>
+              <w:top w:type="dxa" w:w="60"/>
+              <w:left w:type="dxa" w:w="100"/>
+              <w:bottom w:type="dxa" w:w="60"/>
+              <w:right w:type="dxa" w:w="100"/>
+            </w:tcMar>
+            <w:vAlign w:val="center"/>
+          </w:tcPr>
+          <w:p>
+            <w:pPr>
+              <w:jc w:val="left"/>
+            </w:pPr>
+            <w:r>
+              <w:rPr>
+                <w:rFonts w:ascii="Calibri" w:cs="Calibri" w:eastAsia="Calibri" w:hAnsi="Calibri"/>
+                <w:b w:val="false"/>
+                <w:bCs w:val="false"/>
+                <w:sz w:val="20"/>
+                <w:szCs w:val="20"/>
+              </w:rPr>
+              <w:t xml:space="preserve">29</w:t>
+            </w:r>
+          </w:p>
+        </w:tc>
+        <w:tc>
+          <w:tcPr>
+            <w:tcW w:type="dxa" w:w="3000"/>
+            <w:tcBorders>
+              <w:top w:val="single" w:color="AAAAAA" w:sz="1"/>
+              <w:left w:val="single" w:color="AAAAAA" w:sz="1"/>
+              <w:bottom w:val="single" w:color="AAAAAA" w:sz="1"/>
+              <w:right w:val="single" w:color="AAAAAA" w:sz="1"/>
+            </w:tcBorders>
+            <w:shd w:fill="F2F7FB" w:val="clear"/>
+            <w:tcMar>
+              <w:top w:type="dxa" w:w="60"/>
+              <w:left w:type="dxa" w:w="100"/>
+              <w:bottom w:type="dxa" w:w="60"/>
+              <w:right w:type="dxa" w:w="100"/>
+            </w:tcMar>
+            <w:vAlign w:val="center"/>
+          </w:tcPr>
+          <w:p>
+            <w:pPr>
+              <w:jc w:val="left"/>
+            </w:pPr>
+            <w:r>
+              <w:rPr>
+                <w:rFonts w:ascii="Calibri" w:cs="Calibri" w:eastAsia="Calibri" w:hAnsi="Calibri"/>
+                <w:b w:val="false"/>
+                <w:bCs w:val="false"/>
+                <w:sz w:val="20"/>
+                <w:szCs w:val="20"/>
+              </w:rPr>
+              <w:t xml:space="preserve">TestExecutionModeOverride</w:t>
+            </w:r>
+          </w:p>
+        </w:tc>
+        <w:tc>
+          <w:tcPr>
+            <w:tcW w:type="dxa" w:w="560"/>
+            <w:tcBorders>
+              <w:top w:val="single" w:color="AAAAAA" w:sz="1"/>
+              <w:left w:val="single" w:color="AAAAAA" w:sz="1"/>
+              <w:bottom w:val="single" w:color="AAAAAA" w:sz="1"/>
+              <w:right w:val="single" w:color="AAAAAA" w:sz="1"/>
+            </w:tcBorders>
+            <w:shd w:fill="F2F7FB" w:val="clear"/>
+            <w:tcMar>
+              <w:top w:type="dxa" w:w="60"/>
+              <w:left w:type="dxa" w:w="100"/>
+              <w:bottom w:type="dxa" w:w="60"/>
+              <w:right w:type="dxa" w:w="100"/>
+            </w:tcMar>
+            <w:vAlign w:val="center"/>
+          </w:tcPr>
+          <w:p>
+            <w:pPr>
+              <w:jc w:val="left"/>
+            </w:pPr>
+            <w:r>
+              <w:rPr>
+                <w:rFonts w:ascii="Calibri" w:cs="Calibri" w:eastAsia="Calibri" w:hAnsi="Calibri"/>
+                <w:b w:val="false"/>
+                <w:bCs w:val="false"/>
+                <w:sz w:val="20"/>
+                <w:szCs w:val="20"/>
+              </w:rPr>
+              <w:t xml:space="preserve">2</w:t>
+            </w:r>
+          </w:p>
+        </w:tc>
+        <w:tc>
+          <w:tcPr>
+            <w:tcW w:type="dxa" w:w="5400"/>
+            <w:tcBorders>
+              <w:top w:val="single" w:color="AAAAAA" w:sz="1"/>
+              <w:left w:val="single" w:color="AAAAAA" w:sz="1"/>
+              <w:bottom w:val="single" w:color="AAAAAA" w:sz="1"/>
+              <w:right w:val="single" w:color="AAAAAA" w:sz="1"/>
+            </w:tcBorders>
+            <w:shd w:fill="F2F7FB" w:val="clear"/>
+            <w:tcMar>
+              <w:top w:type="dxa" w:w="60"/>
+              <w:left w:type="dxa" w:w="100"/>
+              <w:bottom w:type="dxa" w:w="60"/>
+              <w:right w:type="dxa" w:w="100"/>
+            </w:tcMar>
+            <w:vAlign w:val="center"/>
+          </w:tcPr>
+          <w:p>
+            <w:pPr>
+              <w:jc w:val="left"/>
+            </w:pPr>
+            <w:r>
+              <w:rPr>
+                <w:rFonts w:ascii="Calibri" w:cs="Calibri" w:eastAsia="Calibri" w:hAnsi="Calibri"/>
+                <w:b w:val="false"/>
+                <w:bCs w:val="false"/>
+                <w:sz w:val="20"/>
+                <w:szCs w:val="20"/>
+              </w:rPr>
+              <w:t xml:space="preserve">Config override forces Mode D, bypasses volatility assessment</w:t>
+            </w:r>
+          </w:p>
+        </w:tc>
+      </w:tr>
+      <w:tr>
+        <w:tc>
+          <w:tcPr>
+            <w:tcW w:type="dxa" w:w="400"/>
+            <w:tcBorders>
+              <w:top w:val="single" w:color="AAAAAA" w:sz="1"/>
+              <w:left w:val="single" w:color="AAAAAA" w:sz="1"/>
+              <w:bottom w:val="single" w:color="AAAAAA" w:sz="1"/>
+              <w:right w:val="single" w:color="AAAAAA" w:sz="1"/>
+            </w:tcBorders>
+            <w:tcMar>
+              <w:top w:type="dxa" w:w="60"/>
+              <w:left w:type="dxa" w:w="100"/>
+              <w:bottom w:type="dxa" w:w="60"/>
+              <w:right w:type="dxa" w:w="100"/>
+            </w:tcMar>
+            <w:vAlign w:val="center"/>
+          </w:tcPr>
+          <w:p>
+            <w:pPr>
+              <w:jc w:val="left"/>
+            </w:pPr>
+            <w:r>
+              <w:rPr>
+                <w:rFonts w:ascii="Calibri" w:cs="Calibri" w:eastAsia="Calibri" w:hAnsi="Calibri"/>
+                <w:b w:val="false"/>
+                <w:bCs w:val="false"/>
+                <w:sz w:val="20"/>
+                <w:szCs w:val="20"/>
+              </w:rPr>
+              <w:t xml:space="preserve">30</w:t>
+            </w:r>
+          </w:p>
+        </w:tc>
+        <w:tc>
+          <w:tcPr>
+            <w:tcW w:type="dxa" w:w="3000"/>
+            <w:tcBorders>
+              <w:top w:val="single" w:color="AAAAAA" w:sz="1"/>
+              <w:left w:val="single" w:color="AAAAAA" w:sz="1"/>
+              <w:bottom w:val="single" w:color="AAAAAA" w:sz="1"/>
+              <w:right w:val="single" w:color="AAAAAA" w:sz="1"/>
+            </w:tcBorders>
+            <w:tcMar>
+              <w:top w:type="dxa" w:w="60"/>
+              <w:left w:type="dxa" w:w="100"/>
+              <w:bottom w:type="dxa" w:w="60"/>
+              <w:right w:type="dxa" w:w="100"/>
+            </w:tcMar>
+            <w:vAlign w:val="center"/>
+          </w:tcPr>
+          <w:p>
+            <w:pPr>
+              <w:jc w:val="left"/>
+            </w:pPr>
+            <w:r>
+              <w:rPr>
+                <w:rFonts w:ascii="Calibri" w:cs="Calibri" w:eastAsia="Calibri" w:hAnsi="Calibri"/>
+                <w:b w:val="false"/>
+                <w:bCs w:val="false"/>
+                <w:sz w:val="20"/>
+                <w:szCs w:val="20"/>
+              </w:rPr>
+              <w:t xml:space="preserve">TestAssessMomentum</w:t>
+            </w:r>
+          </w:p>
+        </w:tc>
+        <w:tc>
+          <w:tcPr>
+            <w:tcW w:type="dxa" w:w="560"/>
+            <w:tcBorders>
+              <w:top w:val="single" w:color="AAAAAA" w:sz="1"/>
+              <w:left w:val="single" w:color="AAAAAA" w:sz="1"/>
+              <w:bottom w:val="single" w:color="AAAAAA" w:sz="1"/>
+              <w:right w:val="single" w:color="AAAAAA" w:sz="1"/>
+            </w:tcBorders>
+            <w:tcMar>
+              <w:top w:type="dxa" w:w="60"/>
+              <w:left w:type="dxa" w:w="100"/>
+              <w:bottom w:type="dxa" w:w="60"/>
+              <w:right w:type="dxa" w:w="100"/>
+            </w:tcMar>
+            <w:vAlign w:val="center"/>
+          </w:tcPr>
+          <w:p>
+            <w:pPr>
+              <w:jc w:val="left"/>
+            </w:pPr>
+            <w:r>
+              <w:rPr>
+                <w:rFonts w:ascii="Calibri" w:cs="Calibri" w:eastAsia="Calibri" w:hAnsi="Calibri"/>
+                <w:b w:val="false"/>
+                <w:bCs w:val="false"/>
+                <w:sz w:val="20"/>
+                <w:szCs w:val="20"/>
+              </w:rPr>
+              <w:t xml:space="preserve">17</w:t>
+            </w:r>
+          </w:p>
+        </w:tc>
+        <w:tc>
+          <w:tcPr>
+            <w:tcW w:type="dxa" w:w="5400"/>
+            <w:tcBorders>
+              <w:top w:val="single" w:color="AAAAAA" w:sz="1"/>
+              <w:left w:val="single" w:color="AAAAAA" w:sz="1"/>
+              <w:bottom w:val="single" w:color="AAAAAA" w:sz="1"/>
+              <w:right w:val="single" w:color="AAAAAA" w:sz="1"/>
+            </w:tcBorders>
+            <w:tcMar>
+              <w:top w:type="dxa" w:w="60"/>
+              <w:left w:type="dxa" w:w="100"/>
+              <w:bottom w:type="dxa" w:w="60"/>
+              <w:right w:type="dxa" w:w="100"/>
+            </w:tcMar>
+            <w:vAlign w:val="center"/>
+          </w:tcPr>
+          <w:p>
+            <w:pPr>
+              <w:jc w:val="left"/>
+            </w:pPr>
+            <w:r>
+              <w:rPr>
+                <w:rFonts w:ascii="Calibri" w:cs="Calibri" w:eastAsia="Calibri" w:hAnsi="Calibri"/>
+                <w:b w:val="false"/>
+                <w:bCs w:val="false"/>
+                <w:sz w:val="20"/>
+                <w:szCs w:val="20"/>
+              </w:rPr>
+              <w:t xml:space="preserve">Momentum assessment: calm/moving/fast boundaries, direction penalty, guard clauses, candle selection, NFO session</w:t>
+            </w:r>
+          </w:p>
+        </w:tc>
+      </w:tr>
+      <w:tr>
+        <w:tc>
+          <w:tcPr>
+            <w:tcW w:type="dxa" w:w="400"/>
+            <w:tcBorders>
+              <w:top w:val="single" w:color="AAAAAA" w:sz="1"/>
+              <w:left w:val="single" w:color="AAAAAA" w:sz="1"/>
+              <w:bottom w:val="single" w:color="AAAAAA" w:sz="1"/>
+              <w:right w:val="single" w:color="AAAAAA" w:sz="1"/>
+            </w:tcBorders>
+            <w:shd w:fill="F2F7FB" w:val="clear"/>
+            <w:tcMar>
+              <w:top w:type="dxa" w:w="60"/>
+              <w:left w:type="dxa" w:w="100"/>
+              <w:bottom w:type="dxa" w:w="60"/>
+              <w:right w:type="dxa" w:w="100"/>
+            </w:tcMar>
+            <w:vAlign w:val="center"/>
+          </w:tcPr>
+          <w:p>
+            <w:pPr>
+              <w:jc w:val="left"/>
+            </w:pPr>
+            <w:r>
+              <w:rPr>
+                <w:rFonts w:ascii="Calibri" w:cs="Calibri" w:eastAsia="Calibri" w:hAnsi="Calibri"/>
+                <w:b w:val="false"/>
+                <w:bCs w:val="false"/>
+                <w:sz w:val="20"/>
+                <w:szCs w:val="20"/>
+              </w:rPr>
+              <w:t xml:space="preserve">31</w:t>
+            </w:r>
+          </w:p>
+        </w:tc>
+        <w:tc>
+          <w:tcPr>
+            <w:tcW w:type="dxa" w:w="3000"/>
+            <w:tcBorders>
+              <w:top w:val="single" w:color="AAAAAA" w:sz="1"/>
+              <w:left w:val="single" w:color="AAAAAA" w:sz="1"/>
+              <w:bottom w:val="single" w:color="AAAAAA" w:sz="1"/>
+              <w:right w:val="single" w:color="AAAAAA" w:sz="1"/>
+            </w:tcBorders>
+            <w:shd w:fill="F2F7FB" w:val="clear"/>
+            <w:tcMar>
+              <w:top w:type="dxa" w:w="60"/>
+              <w:left w:type="dxa" w:w="100"/>
+              <w:bottom w:type="dxa" w:w="60"/>
+              <w:right w:type="dxa" w:w="100"/>
+            </w:tcMar>
+            <w:vAlign w:val="center"/>
+          </w:tcPr>
+          <w:p>
+            <w:pPr>
+              <w:jc w:val="left"/>
+            </w:pPr>
+            <w:r>
+              <w:rPr>
+                <w:rFonts w:ascii="Calibri" w:cs="Calibri" w:eastAsia="Calibri" w:hAnsi="Calibri"/>
+                <w:b w:val="false"/>
+                <w:bCs w:val="false"/>
+                <w:sz w:val="20"/>
+                <w:szCs w:val="20"/>
+              </w:rPr>
+              <w:t xml:space="preserve">TestMomentumOverride</w:t>
+            </w:r>
+          </w:p>
+        </w:tc>
+        <w:tc>
+          <w:tcPr>
+            <w:tcW w:type="dxa" w:w="560"/>
+            <w:tcBorders>
+              <w:top w:val="single" w:color="AAAAAA" w:sz="1"/>
+              <w:left w:val="single" w:color="AAAAAA" w:sz="1"/>
+              <w:bottom w:val="single" w:color="AAAAAA" w:sz="1"/>
+              <w:right w:val="single" w:color="AAAAAA" w:sz="1"/>
+            </w:tcBorders>
+            <w:shd w:fill="F2F7FB" w:val="clear"/>
+            <w:tcMar>
+              <w:top w:type="dxa" w:w="60"/>
+              <w:left w:type="dxa" w:w="100"/>
+              <w:bottom w:type="dxa" w:w="60"/>
+              <w:right w:type="dxa" w:w="100"/>
+            </w:tcMar>
+            <w:vAlign w:val="center"/>
+          </w:tcPr>
+          <w:p>
+            <w:pPr>
+              <w:jc w:val="left"/>
+            </w:pPr>
+            <w:r>
+              <w:rPr>
+                <w:rFonts w:ascii="Calibri" w:cs="Calibri" w:eastAsia="Calibri" w:hAnsi="Calibri"/>
+                <w:b w:val="false"/>
+                <w:bCs w:val="false"/>
+                <w:sz w:val="20"/>
+                <w:szCs w:val="20"/>
+              </w:rPr>
+              <w:t xml:space="preserve">7</w:t>
+            </w:r>
+          </w:p>
+        </w:tc>
+        <w:tc>
+          <w:tcPr>
+            <w:tcW w:type="dxa" w:w="5400"/>
+            <w:tcBorders>
+              <w:top w:val="single" w:color="AAAAAA" w:sz="1"/>
+              <w:left w:val="single" w:color="AAAAAA" w:sz="1"/>
+              <w:bottom w:val="single" w:color="AAAAAA" w:sz="1"/>
+              <w:right w:val="single" w:color="AAAAAA" w:sz="1"/>
+            </w:tcBorders>
+            <w:shd w:fill="F2F7FB" w:val="clear"/>
+            <w:tcMar>
+              <w:top w:type="dxa" w:w="60"/>
+              <w:left w:type="dxa" w:w="100"/>
+              <w:bottom w:type="dxa" w:w="60"/>
+              <w:right w:type="dxa" w:w="100"/>
+            </w:tcMar>
+            <w:vAlign w:val="center"/>
+          </w:tcPr>
+          <w:p>
+            <w:pPr>
+              <w:jc w:val="left"/>
+            </w:pPr>
+            <w:r>
+              <w:rPr>
+                <w:rFonts w:ascii="Calibri" w:cs="Calibri" w:eastAsia="Calibri" w:hAnsi="Calibri"/>
+                <w:b w:val="false"/>
+                <w:bCs w:val="false"/>
+                <w:sz w:val="20"/>
+                <w:szCs w:val="20"/>
+              </w:rPr>
+              <w:t xml:space="preserve">Momentum override integration: C→A on moving/fast, B→A on fast, config priority, FillInfo fields, calm no-op</w:t>
             </w:r>
           </w:p>
         </w:tc>
@@ -5261,7 +6193,7 @@
           <w:sz w:val="32"/>
           <w:szCs w:val="32"/>
         </w:rPr>
-        <w:t xml:space="preserve">Part C: Test Details (All 120 Tests)</w:t>
+        <w:t xml:space="preserve">Part C: Test Details (All 153 Tests)</w:t>
       </w:r>
     </w:p>
     <w:p>
@@ -8020,7 +8952,7 @@
                 <w:sz w:val="20"/>
                 <w:szCs w:val="20"/>
               </w:rPr>
-              <w:t xml:space="preserve">test_round_to_tick_buy_ceil</w:t>
+              <w:t xml:space="preserve">test_mode_d_buy</w:t>
             </w:r>
           </w:p>
         </w:tc>
@@ -8054,7 +8986,7 @@
                 <w:sz w:val="20"/>
                 <w:szCs w:val="20"/>
               </w:rPr>
-              <w:t xml:space="preserve">BUY tick=0.05: RoundToTick(100.3,0.05,+1)=100.30, RoundToTick(100.31,0.05,+1)=100.35, RoundToTick(100.36,0.05,+1)=100.40. Ceil rounds up to valid tick.</w:t>
+              <w:t xml:space="preserve">Mode D BUY: bid=72449, ask=72451. Mid-price=(72449+72451)/2=72450. _ComputeInitialPrice('D', Direction=1) rounds up to tick. Asserts price=72450. Balanced execution between bid and ask.</w:t>
             </w:r>
           </w:p>
         </w:tc>
@@ -8157,7 +9089,7 @@
                 <w:sz w:val="20"/>
                 <w:szCs w:val="20"/>
               </w:rPr>
-              <w:t xml:space="preserve">test_round_to_tick_sell_floor</w:t>
+              <w:t xml:space="preserve">test_mode_d_sell</w:t>
             </w:r>
           </w:p>
         </w:tc>
@@ -8190,7 +9122,7 @@
                 <w:sz w:val="20"/>
                 <w:szCs w:val="20"/>
               </w:rPr>
-              <w:t xml:space="preserve">SELL tick=0.05: RoundToTick(100.3,0.05,-1)=100.30, RoundToTick(100.34,0.05,-1)=100.30, RoundToTick(100.39,0.05,-1)=100.35. Floor rounds down.</w:t>
+              <w:t xml:space="preserve">Mode D SELL: bid=72449, ask=72451. Mid-price=(72449+72451)/2=72450. Direction=-1 rounds down to tick. Asserts price=72450. Same mid-price for symmetric spread.</w:t>
             </w:r>
           </w:p>
         </w:tc>
@@ -8294,7 +9226,7 @@
                 <w:sz w:val="20"/>
                 <w:szCs w:val="20"/>
               </w:rPr>
-              <w:t xml:space="preserve">test_naturalgas_tick_size</w:t>
+              <w:t xml:space="preserve">test_mode_d_options_tick_rounding</w:t>
             </w:r>
           </w:p>
         </w:tc>
@@ -8328,7 +9260,7 @@
                 <w:sz w:val="20"/>
                 <w:szCs w:val="20"/>
               </w:rPr>
-              <w:t xml:space="preserve">NATURALGAS tick=0.10: RoundToTick(350.75,0.10,+1)=350.80 (BUY ceil), RoundToTick(350.75,0.10,-1)=350.70 (SELL floor). Verifies 0.10 tick alignment.</w:t>
+              <w:t xml:space="preserve">Mode D with tick=0.05: bid=150.10, ask=150.30. Mid=150.20 (already on tick grid). Both BUY ceil and SELL floor return 150.20. Verifies 0.05 tick alignment for options.</w:t>
             </w:r>
           </w:p>
         </w:tc>
@@ -8399,6 +9331,554 @@
                 <w:szCs w:val="20"/>
               </w:rPr>
               <w:t xml:space="preserve">10</w:t>
+            </w:r>
+          </w:p>
+        </w:tc>
+        <w:tc>
+          <w:tcPr>
+            <w:tcW w:type="dxa" w:w="3200"/>
+            <w:tcBorders>
+              <w:top w:val="single" w:color="AAAAAA" w:sz="1"/>
+              <w:left w:val="single" w:color="AAAAAA" w:sz="1"/>
+              <w:bottom w:val="single" w:color="AAAAAA" w:sz="1"/>
+              <w:right w:val="single" w:color="AAAAAA" w:sz="1"/>
+            </w:tcBorders>
+            <w:tcMar>
+              <w:top w:type="dxa" w:w="60"/>
+              <w:left w:type="dxa" w:w="100"/>
+              <w:bottom w:type="dxa" w:w="60"/>
+              <w:right w:type="dxa" w:w="100"/>
+            </w:tcMar>
+            <w:vAlign w:val="center"/>
+          </w:tcPr>
+          <w:p>
+            <w:pPr>
+              <w:jc w:val="left"/>
+            </w:pPr>
+            <w:r>
+              <w:rPr>
+                <w:rFonts w:ascii="Calibri" w:cs="Calibri" w:eastAsia="Calibri" w:hAnsi="Calibri"/>
+                <w:b w:val="false"/>
+                <w:bCs w:val="false"/>
+                <w:sz w:val="20"/>
+                <w:szCs w:val="20"/>
+              </w:rPr>
+              <w:t xml:space="preserve">test_mode_d_odd_mid_rounds_correctly</w:t>
+            </w:r>
+          </w:p>
+        </w:tc>
+        <w:tc>
+          <w:tcPr>
+            <w:tcW w:type="dxa" w:w="4560"/>
+            <w:tcBorders>
+              <w:top w:val="single" w:color="AAAAAA" w:sz="1"/>
+              <w:left w:val="single" w:color="AAAAAA" w:sz="1"/>
+              <w:bottom w:val="single" w:color="AAAAAA" w:sz="1"/>
+              <w:right w:val="single" w:color="AAAAAA" w:sz="1"/>
+            </w:tcBorders>
+            <w:tcMar>
+              <w:top w:type="dxa" w:w="60"/>
+              <w:left w:type="dxa" w:w="100"/>
+              <w:bottom w:type="dxa" w:w="60"/>
+              <w:right w:type="dxa" w:w="100"/>
+            </w:tcMar>
+            <w:vAlign w:val="center"/>
+          </w:tcPr>
+          <w:p>
+            <w:pPr>
+              <w:jc w:val="left"/>
+            </w:pPr>
+            <w:r>
+              <w:rPr>
+                <w:rFonts w:ascii="Calibri" w:cs="Calibri" w:eastAsia="Calibri" w:hAnsi="Calibri"/>
+                <w:b w:val="false"/>
+                <w:bCs w:val="false"/>
+                <w:sz w:val="20"/>
+                <w:szCs w:val="20"/>
+              </w:rPr>
+              <w:t xml:space="preserve">Mode D odd mid-price: bid=150.10, ask=150.25. Mid=150.175 (not on 0.05 grid). SELL floors to 150.15, BUY ceils to 150.20. Verifies directional rounding for non-aligned mid-prices.</w:t>
+            </w:r>
+          </w:p>
+        </w:tc>
+        <w:tc>
+          <w:tcPr>
+            <w:tcW w:type="dxa" w:w="1200"/>
+            <w:tcBorders>
+              <w:top w:val="single" w:color="AAAAAA" w:sz="1"/>
+              <w:left w:val="single" w:color="AAAAAA" w:sz="1"/>
+              <w:bottom w:val="single" w:color="AAAAAA" w:sz="1"/>
+              <w:right w:val="single" w:color="AAAAAA" w:sz="1"/>
+            </w:tcBorders>
+            <w:tcMar>
+              <w:top w:type="dxa" w:w="60"/>
+              <w:left w:type="dxa" w:w="100"/>
+              <w:bottom w:type="dxa" w:w="60"/>
+              <w:right w:type="dxa" w:w="100"/>
+            </w:tcMar>
+            <w:vAlign w:val="center"/>
+          </w:tcPr>
+          <w:p>
+            <w:pPr>
+              <w:jc w:val="center"/>
+            </w:pPr>
+            <w:r>
+              <w:rPr>
+                <w:rFonts w:ascii="Calibri" w:cs="Calibri" w:eastAsia="Calibri" w:hAnsi="Calibri"/>
+                <w:b/>
+                <w:bCs/>
+                <w:color w:val="2E7D32"/>
+                <w:sz w:val="20"/>
+                <w:szCs w:val="20"/>
+              </w:rPr>
+              <w:t xml:space="preserve">PASS</w:t>
+            </w:r>
+          </w:p>
+        </w:tc>
+      </w:tr>
+      <w:tr>
+        <w:tc>
+          <w:tcPr>
+            <w:tcW w:type="dxa" w:w="400"/>
+            <w:tcBorders>
+              <w:top w:val="single" w:color="AAAAAA" w:sz="1"/>
+              <w:left w:val="single" w:color="AAAAAA" w:sz="1"/>
+              <w:bottom w:val="single" w:color="AAAAAA" w:sz="1"/>
+              <w:right w:val="single" w:color="AAAAAA" w:sz="1"/>
+            </w:tcBorders>
+            <w:shd w:fill="F2F7FB" w:val="clear"/>
+            <w:tcMar>
+              <w:top w:type="dxa" w:w="60"/>
+              <w:left w:type="dxa" w:w="100"/>
+              <w:bottom w:type="dxa" w:w="60"/>
+              <w:right w:type="dxa" w:w="100"/>
+            </w:tcMar>
+            <w:vAlign w:val="center"/>
+          </w:tcPr>
+          <w:p>
+            <w:pPr>
+              <w:jc w:val="left"/>
+            </w:pPr>
+            <w:r>
+              <w:rPr>
+                <w:rFonts w:ascii="Calibri" w:cs="Calibri" w:eastAsia="Calibri" w:hAnsi="Calibri"/>
+                <w:b w:val="false"/>
+                <w:bCs w:val="false"/>
+                <w:sz w:val="20"/>
+                <w:szCs w:val="20"/>
+              </w:rPr>
+              <w:t xml:space="preserve">11</w:t>
+            </w:r>
+          </w:p>
+        </w:tc>
+        <w:tc>
+          <w:tcPr>
+            <w:tcW w:type="dxa" w:w="3200"/>
+            <w:tcBorders>
+              <w:top w:val="single" w:color="AAAAAA" w:sz="1"/>
+              <w:left w:val="single" w:color="AAAAAA" w:sz="1"/>
+              <w:bottom w:val="single" w:color="AAAAAA" w:sz="1"/>
+              <w:right w:val="single" w:color="AAAAAA" w:sz="1"/>
+            </w:tcBorders>
+            <w:shd w:fill="F2F7FB" w:val="clear"/>
+            <w:tcMar>
+              <w:top w:type="dxa" w:w="60"/>
+              <w:left w:type="dxa" w:w="100"/>
+              <w:bottom w:type="dxa" w:w="60"/>
+              <w:right w:type="dxa" w:w="100"/>
+            </w:tcMar>
+            <w:vAlign w:val="center"/>
+          </w:tcPr>
+          <w:p>
+            <w:pPr>
+              <w:jc w:val="left"/>
+            </w:pPr>
+            <w:r>
+              <w:rPr>
+                <w:rFonts w:ascii="Calibri" w:cs="Calibri" w:eastAsia="Calibri" w:hAnsi="Calibri"/>
+                <w:b w:val="false"/>
+                <w:bCs w:val="false"/>
+                <w:sz w:val="20"/>
+                <w:szCs w:val="20"/>
+              </w:rPr>
+              <w:t xml:space="preserve">test_round_to_tick_buy_ceil</w:t>
+            </w:r>
+          </w:p>
+        </w:tc>
+        <w:tc>
+          <w:tcPr>
+            <w:tcW w:type="dxa" w:w="4560"/>
+            <w:tcBorders>
+              <w:top w:val="single" w:color="AAAAAA" w:sz="1"/>
+              <w:left w:val="single" w:color="AAAAAA" w:sz="1"/>
+              <w:bottom w:val="single" w:color="AAAAAA" w:sz="1"/>
+              <w:right w:val="single" w:color="AAAAAA" w:sz="1"/>
+            </w:tcBorders>
+            <w:shd w:fill="F2F7FB" w:val="clear"/>
+            <w:tcMar>
+              <w:top w:type="dxa" w:w="60"/>
+              <w:left w:type="dxa" w:w="100"/>
+              <w:bottom w:type="dxa" w:w="60"/>
+              <w:right w:type="dxa" w:w="100"/>
+            </w:tcMar>
+            <w:vAlign w:val="center"/>
+          </w:tcPr>
+          <w:p>
+            <w:pPr>
+              <w:jc w:val="left"/>
+            </w:pPr>
+            <w:r>
+              <w:rPr>
+                <w:rFonts w:ascii="Calibri" w:cs="Calibri" w:eastAsia="Calibri" w:hAnsi="Calibri"/>
+                <w:b w:val="false"/>
+                <w:bCs w:val="false"/>
+                <w:sz w:val="20"/>
+                <w:szCs w:val="20"/>
+              </w:rPr>
+              <w:t xml:space="preserve">BUY tick=0.05: RoundToTick(100.3,0.05,+1)=100.30, RoundToTick(100.31,0.05,+1)=100.35, RoundToTick(100.36,0.05,+1)=100.40. Ceil rounds up to valid tick.</w:t>
+            </w:r>
+          </w:p>
+        </w:tc>
+        <w:tc>
+          <w:tcPr>
+            <w:tcW w:type="dxa" w:w="1200"/>
+            <w:tcBorders>
+              <w:top w:val="single" w:color="AAAAAA" w:sz="1"/>
+              <w:left w:val="single" w:color="AAAAAA" w:sz="1"/>
+              <w:bottom w:val="single" w:color="AAAAAA" w:sz="1"/>
+              <w:right w:val="single" w:color="AAAAAA" w:sz="1"/>
+            </w:tcBorders>
+            <w:shd w:fill="F2F7FB" w:val="clear"/>
+            <w:tcMar>
+              <w:top w:type="dxa" w:w="60"/>
+              <w:left w:type="dxa" w:w="100"/>
+              <w:bottom w:type="dxa" w:w="60"/>
+              <w:right w:type="dxa" w:w="100"/>
+            </w:tcMar>
+            <w:vAlign w:val="center"/>
+          </w:tcPr>
+          <w:p>
+            <w:pPr>
+              <w:jc w:val="center"/>
+            </w:pPr>
+            <w:r>
+              <w:rPr>
+                <w:rFonts w:ascii="Calibri" w:cs="Calibri" w:eastAsia="Calibri" w:hAnsi="Calibri"/>
+                <w:b/>
+                <w:bCs/>
+                <w:color w:val="2E7D32"/>
+                <w:sz w:val="20"/>
+                <w:szCs w:val="20"/>
+              </w:rPr>
+              <w:t xml:space="preserve">PASS</w:t>
+            </w:r>
+          </w:p>
+        </w:tc>
+      </w:tr>
+      <w:tr>
+        <w:tc>
+          <w:tcPr>
+            <w:tcW w:type="dxa" w:w="400"/>
+            <w:tcBorders>
+              <w:top w:val="single" w:color="AAAAAA" w:sz="1"/>
+              <w:left w:val="single" w:color="AAAAAA" w:sz="1"/>
+              <w:bottom w:val="single" w:color="AAAAAA" w:sz="1"/>
+              <w:right w:val="single" w:color="AAAAAA" w:sz="1"/>
+            </w:tcBorders>
+            <w:tcMar>
+              <w:top w:type="dxa" w:w="60"/>
+              <w:left w:type="dxa" w:w="100"/>
+              <w:bottom w:type="dxa" w:w="60"/>
+              <w:right w:type="dxa" w:w="100"/>
+            </w:tcMar>
+            <w:vAlign w:val="center"/>
+          </w:tcPr>
+          <w:p>
+            <w:pPr>
+              <w:jc w:val="left"/>
+            </w:pPr>
+            <w:r>
+              <w:rPr>
+                <w:rFonts w:ascii="Calibri" w:cs="Calibri" w:eastAsia="Calibri" w:hAnsi="Calibri"/>
+                <w:b w:val="false"/>
+                <w:bCs w:val="false"/>
+                <w:sz w:val="20"/>
+                <w:szCs w:val="20"/>
+              </w:rPr>
+              <w:t xml:space="preserve">12</w:t>
+            </w:r>
+          </w:p>
+        </w:tc>
+        <w:tc>
+          <w:tcPr>
+            <w:tcW w:type="dxa" w:w="3200"/>
+            <w:tcBorders>
+              <w:top w:val="single" w:color="AAAAAA" w:sz="1"/>
+              <w:left w:val="single" w:color="AAAAAA" w:sz="1"/>
+              <w:bottom w:val="single" w:color="AAAAAA" w:sz="1"/>
+              <w:right w:val="single" w:color="AAAAAA" w:sz="1"/>
+            </w:tcBorders>
+            <w:tcMar>
+              <w:top w:type="dxa" w:w="60"/>
+              <w:left w:type="dxa" w:w="100"/>
+              <w:bottom w:type="dxa" w:w="60"/>
+              <w:right w:type="dxa" w:w="100"/>
+            </w:tcMar>
+            <w:vAlign w:val="center"/>
+          </w:tcPr>
+          <w:p>
+            <w:pPr>
+              <w:jc w:val="left"/>
+            </w:pPr>
+            <w:r>
+              <w:rPr>
+                <w:rFonts w:ascii="Calibri" w:cs="Calibri" w:eastAsia="Calibri" w:hAnsi="Calibri"/>
+                <w:b w:val="false"/>
+                <w:bCs w:val="false"/>
+                <w:sz w:val="20"/>
+                <w:szCs w:val="20"/>
+              </w:rPr>
+              <w:t xml:space="preserve">test_round_to_tick_sell_floor</w:t>
+            </w:r>
+          </w:p>
+        </w:tc>
+        <w:tc>
+          <w:tcPr>
+            <w:tcW w:type="dxa" w:w="4560"/>
+            <w:tcBorders>
+              <w:top w:val="single" w:color="AAAAAA" w:sz="1"/>
+              <w:left w:val="single" w:color="AAAAAA" w:sz="1"/>
+              <w:bottom w:val="single" w:color="AAAAAA" w:sz="1"/>
+              <w:right w:val="single" w:color="AAAAAA" w:sz="1"/>
+            </w:tcBorders>
+            <w:tcMar>
+              <w:top w:type="dxa" w:w="60"/>
+              <w:left w:type="dxa" w:w="100"/>
+              <w:bottom w:type="dxa" w:w="60"/>
+              <w:right w:type="dxa" w:w="100"/>
+            </w:tcMar>
+            <w:vAlign w:val="center"/>
+          </w:tcPr>
+          <w:p>
+            <w:pPr>
+              <w:jc w:val="left"/>
+            </w:pPr>
+            <w:r>
+              <w:rPr>
+                <w:rFonts w:ascii="Calibri" w:cs="Calibri" w:eastAsia="Calibri" w:hAnsi="Calibri"/>
+                <w:b w:val="false"/>
+                <w:bCs w:val="false"/>
+                <w:sz w:val="20"/>
+                <w:szCs w:val="20"/>
+              </w:rPr>
+              <w:t xml:space="preserve">SELL tick=0.05: RoundToTick(100.3,0.05,-1)=100.30, RoundToTick(100.34,0.05,-1)=100.30, RoundToTick(100.39,0.05,-1)=100.35. Floor rounds down.</w:t>
+            </w:r>
+          </w:p>
+        </w:tc>
+        <w:tc>
+          <w:tcPr>
+            <w:tcW w:type="dxa" w:w="1200"/>
+            <w:tcBorders>
+              <w:top w:val="single" w:color="AAAAAA" w:sz="1"/>
+              <w:left w:val="single" w:color="AAAAAA" w:sz="1"/>
+              <w:bottom w:val="single" w:color="AAAAAA" w:sz="1"/>
+              <w:right w:val="single" w:color="AAAAAA" w:sz="1"/>
+            </w:tcBorders>
+            <w:tcMar>
+              <w:top w:type="dxa" w:w="60"/>
+              <w:left w:type="dxa" w:w="100"/>
+              <w:bottom w:type="dxa" w:w="60"/>
+              <w:right w:type="dxa" w:w="100"/>
+            </w:tcMar>
+            <w:vAlign w:val="center"/>
+          </w:tcPr>
+          <w:p>
+            <w:pPr>
+              <w:jc w:val="center"/>
+            </w:pPr>
+            <w:r>
+              <w:rPr>
+                <w:rFonts w:ascii="Calibri" w:cs="Calibri" w:eastAsia="Calibri" w:hAnsi="Calibri"/>
+                <w:b/>
+                <w:bCs/>
+                <w:color w:val="2E7D32"/>
+                <w:sz w:val="20"/>
+                <w:szCs w:val="20"/>
+              </w:rPr>
+              <w:t xml:space="preserve">PASS</w:t>
+            </w:r>
+          </w:p>
+        </w:tc>
+      </w:tr>
+      <w:tr>
+        <w:tc>
+          <w:tcPr>
+            <w:tcW w:type="dxa" w:w="400"/>
+            <w:tcBorders>
+              <w:top w:val="single" w:color="AAAAAA" w:sz="1"/>
+              <w:left w:val="single" w:color="AAAAAA" w:sz="1"/>
+              <w:bottom w:val="single" w:color="AAAAAA" w:sz="1"/>
+              <w:right w:val="single" w:color="AAAAAA" w:sz="1"/>
+            </w:tcBorders>
+            <w:shd w:fill="F2F7FB" w:val="clear"/>
+            <w:tcMar>
+              <w:top w:type="dxa" w:w="60"/>
+              <w:left w:type="dxa" w:w="100"/>
+              <w:bottom w:type="dxa" w:w="60"/>
+              <w:right w:type="dxa" w:w="100"/>
+            </w:tcMar>
+            <w:vAlign w:val="center"/>
+          </w:tcPr>
+          <w:p>
+            <w:pPr>
+              <w:jc w:val="left"/>
+            </w:pPr>
+            <w:r>
+              <w:rPr>
+                <w:rFonts w:ascii="Calibri" w:cs="Calibri" w:eastAsia="Calibri" w:hAnsi="Calibri"/>
+                <w:b w:val="false"/>
+                <w:bCs w:val="false"/>
+                <w:sz w:val="20"/>
+                <w:szCs w:val="20"/>
+              </w:rPr>
+              <w:t xml:space="preserve">13</w:t>
+            </w:r>
+          </w:p>
+        </w:tc>
+        <w:tc>
+          <w:tcPr>
+            <w:tcW w:type="dxa" w:w="3200"/>
+            <w:tcBorders>
+              <w:top w:val="single" w:color="AAAAAA" w:sz="1"/>
+              <w:left w:val="single" w:color="AAAAAA" w:sz="1"/>
+              <w:bottom w:val="single" w:color="AAAAAA" w:sz="1"/>
+              <w:right w:val="single" w:color="AAAAAA" w:sz="1"/>
+            </w:tcBorders>
+            <w:shd w:fill="F2F7FB" w:val="clear"/>
+            <w:tcMar>
+              <w:top w:type="dxa" w:w="60"/>
+              <w:left w:type="dxa" w:w="100"/>
+              <w:bottom w:type="dxa" w:w="60"/>
+              <w:right w:type="dxa" w:w="100"/>
+            </w:tcMar>
+            <w:vAlign w:val="center"/>
+          </w:tcPr>
+          <w:p>
+            <w:pPr>
+              <w:jc w:val="left"/>
+            </w:pPr>
+            <w:r>
+              <w:rPr>
+                <w:rFonts w:ascii="Calibri" w:cs="Calibri" w:eastAsia="Calibri" w:hAnsi="Calibri"/>
+                <w:b w:val="false"/>
+                <w:bCs w:val="false"/>
+                <w:sz w:val="20"/>
+                <w:szCs w:val="20"/>
+              </w:rPr>
+              <w:t xml:space="preserve">test_naturalgas_tick_size</w:t>
+            </w:r>
+          </w:p>
+        </w:tc>
+        <w:tc>
+          <w:tcPr>
+            <w:tcW w:type="dxa" w:w="4560"/>
+            <w:tcBorders>
+              <w:top w:val="single" w:color="AAAAAA" w:sz="1"/>
+              <w:left w:val="single" w:color="AAAAAA" w:sz="1"/>
+              <w:bottom w:val="single" w:color="AAAAAA" w:sz="1"/>
+              <w:right w:val="single" w:color="AAAAAA" w:sz="1"/>
+            </w:tcBorders>
+            <w:shd w:fill="F2F7FB" w:val="clear"/>
+            <w:tcMar>
+              <w:top w:type="dxa" w:w="60"/>
+              <w:left w:type="dxa" w:w="100"/>
+              <w:bottom w:type="dxa" w:w="60"/>
+              <w:right w:type="dxa" w:w="100"/>
+            </w:tcMar>
+            <w:vAlign w:val="center"/>
+          </w:tcPr>
+          <w:p>
+            <w:pPr>
+              <w:jc w:val="left"/>
+            </w:pPr>
+            <w:r>
+              <w:rPr>
+                <w:rFonts w:ascii="Calibri" w:cs="Calibri" w:eastAsia="Calibri" w:hAnsi="Calibri"/>
+                <w:b w:val="false"/>
+                <w:bCs w:val="false"/>
+                <w:sz w:val="20"/>
+                <w:szCs w:val="20"/>
+              </w:rPr>
+              <w:t xml:space="preserve">NATURALGAS tick=0.10: RoundToTick(350.75,0.10,+1)=350.80 (BUY ceil), RoundToTick(350.75,0.10,-1)=350.70 (SELL floor). Verifies 0.10 tick alignment.</w:t>
+            </w:r>
+          </w:p>
+        </w:tc>
+        <w:tc>
+          <w:tcPr>
+            <w:tcW w:type="dxa" w:w="1200"/>
+            <w:tcBorders>
+              <w:top w:val="single" w:color="AAAAAA" w:sz="1"/>
+              <w:left w:val="single" w:color="AAAAAA" w:sz="1"/>
+              <w:bottom w:val="single" w:color="AAAAAA" w:sz="1"/>
+              <w:right w:val="single" w:color="AAAAAA" w:sz="1"/>
+            </w:tcBorders>
+            <w:shd w:fill="F2F7FB" w:val="clear"/>
+            <w:tcMar>
+              <w:top w:type="dxa" w:w="60"/>
+              <w:left w:type="dxa" w:w="100"/>
+              <w:bottom w:type="dxa" w:w="60"/>
+              <w:right w:type="dxa" w:w="100"/>
+            </w:tcMar>
+            <w:vAlign w:val="center"/>
+          </w:tcPr>
+          <w:p>
+            <w:pPr>
+              <w:jc w:val="center"/>
+            </w:pPr>
+            <w:r>
+              <w:rPr>
+                <w:rFonts w:ascii="Calibri" w:cs="Calibri" w:eastAsia="Calibri" w:hAnsi="Calibri"/>
+                <w:b/>
+                <w:bCs/>
+                <w:color w:val="2E7D32"/>
+                <w:sz w:val="20"/>
+                <w:szCs w:val="20"/>
+              </w:rPr>
+              <w:t xml:space="preserve">PASS</w:t>
+            </w:r>
+          </w:p>
+        </w:tc>
+      </w:tr>
+      <w:tr>
+        <w:tc>
+          <w:tcPr>
+            <w:tcW w:type="dxa" w:w="400"/>
+            <w:tcBorders>
+              <w:top w:val="single" w:color="AAAAAA" w:sz="1"/>
+              <w:left w:val="single" w:color="AAAAAA" w:sz="1"/>
+              <w:bottom w:val="single" w:color="AAAAAA" w:sz="1"/>
+              <w:right w:val="single" w:color="AAAAAA" w:sz="1"/>
+            </w:tcBorders>
+            <w:tcMar>
+              <w:top w:type="dxa" w:w="60"/>
+              <w:left w:type="dxa" w:w="100"/>
+              <w:bottom w:type="dxa" w:w="60"/>
+              <w:right w:type="dxa" w:w="100"/>
+            </w:tcMar>
+            <w:vAlign w:val="center"/>
+          </w:tcPr>
+          <w:p>
+            <w:pPr>
+              <w:jc w:val="left"/>
+            </w:pPr>
+            <w:r>
+              <w:rPr>
+                <w:rFonts w:ascii="Calibri" w:cs="Calibri" w:eastAsia="Calibri" w:hAnsi="Calibri"/>
+                <w:b w:val="false"/>
+                <w:bCs w:val="false"/>
+                <w:sz w:val="20"/>
+                <w:szCs w:val="20"/>
+              </w:rPr>
+              <w:t xml:space="preserve">14</w:t>
             </w:r>
           </w:p>
         </w:tc>
@@ -15019,6 +16499,463 @@
           <w:sz w:val="28"/>
           <w:szCs w:val="28"/>
         </w:rPr>
+        <w:t xml:space="preserve">TestPassiveWaitPhase</w:t>
+      </w:r>
+    </w:p>
+    <w:tbl>
+      <w:tblPr>
+        <w:tblW w:type="dxa" w:w="9360"/>
+        <w:tblBorders>
+          <w:top w:val="single" w:color="auto" w:sz="4"/>
+          <w:left w:val="single" w:color="auto" w:sz="4"/>
+          <w:bottom w:val="single" w:color="auto" w:sz="4"/>
+          <w:right w:val="single" w:color="auto" w:sz="4"/>
+          <w:insideH w:val="single" w:color="auto" w:sz="4"/>
+          <w:insideV w:val="single" w:color="auto" w:sz="4"/>
+        </w:tblBorders>
+      </w:tblPr>
+      <w:tblGrid>
+        <w:gridCol w:w="400"/>
+        <w:gridCol w:w="3200"/>
+        <w:gridCol w:w="4560"/>
+        <w:gridCol w:w="1200"/>
+      </w:tblGrid>
+      <w:tr>
+        <w:tc>
+          <w:tcPr>
+            <w:tcW w:type="dxa" w:w="400"/>
+            <w:tcBorders>
+              <w:top w:val="single" w:color="AAAAAA" w:sz="1"/>
+              <w:left w:val="single" w:color="AAAAAA" w:sz="1"/>
+              <w:bottom w:val="single" w:color="AAAAAA" w:sz="1"/>
+              <w:right w:val="single" w:color="AAAAAA" w:sz="1"/>
+            </w:tcBorders>
+            <w:shd w:fill="003366" w:val="clear"/>
+            <w:tcMar>
+              <w:top w:type="dxa" w:w="60"/>
+              <w:left w:type="dxa" w:w="100"/>
+              <w:bottom w:type="dxa" w:w="60"/>
+              <w:right w:type="dxa" w:w="100"/>
+            </w:tcMar>
+            <w:vAlign w:val="center"/>
+          </w:tcPr>
+          <w:p>
+            <w:pPr>
+              <w:jc w:val="center"/>
+            </w:pPr>
+            <w:r>
+              <w:rPr>
+                <w:rFonts w:ascii="Calibri" w:cs="Calibri" w:eastAsia="Calibri" w:hAnsi="Calibri"/>
+                <w:b/>
+                <w:bCs/>
+                <w:color w:val="FFFFFF"/>
+                <w:sz w:val="20"/>
+                <w:szCs w:val="20"/>
+              </w:rPr>
+              <w:t xml:space="preserve">#</w:t>
+            </w:r>
+          </w:p>
+        </w:tc>
+        <w:tc>
+          <w:tcPr>
+            <w:tcW w:type="dxa" w:w="3200"/>
+            <w:tcBorders>
+              <w:top w:val="single" w:color="AAAAAA" w:sz="1"/>
+              <w:left w:val="single" w:color="AAAAAA" w:sz="1"/>
+              <w:bottom w:val="single" w:color="AAAAAA" w:sz="1"/>
+              <w:right w:val="single" w:color="AAAAAA" w:sz="1"/>
+            </w:tcBorders>
+            <w:shd w:fill="003366" w:val="clear"/>
+            <w:tcMar>
+              <w:top w:type="dxa" w:w="60"/>
+              <w:left w:type="dxa" w:w="100"/>
+              <w:bottom w:type="dxa" w:w="60"/>
+              <w:right w:type="dxa" w:w="100"/>
+            </w:tcMar>
+            <w:vAlign w:val="center"/>
+          </w:tcPr>
+          <w:p>
+            <w:pPr>
+              <w:jc w:val="center"/>
+            </w:pPr>
+            <w:r>
+              <w:rPr>
+                <w:rFonts w:ascii="Calibri" w:cs="Calibri" w:eastAsia="Calibri" w:hAnsi="Calibri"/>
+                <w:b/>
+                <w:bCs/>
+                <w:color w:val="FFFFFF"/>
+                <w:sz w:val="20"/>
+                <w:szCs w:val="20"/>
+              </w:rPr>
+              <w:t xml:space="preserve">Test Method</w:t>
+            </w:r>
+          </w:p>
+        </w:tc>
+        <w:tc>
+          <w:tcPr>
+            <w:tcW w:type="dxa" w:w="4560"/>
+            <w:tcBorders>
+              <w:top w:val="single" w:color="AAAAAA" w:sz="1"/>
+              <w:left w:val="single" w:color="AAAAAA" w:sz="1"/>
+              <w:bottom w:val="single" w:color="AAAAAA" w:sz="1"/>
+              <w:right w:val="single" w:color="AAAAAA" w:sz="1"/>
+            </w:tcBorders>
+            <w:shd w:fill="003366" w:val="clear"/>
+            <w:tcMar>
+              <w:top w:type="dxa" w:w="60"/>
+              <w:left w:type="dxa" w:w="100"/>
+              <w:bottom w:type="dxa" w:w="60"/>
+              <w:right w:type="dxa" w:w="100"/>
+            </w:tcMar>
+            <w:vAlign w:val="center"/>
+          </w:tcPr>
+          <w:p>
+            <w:pPr>
+              <w:jc w:val="center"/>
+            </w:pPr>
+            <w:r>
+              <w:rPr>
+                <w:rFonts w:ascii="Calibri" w:cs="Calibri" w:eastAsia="Calibri" w:hAnsi="Calibri"/>
+                <w:b/>
+                <w:bCs/>
+                <w:color w:val="FFFFFF"/>
+                <w:sz w:val="20"/>
+                <w:szCs w:val="20"/>
+              </w:rPr>
+              <w:t xml:space="preserve">Description</w:t>
+            </w:r>
+          </w:p>
+        </w:tc>
+        <w:tc>
+          <w:tcPr>
+            <w:tcW w:type="dxa" w:w="1200"/>
+            <w:tcBorders>
+              <w:top w:val="single" w:color="AAAAAA" w:sz="1"/>
+              <w:left w:val="single" w:color="AAAAAA" w:sz="1"/>
+              <w:bottom w:val="single" w:color="AAAAAA" w:sz="1"/>
+              <w:right w:val="single" w:color="AAAAAA" w:sz="1"/>
+            </w:tcBorders>
+            <w:shd w:fill="003366" w:val="clear"/>
+            <w:tcMar>
+              <w:top w:type="dxa" w:w="60"/>
+              <w:left w:type="dxa" w:w="100"/>
+              <w:bottom w:type="dxa" w:w="60"/>
+              <w:right w:type="dxa" w:w="100"/>
+            </w:tcMar>
+            <w:vAlign w:val="center"/>
+          </w:tcPr>
+          <w:p>
+            <w:pPr>
+              <w:jc w:val="center"/>
+            </w:pPr>
+            <w:r>
+              <w:rPr>
+                <w:rFonts w:ascii="Calibri" w:cs="Calibri" w:eastAsia="Calibri" w:hAnsi="Calibri"/>
+                <w:b/>
+                <w:bCs/>
+                <w:color w:val="FFFFFF"/>
+                <w:sz w:val="20"/>
+                <w:szCs w:val="20"/>
+              </w:rPr>
+              <w:t xml:space="preserve">Status</w:t>
+            </w:r>
+          </w:p>
+        </w:tc>
+      </w:tr>
+      <w:tr>
+        <w:tc>
+          <w:tcPr>
+            <w:tcW w:type="dxa" w:w="400"/>
+            <w:tcBorders>
+              <w:top w:val="single" w:color="AAAAAA" w:sz="1"/>
+              <w:left w:val="single" w:color="AAAAAA" w:sz="1"/>
+              <w:bottom w:val="single" w:color="AAAAAA" w:sz="1"/>
+              <w:right w:val="single" w:color="AAAAAA" w:sz="1"/>
+            </w:tcBorders>
+            <w:shd w:fill="F2F7FB" w:val="clear"/>
+            <w:tcMar>
+              <w:top w:type="dxa" w:w="60"/>
+              <w:left w:type="dxa" w:w="100"/>
+              <w:bottom w:type="dxa" w:w="60"/>
+              <w:right w:type="dxa" w:w="100"/>
+            </w:tcMar>
+            <w:vAlign w:val="center"/>
+          </w:tcPr>
+          <w:p>
+            <w:pPr>
+              <w:jc w:val="left"/>
+            </w:pPr>
+            <w:r>
+              <w:rPr>
+                <w:rFonts w:ascii="Calibri" w:cs="Calibri" w:eastAsia="Calibri" w:hAnsi="Calibri"/>
+                <w:b w:val="false"/>
+                <w:bCs w:val="false"/>
+                <w:sz w:val="20"/>
+                <w:szCs w:val="20"/>
+              </w:rPr>
+              <w:t xml:space="preserve">1</w:t>
+            </w:r>
+          </w:p>
+        </w:tc>
+        <w:tc>
+          <w:tcPr>
+            <w:tcW w:type="dxa" w:w="3200"/>
+            <w:tcBorders>
+              <w:top w:val="single" w:color="AAAAAA" w:sz="1"/>
+              <w:left w:val="single" w:color="AAAAAA" w:sz="1"/>
+              <w:bottom w:val="single" w:color="AAAAAA" w:sz="1"/>
+              <w:right w:val="single" w:color="AAAAAA" w:sz="1"/>
+            </w:tcBorders>
+            <w:shd w:fill="F2F7FB" w:val="clear"/>
+            <w:tcMar>
+              <w:top w:type="dxa" w:w="60"/>
+              <w:left w:type="dxa" w:w="100"/>
+              <w:bottom w:type="dxa" w:w="60"/>
+              <w:right w:type="dxa" w:w="100"/>
+            </w:tcMar>
+            <w:vAlign w:val="center"/>
+          </w:tcPr>
+          <w:p>
+            <w:pPr>
+              <w:jc w:val="left"/>
+            </w:pPr>
+            <w:r>
+              <w:rPr>
+                <w:rFonts w:ascii="Calibri" w:cs="Calibri" w:eastAsia="Calibri" w:hAnsi="Calibri"/>
+                <w:b w:val="false"/>
+                <w:bCs w:val="false"/>
+                <w:sz w:val="20"/>
+                <w:szCs w:val="20"/>
+              </w:rPr>
+              <w:t xml:space="preserve">test_no_modify_during_passive_phase</w:t>
+            </w:r>
+          </w:p>
+        </w:tc>
+        <w:tc>
+          <w:tcPr>
+            <w:tcW w:type="dxa" w:w="4560"/>
+            <w:tcBorders>
+              <w:top w:val="single" w:color="AAAAAA" w:sz="1"/>
+              <w:left w:val="single" w:color="AAAAAA" w:sz="1"/>
+              <w:bottom w:val="single" w:color="AAAAAA" w:sz="1"/>
+              <w:right w:val="single" w:color="AAAAAA" w:sz="1"/>
+            </w:tcBorders>
+            <w:shd w:fill="F2F7FB" w:val="clear"/>
+            <w:tcMar>
+              <w:top w:type="dxa" w:w="60"/>
+              <w:left w:type="dxa" w:w="100"/>
+              <w:bottom w:type="dxa" w:w="60"/>
+              <w:right w:type="dxa" w:w="100"/>
+            </w:tcMar>
+            <w:vAlign w:val="center"/>
+          </w:tcPr>
+          <w:p>
+            <w:pPr>
+              <w:jc w:val="left"/>
+            </w:pPr>
+            <w:r>
+              <w:rPr>
+                <w:rFonts w:ascii="Calibri" w:cs="Calibri" w:eastAsia="Calibri" w:hAnsi="Calibri"/>
+                <w:b w:val="false"/>
+                <w:bCs w:val="false"/>
+                <w:sz w:val="20"/>
+                <w:szCs w:val="20"/>
+              </w:rPr>
+              <w:t xml:space="preserve">BUY with poll_interval=10s, max_chase=20s. Mock order_history: OPEN x2 then COMPLETE at 72450. Order fills during passive wait window. Asserts session.modify_order NOT called. No chase widening occurs while within initial poll_interval.</w:t>
+            </w:r>
+          </w:p>
+        </w:tc>
+        <w:tc>
+          <w:tcPr>
+            <w:tcW w:type="dxa" w:w="1200"/>
+            <w:tcBorders>
+              <w:top w:val="single" w:color="AAAAAA" w:sz="1"/>
+              <w:left w:val="single" w:color="AAAAAA" w:sz="1"/>
+              <w:bottom w:val="single" w:color="AAAAAA" w:sz="1"/>
+              <w:right w:val="single" w:color="AAAAAA" w:sz="1"/>
+            </w:tcBorders>
+            <w:shd w:fill="F2F7FB" w:val="clear"/>
+            <w:tcMar>
+              <w:top w:type="dxa" w:w="60"/>
+              <w:left w:type="dxa" w:w="100"/>
+              <w:bottom w:type="dxa" w:w="60"/>
+              <w:right w:type="dxa" w:w="100"/>
+            </w:tcMar>
+            <w:vAlign w:val="center"/>
+          </w:tcPr>
+          <w:p>
+            <w:pPr>
+              <w:jc w:val="center"/>
+            </w:pPr>
+            <w:r>
+              <w:rPr>
+                <w:rFonts w:ascii="Calibri" w:cs="Calibri" w:eastAsia="Calibri" w:hAnsi="Calibri"/>
+                <w:b/>
+                <w:bCs/>
+                <w:color w:val="2E7D32"/>
+                <w:sz w:val="20"/>
+                <w:szCs w:val="20"/>
+              </w:rPr>
+              <w:t xml:space="preserve">PASS</w:t>
+            </w:r>
+          </w:p>
+        </w:tc>
+      </w:tr>
+      <w:tr>
+        <w:tc>
+          <w:tcPr>
+            <w:tcW w:type="dxa" w:w="400"/>
+            <w:tcBorders>
+              <w:top w:val="single" w:color="AAAAAA" w:sz="1"/>
+              <w:left w:val="single" w:color="AAAAAA" w:sz="1"/>
+              <w:bottom w:val="single" w:color="AAAAAA" w:sz="1"/>
+              <w:right w:val="single" w:color="AAAAAA" w:sz="1"/>
+            </w:tcBorders>
+            <w:tcMar>
+              <w:top w:type="dxa" w:w="60"/>
+              <w:left w:type="dxa" w:w="100"/>
+              <w:bottom w:type="dxa" w:w="60"/>
+              <w:right w:type="dxa" w:w="100"/>
+            </w:tcMar>
+            <w:vAlign w:val="center"/>
+          </w:tcPr>
+          <w:p>
+            <w:pPr>
+              <w:jc w:val="left"/>
+            </w:pPr>
+            <w:r>
+              <w:rPr>
+                <w:rFonts w:ascii="Calibri" w:cs="Calibri" w:eastAsia="Calibri" w:hAnsi="Calibri"/>
+                <w:b w:val="false"/>
+                <w:bCs w:val="false"/>
+                <w:sz w:val="20"/>
+                <w:szCs w:val="20"/>
+              </w:rPr>
+              <w:t xml:space="preserve">2</w:t>
+            </w:r>
+          </w:p>
+        </w:tc>
+        <w:tc>
+          <w:tcPr>
+            <w:tcW w:type="dxa" w:w="3200"/>
+            <w:tcBorders>
+              <w:top w:val="single" w:color="AAAAAA" w:sz="1"/>
+              <w:left w:val="single" w:color="AAAAAA" w:sz="1"/>
+              <w:bottom w:val="single" w:color="AAAAAA" w:sz="1"/>
+              <w:right w:val="single" w:color="AAAAAA" w:sz="1"/>
+            </w:tcBorders>
+            <w:tcMar>
+              <w:top w:type="dxa" w:w="60"/>
+              <w:left w:type="dxa" w:w="100"/>
+              <w:bottom w:type="dxa" w:w="60"/>
+              <w:right w:type="dxa" w:w="100"/>
+            </w:tcMar>
+            <w:vAlign w:val="center"/>
+          </w:tcPr>
+          <w:p>
+            <w:pPr>
+              <w:jc w:val="left"/>
+            </w:pPr>
+            <w:r>
+              <w:rPr>
+                <w:rFonts w:ascii="Calibri" w:cs="Calibri" w:eastAsia="Calibri" w:hAnsi="Calibri"/>
+                <w:b w:val="false"/>
+                <w:bCs w:val="false"/>
+                <w:sz w:val="20"/>
+                <w:szCs w:val="20"/>
+              </w:rPr>
+              <w:t xml:space="preserve">test_widening_starts_after_passive_phase</w:t>
+            </w:r>
+          </w:p>
+        </w:tc>
+        <w:tc>
+          <w:tcPr>
+            <w:tcW w:type="dxa" w:w="4560"/>
+            <w:tcBorders>
+              <w:top w:val="single" w:color="AAAAAA" w:sz="1"/>
+              <w:left w:val="single" w:color="AAAAAA" w:sz="1"/>
+              <w:bottom w:val="single" w:color="AAAAAA" w:sz="1"/>
+              <w:right w:val="single" w:color="AAAAAA" w:sz="1"/>
+            </w:tcBorders>
+            <w:tcMar>
+              <w:top w:type="dxa" w:w="60"/>
+              <w:left w:type="dxa" w:w="100"/>
+              <w:bottom w:type="dxa" w:w="60"/>
+              <w:right w:type="dxa" w:w="100"/>
+            </w:tcMar>
+            <w:vAlign w:val="center"/>
+          </w:tcPr>
+          <w:p>
+            <w:pPr>
+              <w:jc w:val="left"/>
+            </w:pPr>
+            <w:r>
+              <w:rPr>
+                <w:rFonts w:ascii="Calibri" w:cs="Calibri" w:eastAsia="Calibri" w:hAnsi="Calibri"/>
+                <w:b w:val="false"/>
+                <w:bCs w:val="false"/>
+                <w:sz w:val="20"/>
+                <w:szCs w:val="20"/>
+              </w:rPr>
+              <w:t xml:space="preserve">BUY with poll_interval=0.5s, max_chase=5s. Mock time progresses past poll_interval threshold. Mock order_history: OPEN x2 (one in passive, one after) then COMPLETE at 72452. Asserts session.modify_order called &gt;= 1 time. Chase widening begins once elapsed &gt; poll_interval.</w:t>
+            </w:r>
+          </w:p>
+        </w:tc>
+        <w:tc>
+          <w:tcPr>
+            <w:tcW w:type="dxa" w:w="1200"/>
+            <w:tcBorders>
+              <w:top w:val="single" w:color="AAAAAA" w:sz="1"/>
+              <w:left w:val="single" w:color="AAAAAA" w:sz="1"/>
+              <w:bottom w:val="single" w:color="AAAAAA" w:sz="1"/>
+              <w:right w:val="single" w:color="AAAAAA" w:sz="1"/>
+            </w:tcBorders>
+            <w:tcMar>
+              <w:top w:type="dxa" w:w="60"/>
+              <w:left w:type="dxa" w:w="100"/>
+              <w:bottom w:type="dxa" w:w="60"/>
+              <w:right w:type="dxa" w:w="100"/>
+            </w:tcMar>
+            <w:vAlign w:val="center"/>
+          </w:tcPr>
+          <w:p>
+            <w:pPr>
+              <w:jc w:val="center"/>
+            </w:pPr>
+            <w:r>
+              <w:rPr>
+                <w:rFonts w:ascii="Calibri" w:cs="Calibri" w:eastAsia="Calibri" w:hAnsi="Calibri"/>
+                <w:b/>
+                <w:bCs/>
+                <w:color w:val="2E7D32"/>
+                <w:sz w:val="20"/>
+                <w:szCs w:val="20"/>
+              </w:rPr>
+              <w:t xml:space="preserve">PASS</w:t>
+            </w:r>
+          </w:p>
+        </w:tc>
+      </w:tr>
+    </w:tbl>
+    <w:p>
+      <w:pPr>
+        <w:spacing w:after="80"/>
+      </w:pPr>
+    </w:p>
+    <w:p>
+      <w:pPr>
+        <w:pStyle w:val="Heading2"/>
+        <w:spacing w:after="160" w:before="280"/>
+      </w:pPr>
+      <w:r>
+        <w:rPr>
+          <w:rFonts w:ascii="Calibri" w:cs="Calibri" w:eastAsia="Calibri" w:hAnsi="Calibri"/>
+          <w:b/>
+          <w:bCs/>
+          <w:color w:val="4F81BD"/>
+          <w:sz w:val="28"/>
+          <w:szCs w:val="28"/>
+        </w:rPr>
         <w:t xml:space="preserve">TestEntryExitTiming</w:t>
       </w:r>
     </w:p>
@@ -20672,6 +22609,145 @@
           </w:p>
         </w:tc>
       </w:tr>
+      <w:tr>
+        <w:tc>
+          <w:tcPr>
+            <w:tcW w:type="dxa" w:w="400"/>
+            <w:tcBorders>
+              <w:top w:val="single" w:color="AAAAAA" w:sz="1"/>
+              <w:left w:val="single" w:color="AAAAAA" w:sz="1"/>
+              <w:bottom w:val="single" w:color="AAAAAA" w:sz="1"/>
+              <w:right w:val="single" w:color="AAAAAA" w:sz="1"/>
+            </w:tcBorders>
+            <w:shd w:fill="F2F7FB" w:val="clear"/>
+            <w:tcMar>
+              <w:top w:type="dxa" w:w="60"/>
+              <w:left w:type="dxa" w:w="100"/>
+              <w:bottom w:type="dxa" w:w="60"/>
+              <w:right w:type="dxa" w:w="100"/>
+            </w:tcMar>
+            <w:vAlign w:val="center"/>
+          </w:tcPr>
+          <w:p>
+            <w:pPr>
+              <w:jc w:val="left"/>
+            </w:pPr>
+            <w:r>
+              <w:rPr>
+                <w:rFonts w:ascii="Calibri" w:cs="Calibri" w:eastAsia="Calibri" w:hAnsi="Calibri"/>
+                <w:b w:val="false"/>
+                <w:bCs w:val="false"/>
+                <w:sz w:val="20"/>
+                <w:szCs w:val="20"/>
+              </w:rPr>
+              <w:t xml:space="preserve">3</w:t>
+            </w:r>
+          </w:p>
+        </w:tc>
+        <w:tc>
+          <w:tcPr>
+            <w:tcW w:type="dxa" w:w="3200"/>
+            <w:tcBorders>
+              <w:top w:val="single" w:color="AAAAAA" w:sz="1"/>
+              <w:left w:val="single" w:color="AAAAAA" w:sz="1"/>
+              <w:bottom w:val="single" w:color="AAAAAA" w:sz="1"/>
+              <w:right w:val="single" w:color="AAAAAA" w:sz="1"/>
+            </w:tcBorders>
+            <w:shd w:fill="F2F7FB" w:val="clear"/>
+            <w:tcMar>
+              <w:top w:type="dxa" w:w="60"/>
+              <w:left w:type="dxa" w:w="100"/>
+              <w:bottom w:type="dxa" w:w="60"/>
+              <w:right w:type="dxa" w:w="100"/>
+            </w:tcMar>
+            <w:vAlign w:val="center"/>
+          </w:tcPr>
+          <w:p>
+            <w:pPr>
+              <w:jc w:val="left"/>
+            </w:pPr>
+            <w:r>
+              <w:rPr>
+                <w:rFonts w:ascii="Calibri" w:cs="Calibri" w:eastAsia="Calibri" w:hAnsi="Calibri"/>
+                <w:b w:val="false"/>
+                <w:bCs w:val="false"/>
+                <w:sz w:val="20"/>
+                <w:szCs w:val="20"/>
+              </w:rPr>
+              <w:t xml:space="preserve">test_send_order_email_renders_html_without_format_error</w:t>
+            </w:r>
+          </w:p>
+        </w:tc>
+        <w:tc>
+          <w:tcPr>
+            <w:tcW w:type="dxa" w:w="4560"/>
+            <w:tcBorders>
+              <w:top w:val="single" w:color="AAAAAA" w:sz="1"/>
+              <w:left w:val="single" w:color="AAAAAA" w:sz="1"/>
+              <w:bottom w:val="single" w:color="AAAAAA" w:sz="1"/>
+              <w:right w:val="single" w:color="AAAAAA" w:sz="1"/>
+            </w:tcBorders>
+            <w:shd w:fill="F2F7FB" w:val="clear"/>
+            <w:tcMar>
+              <w:top w:type="dxa" w:w="60"/>
+              <w:left w:type="dxa" w:w="100"/>
+              <w:bottom w:type="dxa" w:w="60"/>
+              <w:right w:type="dxa" w:w="100"/>
+            </w:tcMar>
+            <w:vAlign w:val="center"/>
+          </w:tcPr>
+          <w:p>
+            <w:pPr>
+              <w:jc w:val="left"/>
+            </w:pPr>
+            <w:r>
+              <w:rPr>
+                <w:rFonts w:ascii="Calibri" w:cs="Calibri" w:eastAsia="Calibri" w:hAnsi="Calibri"/>
+                <w:b w:val="false"/>
+                <w:bCs w:val="false"/>
+                <w:sz w:val="20"/>
+                <w:szCs w:val="20"/>
+              </w:rPr>
+              <w:t xml:space="preserve">Directly calls _SendOrderEmail with SILVERMIC fill_info: fill_price=224465, slippage=102, mode='A', spread_level='normal', range_level='high'. Mocks smtplib.SMTP_SSL. Asserts login called with test credentials, send_message called once. Verifies HTML payload contains '+102.00' slippage, 'vs LTP 224363.0', gradient background styles, and fill price in 24px bold. No format string KeyError.</w:t>
+            </w:r>
+          </w:p>
+        </w:tc>
+        <w:tc>
+          <w:tcPr>
+            <w:tcW w:type="dxa" w:w="1200"/>
+            <w:tcBorders>
+              <w:top w:val="single" w:color="AAAAAA" w:sz="1"/>
+              <w:left w:val="single" w:color="AAAAAA" w:sz="1"/>
+              <w:bottom w:val="single" w:color="AAAAAA" w:sz="1"/>
+              <w:right w:val="single" w:color="AAAAAA" w:sz="1"/>
+            </w:tcBorders>
+            <w:shd w:fill="F2F7FB" w:val="clear"/>
+            <w:tcMar>
+              <w:top w:type="dxa" w:w="60"/>
+              <w:left w:type="dxa" w:w="100"/>
+              <w:bottom w:type="dxa" w:w="60"/>
+              <w:right w:type="dxa" w:w="100"/>
+            </w:tcMar>
+            <w:vAlign w:val="center"/>
+          </w:tcPr>
+          <w:p>
+            <w:pPr>
+              <w:jc w:val="center"/>
+            </w:pPr>
+            <w:r>
+              <w:rPr>
+                <w:rFonts w:ascii="Calibri" w:cs="Calibri" w:eastAsia="Calibri" w:hAnsi="Calibri"/>
+                <w:b/>
+                <w:bCs/>
+                <w:color w:val="2E7D32"/>
+                <w:sz w:val="20"/>
+                <w:szCs w:val="20"/>
+              </w:rPr>
+              <w:t xml:space="preserve">PASS</w:t>
+            </w:r>
+          </w:p>
+        </w:tc>
+      </w:tr>
     </w:tbl>
     <w:p>
       <w:pPr>
@@ -26628,6 +28704,4121 @@
                 <w:szCs w:val="20"/>
               </w:rPr>
               <w:t xml:space="preserve">LTP=72450, fill at average_price=72455. FillInfo: slippage=72455-72450=+5.0 (adverse for BUY), initial_ltp=72450, fill_price=72455. Positive slippage = paid more than LTP. For SELL, negative slippage = sold above LTP (favorable).</w:t>
+            </w:r>
+          </w:p>
+        </w:tc>
+        <w:tc>
+          <w:tcPr>
+            <w:tcW w:type="dxa" w:w="1200"/>
+            <w:tcBorders>
+              <w:top w:val="single" w:color="AAAAAA" w:sz="1"/>
+              <w:left w:val="single" w:color="AAAAAA" w:sz="1"/>
+              <w:bottom w:val="single" w:color="AAAAAA" w:sz="1"/>
+              <w:right w:val="single" w:color="AAAAAA" w:sz="1"/>
+            </w:tcBorders>
+            <w:shd w:fill="F2F7FB" w:val="clear"/>
+            <w:tcMar>
+              <w:top w:type="dxa" w:w="60"/>
+              <w:left w:type="dxa" w:w="100"/>
+              <w:bottom w:type="dxa" w:w="60"/>
+              <w:right w:type="dxa" w:w="100"/>
+            </w:tcMar>
+            <w:vAlign w:val="center"/>
+          </w:tcPr>
+          <w:p>
+            <w:pPr>
+              <w:jc w:val="center"/>
+            </w:pPr>
+            <w:r>
+              <w:rPr>
+                <w:rFonts w:ascii="Calibri" w:cs="Calibri" w:eastAsia="Calibri" w:hAnsi="Calibri"/>
+                <w:b/>
+                <w:bCs/>
+                <w:color w:val="2E7D32"/>
+                <w:sz w:val="20"/>
+                <w:szCs w:val="20"/>
+              </w:rPr>
+              <w:t xml:space="preserve">PASS</w:t>
+            </w:r>
+          </w:p>
+        </w:tc>
+      </w:tr>
+    </w:tbl>
+    <w:p>
+      <w:pPr>
+        <w:spacing w:after="80"/>
+      </w:pPr>
+    </w:p>
+    <w:p>
+      <w:pPr>
+        <w:pStyle w:val="Heading2"/>
+        <w:spacing w:after="160" w:before="280"/>
+      </w:pPr>
+      <w:r>
+        <w:rPr>
+          <w:rFonts w:ascii="Calibri" w:cs="Calibri" w:eastAsia="Calibri" w:hAnsi="Calibri"/>
+          <w:b/>
+          <w:bCs/>
+          <w:color w:val="4F81BD"/>
+          <w:sz w:val="28"/>
+          <w:szCs w:val="28"/>
+        </w:rPr>
+        <w:t xml:space="preserve">TestExecutionModeOverride</w:t>
+      </w:r>
+    </w:p>
+    <w:tbl>
+      <w:tblPr>
+        <w:tblW w:type="dxa" w:w="9360"/>
+        <w:tblBorders>
+          <w:top w:val="single" w:color="auto" w:sz="4"/>
+          <w:left w:val="single" w:color="auto" w:sz="4"/>
+          <w:bottom w:val="single" w:color="auto" w:sz="4"/>
+          <w:right w:val="single" w:color="auto" w:sz="4"/>
+          <w:insideH w:val="single" w:color="auto" w:sz="4"/>
+          <w:insideV w:val="single" w:color="auto" w:sz="4"/>
+        </w:tblBorders>
+      </w:tblPr>
+      <w:tblGrid>
+        <w:gridCol w:w="400"/>
+        <w:gridCol w:w="3200"/>
+        <w:gridCol w:w="4560"/>
+        <w:gridCol w:w="1200"/>
+      </w:tblGrid>
+      <w:tr>
+        <w:tc>
+          <w:tcPr>
+            <w:tcW w:type="dxa" w:w="400"/>
+            <w:tcBorders>
+              <w:top w:val="single" w:color="AAAAAA" w:sz="1"/>
+              <w:left w:val="single" w:color="AAAAAA" w:sz="1"/>
+              <w:bottom w:val="single" w:color="AAAAAA" w:sz="1"/>
+              <w:right w:val="single" w:color="AAAAAA" w:sz="1"/>
+            </w:tcBorders>
+            <w:shd w:fill="003366" w:val="clear"/>
+            <w:tcMar>
+              <w:top w:type="dxa" w:w="60"/>
+              <w:left w:type="dxa" w:w="100"/>
+              <w:bottom w:type="dxa" w:w="60"/>
+              <w:right w:type="dxa" w:w="100"/>
+            </w:tcMar>
+            <w:vAlign w:val="center"/>
+          </w:tcPr>
+          <w:p>
+            <w:pPr>
+              <w:jc w:val="center"/>
+            </w:pPr>
+            <w:r>
+              <w:rPr>
+                <w:rFonts w:ascii="Calibri" w:cs="Calibri" w:eastAsia="Calibri" w:hAnsi="Calibri"/>
+                <w:b/>
+                <w:bCs/>
+                <w:color w:val="FFFFFF"/>
+                <w:sz w:val="20"/>
+                <w:szCs w:val="20"/>
+              </w:rPr>
+              <w:t xml:space="preserve">#</w:t>
+            </w:r>
+          </w:p>
+        </w:tc>
+        <w:tc>
+          <w:tcPr>
+            <w:tcW w:type="dxa" w:w="3200"/>
+            <w:tcBorders>
+              <w:top w:val="single" w:color="AAAAAA" w:sz="1"/>
+              <w:left w:val="single" w:color="AAAAAA" w:sz="1"/>
+              <w:bottom w:val="single" w:color="AAAAAA" w:sz="1"/>
+              <w:right w:val="single" w:color="AAAAAA" w:sz="1"/>
+            </w:tcBorders>
+            <w:shd w:fill="003366" w:val="clear"/>
+            <w:tcMar>
+              <w:top w:type="dxa" w:w="60"/>
+              <w:left w:type="dxa" w:w="100"/>
+              <w:bottom w:type="dxa" w:w="60"/>
+              <w:right w:type="dxa" w:w="100"/>
+            </w:tcMar>
+            <w:vAlign w:val="center"/>
+          </w:tcPr>
+          <w:p>
+            <w:pPr>
+              <w:jc w:val="center"/>
+            </w:pPr>
+            <w:r>
+              <w:rPr>
+                <w:rFonts w:ascii="Calibri" w:cs="Calibri" w:eastAsia="Calibri" w:hAnsi="Calibri"/>
+                <w:b/>
+                <w:bCs/>
+                <w:color w:val="FFFFFF"/>
+                <w:sz w:val="20"/>
+                <w:szCs w:val="20"/>
+              </w:rPr>
+              <w:t xml:space="preserve">Test Method</w:t>
+            </w:r>
+          </w:p>
+        </w:tc>
+        <w:tc>
+          <w:tcPr>
+            <w:tcW w:type="dxa" w:w="4560"/>
+            <w:tcBorders>
+              <w:top w:val="single" w:color="AAAAAA" w:sz="1"/>
+              <w:left w:val="single" w:color="AAAAAA" w:sz="1"/>
+              <w:bottom w:val="single" w:color="AAAAAA" w:sz="1"/>
+              <w:right w:val="single" w:color="AAAAAA" w:sz="1"/>
+            </w:tcBorders>
+            <w:shd w:fill="003366" w:val="clear"/>
+            <w:tcMar>
+              <w:top w:type="dxa" w:w="60"/>
+              <w:left w:type="dxa" w:w="100"/>
+              <w:bottom w:type="dxa" w:w="60"/>
+              <w:right w:type="dxa" w:w="100"/>
+            </w:tcMar>
+            <w:vAlign w:val="center"/>
+          </w:tcPr>
+          <w:p>
+            <w:pPr>
+              <w:jc w:val="center"/>
+            </w:pPr>
+            <w:r>
+              <w:rPr>
+                <w:rFonts w:ascii="Calibri" w:cs="Calibri" w:eastAsia="Calibri" w:hAnsi="Calibri"/>
+                <w:b/>
+                <w:bCs/>
+                <w:color w:val="FFFFFF"/>
+                <w:sz w:val="20"/>
+                <w:szCs w:val="20"/>
+              </w:rPr>
+              <w:t xml:space="preserve">Description</w:t>
+            </w:r>
+          </w:p>
+        </w:tc>
+        <w:tc>
+          <w:tcPr>
+            <w:tcW w:type="dxa" w:w="1200"/>
+            <w:tcBorders>
+              <w:top w:val="single" w:color="AAAAAA" w:sz="1"/>
+              <w:left w:val="single" w:color="AAAAAA" w:sz="1"/>
+              <w:bottom w:val="single" w:color="AAAAAA" w:sz="1"/>
+              <w:right w:val="single" w:color="AAAAAA" w:sz="1"/>
+            </w:tcBorders>
+            <w:shd w:fill="003366" w:val="clear"/>
+            <w:tcMar>
+              <w:top w:type="dxa" w:w="60"/>
+              <w:left w:type="dxa" w:w="100"/>
+              <w:bottom w:type="dxa" w:w="60"/>
+              <w:right w:type="dxa" w:w="100"/>
+            </w:tcMar>
+            <w:vAlign w:val="center"/>
+          </w:tcPr>
+          <w:p>
+            <w:pPr>
+              <w:jc w:val="center"/>
+            </w:pPr>
+            <w:r>
+              <w:rPr>
+                <w:rFonts w:ascii="Calibri" w:cs="Calibri" w:eastAsia="Calibri" w:hAnsi="Calibri"/>
+                <w:b/>
+                <w:bCs/>
+                <w:color w:val="FFFFFF"/>
+                <w:sz w:val="20"/>
+                <w:szCs w:val="20"/>
+              </w:rPr>
+              <w:t xml:space="preserve">Status</w:t>
+            </w:r>
+          </w:p>
+        </w:tc>
+      </w:tr>
+      <w:tr>
+        <w:tc>
+          <w:tcPr>
+            <w:tcW w:type="dxa" w:w="400"/>
+            <w:tcBorders>
+              <w:top w:val="single" w:color="AAAAAA" w:sz="1"/>
+              <w:left w:val="single" w:color="AAAAAA" w:sz="1"/>
+              <w:bottom w:val="single" w:color="AAAAAA" w:sz="1"/>
+              <w:right w:val="single" w:color="AAAAAA" w:sz="1"/>
+            </w:tcBorders>
+            <w:shd w:fill="F2F7FB" w:val="clear"/>
+            <w:tcMar>
+              <w:top w:type="dxa" w:w="60"/>
+              <w:left w:type="dxa" w:w="100"/>
+              <w:bottom w:type="dxa" w:w="60"/>
+              <w:right w:type="dxa" w:w="100"/>
+            </w:tcMar>
+            <w:vAlign w:val="center"/>
+          </w:tcPr>
+          <w:p>
+            <w:pPr>
+              <w:jc w:val="left"/>
+            </w:pPr>
+            <w:r>
+              <w:rPr>
+                <w:rFonts w:ascii="Calibri" w:cs="Calibri" w:eastAsia="Calibri" w:hAnsi="Calibri"/>
+                <w:b w:val="false"/>
+                <w:bCs w:val="false"/>
+                <w:sz w:val="20"/>
+                <w:szCs w:val="20"/>
+              </w:rPr>
+              <w:t xml:space="preserve">1</w:t>
+            </w:r>
+          </w:p>
+        </w:tc>
+        <w:tc>
+          <w:tcPr>
+            <w:tcW w:type="dxa" w:w="3200"/>
+            <w:tcBorders>
+              <w:top w:val="single" w:color="AAAAAA" w:sz="1"/>
+              <w:left w:val="single" w:color="AAAAAA" w:sz="1"/>
+              <w:bottom w:val="single" w:color="AAAAAA" w:sz="1"/>
+              <w:right w:val="single" w:color="AAAAAA" w:sz="1"/>
+            </w:tcBorders>
+            <w:shd w:fill="F2F7FB" w:val="clear"/>
+            <w:tcMar>
+              <w:top w:type="dxa" w:w="60"/>
+              <w:left w:type="dxa" w:w="100"/>
+              <w:bottom w:type="dxa" w:w="60"/>
+              <w:right w:type="dxa" w:w="100"/>
+            </w:tcMar>
+            <w:vAlign w:val="center"/>
+          </w:tcPr>
+          <w:p>
+            <w:pPr>
+              <w:jc w:val="left"/>
+            </w:pPr>
+            <w:r>
+              <w:rPr>
+                <w:rFonts w:ascii="Calibri" w:cs="Calibri" w:eastAsia="Calibri" w:hAnsi="Calibri"/>
+                <w:b w:val="false"/>
+                <w:bCs w:val="false"/>
+                <w:sz w:val="20"/>
+                <w:szCs w:val="20"/>
+              </w:rPr>
+              <w:t xml:space="preserve">test_mode_override_forces_mode_d</w:t>
+            </w:r>
+          </w:p>
+        </w:tc>
+        <w:tc>
+          <w:tcPr>
+            <w:tcW w:type="dxa" w:w="4560"/>
+            <w:tcBorders>
+              <w:top w:val="single" w:color="AAAAAA" w:sz="1"/>
+              <w:left w:val="single" w:color="AAAAAA" w:sz="1"/>
+              <w:bottom w:val="single" w:color="AAAAAA" w:sz="1"/>
+              <w:right w:val="single" w:color="AAAAAA" w:sz="1"/>
+            </w:tcBorders>
+            <w:shd w:fill="F2F7FB" w:val="clear"/>
+            <w:tcMar>
+              <w:top w:type="dxa" w:w="60"/>
+              <w:left w:type="dxa" w:w="100"/>
+              <w:bottom w:type="dxa" w:w="60"/>
+              <w:right w:type="dxa" w:w="100"/>
+            </w:tcMar>
+            <w:vAlign w:val="center"/>
+          </w:tcPr>
+          <w:p>
+            <w:pPr>
+              <w:jc w:val="left"/>
+            </w:pPr>
+            <w:r>
+              <w:rPr>
+                <w:rFonts w:ascii="Calibri" w:cs="Calibri" w:eastAsia="Calibri" w:hAnsi="Calibri"/>
+                <w:b w:val="false"/>
+                <w:bCs w:val="false"/>
+                <w:sz w:val="20"/>
+                <w:szCs w:val="20"/>
+              </w:rPr>
+              <w:t xml:space="preserve">Config: execution_mode_override='D', tick=0.05. NFO SELL order, bid=150.10, ask=150.30. Mock COMPLETE at 150.20. Asserts execution_mode='D', limit_price=150.20 (mid-price floored to tick). Config override bypasses volatility matrix entirely.</w:t>
+            </w:r>
+          </w:p>
+        </w:tc>
+        <w:tc>
+          <w:tcPr>
+            <w:tcW w:type="dxa" w:w="1200"/>
+            <w:tcBorders>
+              <w:top w:val="single" w:color="AAAAAA" w:sz="1"/>
+              <w:left w:val="single" w:color="AAAAAA" w:sz="1"/>
+              <w:bottom w:val="single" w:color="AAAAAA" w:sz="1"/>
+              <w:right w:val="single" w:color="AAAAAA" w:sz="1"/>
+            </w:tcBorders>
+            <w:shd w:fill="F2F7FB" w:val="clear"/>
+            <w:tcMar>
+              <w:top w:type="dxa" w:w="60"/>
+              <w:left w:type="dxa" w:w="100"/>
+              <w:bottom w:type="dxa" w:w="60"/>
+              <w:right w:type="dxa" w:w="100"/>
+            </w:tcMar>
+            <w:vAlign w:val="center"/>
+          </w:tcPr>
+          <w:p>
+            <w:pPr>
+              <w:jc w:val="center"/>
+            </w:pPr>
+            <w:r>
+              <w:rPr>
+                <w:rFonts w:ascii="Calibri" w:cs="Calibri" w:eastAsia="Calibri" w:hAnsi="Calibri"/>
+                <w:b/>
+                <w:bCs/>
+                <w:color w:val="2E7D32"/>
+                <w:sz w:val="20"/>
+                <w:szCs w:val="20"/>
+              </w:rPr>
+              <w:t xml:space="preserve">PASS</w:t>
+            </w:r>
+          </w:p>
+        </w:tc>
+      </w:tr>
+      <w:tr>
+        <w:tc>
+          <w:tcPr>
+            <w:tcW w:type="dxa" w:w="400"/>
+            <w:tcBorders>
+              <w:top w:val="single" w:color="AAAAAA" w:sz="1"/>
+              <w:left w:val="single" w:color="AAAAAA" w:sz="1"/>
+              <w:bottom w:val="single" w:color="AAAAAA" w:sz="1"/>
+              <w:right w:val="single" w:color="AAAAAA" w:sz="1"/>
+            </w:tcBorders>
+            <w:tcMar>
+              <w:top w:type="dxa" w:w="60"/>
+              <w:left w:type="dxa" w:w="100"/>
+              <w:bottom w:type="dxa" w:w="60"/>
+              <w:right w:type="dxa" w:w="100"/>
+            </w:tcMar>
+            <w:vAlign w:val="center"/>
+          </w:tcPr>
+          <w:p>
+            <w:pPr>
+              <w:jc w:val="left"/>
+            </w:pPr>
+            <w:r>
+              <w:rPr>
+                <w:rFonts w:ascii="Calibri" w:cs="Calibri" w:eastAsia="Calibri" w:hAnsi="Calibri"/>
+                <w:b w:val="false"/>
+                <w:bCs w:val="false"/>
+                <w:sz w:val="20"/>
+                <w:szCs w:val="20"/>
+              </w:rPr>
+              <w:t xml:space="preserve">2</w:t>
+            </w:r>
+          </w:p>
+        </w:tc>
+        <w:tc>
+          <w:tcPr>
+            <w:tcW w:type="dxa" w:w="3200"/>
+            <w:tcBorders>
+              <w:top w:val="single" w:color="AAAAAA" w:sz="1"/>
+              <w:left w:val="single" w:color="AAAAAA" w:sz="1"/>
+              <w:bottom w:val="single" w:color="AAAAAA" w:sz="1"/>
+              <w:right w:val="single" w:color="AAAAAA" w:sz="1"/>
+            </w:tcBorders>
+            <w:tcMar>
+              <w:top w:type="dxa" w:w="60"/>
+              <w:left w:type="dxa" w:w="100"/>
+              <w:bottom w:type="dxa" w:w="60"/>
+              <w:right w:type="dxa" w:w="100"/>
+            </w:tcMar>
+            <w:vAlign w:val="center"/>
+          </w:tcPr>
+          <w:p>
+            <w:pPr>
+              <w:jc w:val="left"/>
+            </w:pPr>
+            <w:r>
+              <w:rPr>
+                <w:rFonts w:ascii="Calibri" w:cs="Calibri" w:eastAsia="Calibri" w:hAnsi="Calibri"/>
+                <w:b w:val="false"/>
+                <w:bCs w:val="false"/>
+                <w:sz w:val="20"/>
+                <w:szCs w:val="20"/>
+              </w:rPr>
+              <w:t xml:space="preserve">test_no_override_uses_volatility_assessment</w:t>
+            </w:r>
+          </w:p>
+        </w:tc>
+        <w:tc>
+          <w:tcPr>
+            <w:tcW w:type="dxa" w:w="4560"/>
+            <w:tcBorders>
+              <w:top w:val="single" w:color="AAAAAA" w:sz="1"/>
+              <w:left w:val="single" w:color="AAAAAA" w:sz="1"/>
+              <w:bottom w:val="single" w:color="AAAAAA" w:sz="1"/>
+              <w:right w:val="single" w:color="AAAAAA" w:sz="1"/>
+            </w:tcBorders>
+            <w:tcMar>
+              <w:top w:type="dxa" w:w="60"/>
+              <w:left w:type="dxa" w:w="100"/>
+              <w:bottom w:type="dxa" w:w="60"/>
+              <w:right w:type="dxa" w:w="100"/>
+            </w:tcMar>
+            <w:vAlign w:val="center"/>
+          </w:tcPr>
+          <w:p>
+            <w:pPr>
+              <w:jc w:val="left"/>
+            </w:pPr>
+            <w:r>
+              <w:rPr>
+                <w:rFonts w:ascii="Calibri" w:cs="Calibri" w:eastAsia="Calibri" w:hAnsi="Calibri"/>
+                <w:b w:val="false"/>
+                <w:bCs w:val="false"/>
+                <w:sz w:val="20"/>
+                <w:szCs w:val="20"/>
+              </w:rPr>
+              <w:t xml:space="preserve">Config: no execution_mode_override. Same NFO SELL setup with bid=150.10, ask=150.30. Mock COMPLETE at 150.15. Asserts execution_mode in ['A','B','C']. Without override, normal volatility assessment determines mode.</w:t>
+            </w:r>
+          </w:p>
+        </w:tc>
+        <w:tc>
+          <w:tcPr>
+            <w:tcW w:type="dxa" w:w="1200"/>
+            <w:tcBorders>
+              <w:top w:val="single" w:color="AAAAAA" w:sz="1"/>
+              <w:left w:val="single" w:color="AAAAAA" w:sz="1"/>
+              <w:bottom w:val="single" w:color="AAAAAA" w:sz="1"/>
+              <w:right w:val="single" w:color="AAAAAA" w:sz="1"/>
+            </w:tcBorders>
+            <w:tcMar>
+              <w:top w:type="dxa" w:w="60"/>
+              <w:left w:type="dxa" w:w="100"/>
+              <w:bottom w:type="dxa" w:w="60"/>
+              <w:right w:type="dxa" w:w="100"/>
+            </w:tcMar>
+            <w:vAlign w:val="center"/>
+          </w:tcPr>
+          <w:p>
+            <w:pPr>
+              <w:jc w:val="center"/>
+            </w:pPr>
+            <w:r>
+              <w:rPr>
+                <w:rFonts w:ascii="Calibri" w:cs="Calibri" w:eastAsia="Calibri" w:hAnsi="Calibri"/>
+                <w:b/>
+                <w:bCs/>
+                <w:color w:val="2E7D32"/>
+                <w:sz w:val="20"/>
+                <w:szCs w:val="20"/>
+              </w:rPr>
+              <w:t xml:space="preserve">PASS</w:t>
+            </w:r>
+          </w:p>
+        </w:tc>
+      </w:tr>
+    </w:tbl>
+    <w:p>
+      <w:pPr>
+        <w:spacing w:after="80"/>
+      </w:pPr>
+    </w:p>
+    <w:p>
+      <w:pPr>
+        <w:pStyle w:val="Heading2"/>
+        <w:spacing w:after="160" w:before="280"/>
+      </w:pPr>
+      <w:r>
+        <w:rPr>
+          <w:rFonts w:ascii="Calibri" w:cs="Calibri" w:eastAsia="Calibri" w:hAnsi="Calibri"/>
+          <w:b/>
+          <w:bCs/>
+          <w:color w:val="4F81BD"/>
+          <w:sz w:val="28"/>
+          <w:szCs w:val="28"/>
+        </w:rPr>
+        <w:t xml:space="preserve">TestAssessMomentum</w:t>
+      </w:r>
+    </w:p>
+    <w:tbl>
+      <w:tblPr>
+        <w:tblW w:type="dxa" w:w="9360"/>
+        <w:tblBorders>
+          <w:top w:val="single" w:color="auto" w:sz="4"/>
+          <w:left w:val="single" w:color="auto" w:sz="4"/>
+          <w:bottom w:val="single" w:color="auto" w:sz="4"/>
+          <w:right w:val="single" w:color="auto" w:sz="4"/>
+          <w:insideH w:val="single" w:color="auto" w:sz="4"/>
+          <w:insideV w:val="single" w:color="auto" w:sz="4"/>
+        </w:tblBorders>
+      </w:tblPr>
+      <w:tblGrid>
+        <w:gridCol w:w="400"/>
+        <w:gridCol w:w="3200"/>
+        <w:gridCol w:w="4560"/>
+        <w:gridCol w:w="1200"/>
+      </w:tblGrid>
+      <w:tr>
+        <w:tc>
+          <w:tcPr>
+            <w:tcW w:type="dxa" w:w="400"/>
+            <w:tcBorders>
+              <w:top w:val="single" w:color="AAAAAA" w:sz="1"/>
+              <w:left w:val="single" w:color="AAAAAA" w:sz="1"/>
+              <w:bottom w:val="single" w:color="AAAAAA" w:sz="1"/>
+              <w:right w:val="single" w:color="AAAAAA" w:sz="1"/>
+            </w:tcBorders>
+            <w:shd w:fill="003366" w:val="clear"/>
+            <w:tcMar>
+              <w:top w:type="dxa" w:w="60"/>
+              <w:left w:type="dxa" w:w="100"/>
+              <w:bottom w:type="dxa" w:w="60"/>
+              <w:right w:type="dxa" w:w="100"/>
+            </w:tcMar>
+            <w:vAlign w:val="center"/>
+          </w:tcPr>
+          <w:p>
+            <w:pPr>
+              <w:jc w:val="center"/>
+            </w:pPr>
+            <w:r>
+              <w:rPr>
+                <w:rFonts w:ascii="Calibri" w:cs="Calibri" w:eastAsia="Calibri" w:hAnsi="Calibri"/>
+                <w:b/>
+                <w:bCs/>
+                <w:color w:val="FFFFFF"/>
+                <w:sz w:val="20"/>
+                <w:szCs w:val="20"/>
+              </w:rPr>
+              <w:t xml:space="preserve">#</w:t>
+            </w:r>
+          </w:p>
+        </w:tc>
+        <w:tc>
+          <w:tcPr>
+            <w:tcW w:type="dxa" w:w="3200"/>
+            <w:tcBorders>
+              <w:top w:val="single" w:color="AAAAAA" w:sz="1"/>
+              <w:left w:val="single" w:color="AAAAAA" w:sz="1"/>
+              <w:bottom w:val="single" w:color="AAAAAA" w:sz="1"/>
+              <w:right w:val="single" w:color="AAAAAA" w:sz="1"/>
+            </w:tcBorders>
+            <w:shd w:fill="003366" w:val="clear"/>
+            <w:tcMar>
+              <w:top w:type="dxa" w:w="60"/>
+              <w:left w:type="dxa" w:w="100"/>
+              <w:bottom w:type="dxa" w:w="60"/>
+              <w:right w:type="dxa" w:w="100"/>
+            </w:tcMar>
+            <w:vAlign w:val="center"/>
+          </w:tcPr>
+          <w:p>
+            <w:pPr>
+              <w:jc w:val="center"/>
+            </w:pPr>
+            <w:r>
+              <w:rPr>
+                <w:rFonts w:ascii="Calibri" w:cs="Calibri" w:eastAsia="Calibri" w:hAnsi="Calibri"/>
+                <w:b/>
+                <w:bCs/>
+                <w:color w:val="FFFFFF"/>
+                <w:sz w:val="20"/>
+                <w:szCs w:val="20"/>
+              </w:rPr>
+              <w:t xml:space="preserve">Test Method</w:t>
+            </w:r>
+          </w:p>
+        </w:tc>
+        <w:tc>
+          <w:tcPr>
+            <w:tcW w:type="dxa" w:w="4560"/>
+            <w:tcBorders>
+              <w:top w:val="single" w:color="AAAAAA" w:sz="1"/>
+              <w:left w:val="single" w:color="AAAAAA" w:sz="1"/>
+              <w:bottom w:val="single" w:color="AAAAAA" w:sz="1"/>
+              <w:right w:val="single" w:color="AAAAAA" w:sz="1"/>
+            </w:tcBorders>
+            <w:shd w:fill="003366" w:val="clear"/>
+            <w:tcMar>
+              <w:top w:type="dxa" w:w="60"/>
+              <w:left w:type="dxa" w:w="100"/>
+              <w:bottom w:type="dxa" w:w="60"/>
+              <w:right w:type="dxa" w:w="100"/>
+            </w:tcMar>
+            <w:vAlign w:val="center"/>
+          </w:tcPr>
+          <w:p>
+            <w:pPr>
+              <w:jc w:val="center"/>
+            </w:pPr>
+            <w:r>
+              <w:rPr>
+                <w:rFonts w:ascii="Calibri" w:cs="Calibri" w:eastAsia="Calibri" w:hAnsi="Calibri"/>
+                <w:b/>
+                <w:bCs/>
+                <w:color w:val="FFFFFF"/>
+                <w:sz w:val="20"/>
+                <w:szCs w:val="20"/>
+              </w:rPr>
+              <w:t xml:space="preserve">Description</w:t>
+            </w:r>
+          </w:p>
+        </w:tc>
+        <w:tc>
+          <w:tcPr>
+            <w:tcW w:type="dxa" w:w="1200"/>
+            <w:tcBorders>
+              <w:top w:val="single" w:color="AAAAAA" w:sz="1"/>
+              <w:left w:val="single" w:color="AAAAAA" w:sz="1"/>
+              <w:bottom w:val="single" w:color="AAAAAA" w:sz="1"/>
+              <w:right w:val="single" w:color="AAAAAA" w:sz="1"/>
+            </w:tcBorders>
+            <w:shd w:fill="003366" w:val="clear"/>
+            <w:tcMar>
+              <w:top w:type="dxa" w:w="60"/>
+              <w:left w:type="dxa" w:w="100"/>
+              <w:bottom w:type="dxa" w:w="60"/>
+              <w:right w:type="dxa" w:w="100"/>
+            </w:tcMar>
+            <w:vAlign w:val="center"/>
+          </w:tcPr>
+          <w:p>
+            <w:pPr>
+              <w:jc w:val="center"/>
+            </w:pPr>
+            <w:r>
+              <w:rPr>
+                <w:rFonts w:ascii="Calibri" w:cs="Calibri" w:eastAsia="Calibri" w:hAnsi="Calibri"/>
+                <w:b/>
+                <w:bCs/>
+                <w:color w:val="FFFFFF"/>
+                <w:sz w:val="20"/>
+                <w:szCs w:val="20"/>
+              </w:rPr>
+              <w:t xml:space="preserve">Status</w:t>
+            </w:r>
+          </w:p>
+        </w:tc>
+      </w:tr>
+      <w:tr>
+        <w:tc>
+          <w:tcPr>
+            <w:tcW w:type="dxa" w:w="400"/>
+            <w:tcBorders>
+              <w:top w:val="single" w:color="AAAAAA" w:sz="1"/>
+              <w:left w:val="single" w:color="AAAAAA" w:sz="1"/>
+              <w:bottom w:val="single" w:color="AAAAAA" w:sz="1"/>
+              <w:right w:val="single" w:color="AAAAAA" w:sz="1"/>
+            </w:tcBorders>
+            <w:shd w:fill="F2F7FB" w:val="clear"/>
+            <w:tcMar>
+              <w:top w:type="dxa" w:w="60"/>
+              <w:left w:type="dxa" w:w="100"/>
+              <w:bottom w:type="dxa" w:w="60"/>
+              <w:right w:type="dxa" w:w="100"/>
+            </w:tcMar>
+            <w:vAlign w:val="center"/>
+          </w:tcPr>
+          <w:p>
+            <w:pPr>
+              <w:jc w:val="left"/>
+            </w:pPr>
+            <w:r>
+              <w:rPr>
+                <w:rFonts w:ascii="Calibri" w:cs="Calibri" w:eastAsia="Calibri" w:hAnsi="Calibri"/>
+                <w:b w:val="false"/>
+                <w:bCs w:val="false"/>
+                <w:sz w:val="20"/>
+                <w:szCs w:val="20"/>
+              </w:rPr>
+              <w:t xml:space="preserve">1</w:t>
+            </w:r>
+          </w:p>
+        </w:tc>
+        <w:tc>
+          <w:tcPr>
+            <w:tcW w:type="dxa" w:w="3200"/>
+            <w:tcBorders>
+              <w:top w:val="single" w:color="AAAAAA" w:sz="1"/>
+              <w:left w:val="single" w:color="AAAAAA" w:sz="1"/>
+              <w:bottom w:val="single" w:color="AAAAAA" w:sz="1"/>
+              <w:right w:val="single" w:color="AAAAAA" w:sz="1"/>
+            </w:tcBorders>
+            <w:shd w:fill="F2F7FB" w:val="clear"/>
+            <w:tcMar>
+              <w:top w:type="dxa" w:w="60"/>
+              <w:left w:type="dxa" w:w="100"/>
+              <w:bottom w:type="dxa" w:w="60"/>
+              <w:right w:type="dxa" w:w="100"/>
+            </w:tcMar>
+            <w:vAlign w:val="center"/>
+          </w:tcPr>
+          <w:p>
+            <w:pPr>
+              <w:jc w:val="left"/>
+            </w:pPr>
+            <w:r>
+              <w:rPr>
+                <w:rFonts w:ascii="Calibri" w:cs="Calibri" w:eastAsia="Calibri" w:hAnsi="Calibri"/>
+                <w:b w:val="false"/>
+                <w:bCs w:val="false"/>
+                <w:sz w:val="20"/>
+                <w:szCs w:val="20"/>
+              </w:rPr>
+              <w:t xml:space="preserve">test_calm_no_movement</w:t>
+            </w:r>
+          </w:p>
+        </w:tc>
+        <w:tc>
+          <w:tcPr>
+            <w:tcW w:type="dxa" w:w="4560"/>
+            <w:tcBorders>
+              <w:top w:val="single" w:color="AAAAAA" w:sz="1"/>
+              <w:left w:val="single" w:color="AAAAAA" w:sz="1"/>
+              <w:bottom w:val="single" w:color="AAAAAA" w:sz="1"/>
+              <w:right w:val="single" w:color="AAAAAA" w:sz="1"/>
+            </w:tcBorders>
+            <w:shd w:fill="F2F7FB" w:val="clear"/>
+            <w:tcMar>
+              <w:top w:type="dxa" w:w="60"/>
+              <w:left w:type="dxa" w:w="100"/>
+              <w:bottom w:type="dxa" w:w="60"/>
+              <w:right w:type="dxa" w:w="100"/>
+            </w:tcMar>
+            <w:vAlign w:val="center"/>
+          </w:tcPr>
+          <w:p>
+            <w:pPr>
+              <w:jc w:val="left"/>
+            </w:pPr>
+            <w:r>
+              <w:rPr>
+                <w:rFonts w:ascii="Calibri" w:cs="Calibri" w:eastAsia="Calibri" w:hAnsi="Calibri"/>
+                <w:b w:val="false"/>
+                <w:bCs w:val="false"/>
+                <w:sz w:val="20"/>
+                <w:szCs w:val="20"/>
+              </w:rPr>
+              <w:t xml:space="preserve">ATR=18078, MCX (870 session mins). Expected 1-min range=18078/sqrt(870)=613. Candles: last completed range=50 (50/613=0.08). BUY direction. Asserts level='calm', ratio &lt; 2.0, candle is not None.</w:t>
+            </w:r>
+          </w:p>
+        </w:tc>
+        <w:tc>
+          <w:tcPr>
+            <w:tcW w:type="dxa" w:w="1200"/>
+            <w:tcBorders>
+              <w:top w:val="single" w:color="AAAAAA" w:sz="1"/>
+              <w:left w:val="single" w:color="AAAAAA" w:sz="1"/>
+              <w:bottom w:val="single" w:color="AAAAAA" w:sz="1"/>
+              <w:right w:val="single" w:color="AAAAAA" w:sz="1"/>
+            </w:tcBorders>
+            <w:shd w:fill="F2F7FB" w:val="clear"/>
+            <w:tcMar>
+              <w:top w:type="dxa" w:w="60"/>
+              <w:left w:type="dxa" w:w="100"/>
+              <w:bottom w:type="dxa" w:w="60"/>
+              <w:right w:type="dxa" w:w="100"/>
+            </w:tcMar>
+            <w:vAlign w:val="center"/>
+          </w:tcPr>
+          <w:p>
+            <w:pPr>
+              <w:jc w:val="center"/>
+            </w:pPr>
+            <w:r>
+              <w:rPr>
+                <w:rFonts w:ascii="Calibri" w:cs="Calibri" w:eastAsia="Calibri" w:hAnsi="Calibri"/>
+                <w:b/>
+                <w:bCs/>
+                <w:color w:val="2E7D32"/>
+                <w:sz w:val="20"/>
+                <w:szCs w:val="20"/>
+              </w:rPr>
+              <w:t xml:space="preserve">PASS</w:t>
+            </w:r>
+          </w:p>
+        </w:tc>
+      </w:tr>
+      <w:tr>
+        <w:tc>
+          <w:tcPr>
+            <w:tcW w:type="dxa" w:w="400"/>
+            <w:tcBorders>
+              <w:top w:val="single" w:color="AAAAAA" w:sz="1"/>
+              <w:left w:val="single" w:color="AAAAAA" w:sz="1"/>
+              <w:bottom w:val="single" w:color="AAAAAA" w:sz="1"/>
+              <w:right w:val="single" w:color="AAAAAA" w:sz="1"/>
+            </w:tcBorders>
+            <w:tcMar>
+              <w:top w:type="dxa" w:w="60"/>
+              <w:left w:type="dxa" w:w="100"/>
+              <w:bottom w:type="dxa" w:w="60"/>
+              <w:right w:type="dxa" w:w="100"/>
+            </w:tcMar>
+            <w:vAlign w:val="center"/>
+          </w:tcPr>
+          <w:p>
+            <w:pPr>
+              <w:jc w:val="left"/>
+            </w:pPr>
+            <w:r>
+              <w:rPr>
+                <w:rFonts w:ascii="Calibri" w:cs="Calibri" w:eastAsia="Calibri" w:hAnsi="Calibri"/>
+                <w:b w:val="false"/>
+                <w:bCs w:val="false"/>
+                <w:sz w:val="20"/>
+                <w:szCs w:val="20"/>
+              </w:rPr>
+              <w:t xml:space="preserve">2</w:t>
+            </w:r>
+          </w:p>
+        </w:tc>
+        <w:tc>
+          <w:tcPr>
+            <w:tcW w:type="dxa" w:w="3200"/>
+            <w:tcBorders>
+              <w:top w:val="single" w:color="AAAAAA" w:sz="1"/>
+              <w:left w:val="single" w:color="AAAAAA" w:sz="1"/>
+              <w:bottom w:val="single" w:color="AAAAAA" w:sz="1"/>
+              <w:right w:val="single" w:color="AAAAAA" w:sz="1"/>
+            </w:tcBorders>
+            <w:tcMar>
+              <w:top w:type="dxa" w:w="60"/>
+              <w:left w:type="dxa" w:w="100"/>
+              <w:bottom w:type="dxa" w:w="60"/>
+              <w:right w:type="dxa" w:w="100"/>
+            </w:tcMar>
+            <w:vAlign w:val="center"/>
+          </w:tcPr>
+          <w:p>
+            <w:pPr>
+              <w:jc w:val="left"/>
+            </w:pPr>
+            <w:r>
+              <w:rPr>
+                <w:rFonts w:ascii="Calibri" w:cs="Calibri" w:eastAsia="Calibri" w:hAnsi="Calibri"/>
+                <w:b w:val="false"/>
+                <w:bCs w:val="false"/>
+                <w:sz w:val="20"/>
+                <w:szCs w:val="20"/>
+              </w:rPr>
+              <w:t xml:space="preserve">test_calm_at_boundary</w:t>
+            </w:r>
+          </w:p>
+        </w:tc>
+        <w:tc>
+          <w:tcPr>
+            <w:tcW w:type="dxa" w:w="4560"/>
+            <w:tcBorders>
+              <w:top w:val="single" w:color="AAAAAA" w:sz="1"/>
+              <w:left w:val="single" w:color="AAAAAA" w:sz="1"/>
+              <w:bottom w:val="single" w:color="AAAAAA" w:sz="1"/>
+              <w:right w:val="single" w:color="AAAAAA" w:sz="1"/>
+            </w:tcBorders>
+            <w:tcMar>
+              <w:top w:type="dxa" w:w="60"/>
+              <w:left w:type="dxa" w:w="100"/>
+              <w:bottom w:type="dxa" w:w="60"/>
+              <w:right w:type="dxa" w:w="100"/>
+            </w:tcMar>
+            <w:vAlign w:val="center"/>
+          </w:tcPr>
+          <w:p>
+            <w:pPr>
+              <w:jc w:val="left"/>
+            </w:pPr>
+            <w:r>
+              <w:rPr>
+                <w:rFonts w:ascii="Calibri" w:cs="Calibri" w:eastAsia="Calibri" w:hAnsi="Calibri"/>
+                <w:b w:val="false"/>
+                <w:bCs w:val="false"/>
+                <w:sz w:val="20"/>
+                <w:szCs w:val="20"/>
+              </w:rPr>
+              <w:t xml:space="preserve">Candle range = exactly 2.0x expected 1-min range. Bearish candle + BUY direction = no penalty. Ratio=2.0 exactly. Asserts level='calm'. Verifies &lt;= comparison at boundary (calm threshold is 2.0).</w:t>
+            </w:r>
+          </w:p>
+        </w:tc>
+        <w:tc>
+          <w:tcPr>
+            <w:tcW w:type="dxa" w:w="1200"/>
+            <w:tcBorders>
+              <w:top w:val="single" w:color="AAAAAA" w:sz="1"/>
+              <w:left w:val="single" w:color="AAAAAA" w:sz="1"/>
+              <w:bottom w:val="single" w:color="AAAAAA" w:sz="1"/>
+              <w:right w:val="single" w:color="AAAAAA" w:sz="1"/>
+            </w:tcBorders>
+            <w:tcMar>
+              <w:top w:type="dxa" w:w="60"/>
+              <w:left w:type="dxa" w:w="100"/>
+              <w:bottom w:type="dxa" w:w="60"/>
+              <w:right w:type="dxa" w:w="100"/>
+            </w:tcMar>
+            <w:vAlign w:val="center"/>
+          </w:tcPr>
+          <w:p>
+            <w:pPr>
+              <w:jc w:val="center"/>
+            </w:pPr>
+            <w:r>
+              <w:rPr>
+                <w:rFonts w:ascii="Calibri" w:cs="Calibri" w:eastAsia="Calibri" w:hAnsi="Calibri"/>
+                <w:b/>
+                <w:bCs/>
+                <w:color w:val="2E7D32"/>
+                <w:sz w:val="20"/>
+                <w:szCs w:val="20"/>
+              </w:rPr>
+              <w:t xml:space="preserve">PASS</w:t>
+            </w:r>
+          </w:p>
+        </w:tc>
+      </w:tr>
+      <w:tr>
+        <w:tc>
+          <w:tcPr>
+            <w:tcW w:type="dxa" w:w="400"/>
+            <w:tcBorders>
+              <w:top w:val="single" w:color="AAAAAA" w:sz="1"/>
+              <w:left w:val="single" w:color="AAAAAA" w:sz="1"/>
+              <w:bottom w:val="single" w:color="AAAAAA" w:sz="1"/>
+              <w:right w:val="single" w:color="AAAAAA" w:sz="1"/>
+            </w:tcBorders>
+            <w:shd w:fill="F2F7FB" w:val="clear"/>
+            <w:tcMar>
+              <w:top w:type="dxa" w:w="60"/>
+              <w:left w:type="dxa" w:w="100"/>
+              <w:bottom w:type="dxa" w:w="60"/>
+              <w:right w:type="dxa" w:w="100"/>
+            </w:tcMar>
+            <w:vAlign w:val="center"/>
+          </w:tcPr>
+          <w:p>
+            <w:pPr>
+              <w:jc w:val="left"/>
+            </w:pPr>
+            <w:r>
+              <w:rPr>
+                <w:rFonts w:ascii="Calibri" w:cs="Calibri" w:eastAsia="Calibri" w:hAnsi="Calibri"/>
+                <w:b w:val="false"/>
+                <w:bCs w:val="false"/>
+                <w:sz w:val="20"/>
+                <w:szCs w:val="20"/>
+              </w:rPr>
+              <w:t xml:space="preserve">3</w:t>
+            </w:r>
+          </w:p>
+        </w:tc>
+        <w:tc>
+          <w:tcPr>
+            <w:tcW w:type="dxa" w:w="3200"/>
+            <w:tcBorders>
+              <w:top w:val="single" w:color="AAAAAA" w:sz="1"/>
+              <w:left w:val="single" w:color="AAAAAA" w:sz="1"/>
+              <w:bottom w:val="single" w:color="AAAAAA" w:sz="1"/>
+              <w:right w:val="single" w:color="AAAAAA" w:sz="1"/>
+            </w:tcBorders>
+            <w:shd w:fill="F2F7FB" w:val="clear"/>
+            <w:tcMar>
+              <w:top w:type="dxa" w:w="60"/>
+              <w:left w:type="dxa" w:w="100"/>
+              <w:bottom w:type="dxa" w:w="60"/>
+              <w:right w:type="dxa" w:w="100"/>
+            </w:tcMar>
+            <w:vAlign w:val="center"/>
+          </w:tcPr>
+          <w:p>
+            <w:pPr>
+              <w:jc w:val="left"/>
+            </w:pPr>
+            <w:r>
+              <w:rPr>
+                <w:rFonts w:ascii="Calibri" w:cs="Calibri" w:eastAsia="Calibri" w:hAnsi="Calibri"/>
+                <w:b w:val="false"/>
+                <w:bCs w:val="false"/>
+                <w:sz w:val="20"/>
+                <w:szCs w:val="20"/>
+              </w:rPr>
+              <w:t xml:space="preserve">test_moving_moderate</w:t>
+            </w:r>
+          </w:p>
+        </w:tc>
+        <w:tc>
+          <w:tcPr>
+            <w:tcW w:type="dxa" w:w="4560"/>
+            <w:tcBorders>
+              <w:top w:val="single" w:color="AAAAAA" w:sz="1"/>
+              <w:left w:val="single" w:color="AAAAAA" w:sz="1"/>
+              <w:bottom w:val="single" w:color="AAAAAA" w:sz="1"/>
+              <w:right w:val="single" w:color="AAAAAA" w:sz="1"/>
+            </w:tcBorders>
+            <w:shd w:fill="F2F7FB" w:val="clear"/>
+            <w:tcMar>
+              <w:top w:type="dxa" w:w="60"/>
+              <w:left w:type="dxa" w:w="100"/>
+              <w:bottom w:type="dxa" w:w="60"/>
+              <w:right w:type="dxa" w:w="100"/>
+            </w:tcMar>
+            <w:vAlign w:val="center"/>
+          </w:tcPr>
+          <w:p>
+            <w:pPr>
+              <w:jc w:val="left"/>
+            </w:pPr>
+            <w:r>
+              <w:rPr>
+                <w:rFonts w:ascii="Calibri" w:cs="Calibri" w:eastAsia="Calibri" w:hAnsi="Calibri"/>
+                <w:b w:val="false"/>
+                <w:bCs w:val="false"/>
+                <w:sz w:val="20"/>
+                <w:szCs w:val="20"/>
+              </w:rPr>
+              <w:t xml:space="preserve">Candle range = 2.5x expected 1-min range. Bearish candle + BUY direction = no penalty. Ratio=2.5. Asserts level='moving'. Between calm (2.0) and fast (3.5) thresholds.</w:t>
+            </w:r>
+          </w:p>
+        </w:tc>
+        <w:tc>
+          <w:tcPr>
+            <w:tcW w:type="dxa" w:w="1200"/>
+            <w:tcBorders>
+              <w:top w:val="single" w:color="AAAAAA" w:sz="1"/>
+              <w:left w:val="single" w:color="AAAAAA" w:sz="1"/>
+              <w:bottom w:val="single" w:color="AAAAAA" w:sz="1"/>
+              <w:right w:val="single" w:color="AAAAAA" w:sz="1"/>
+            </w:tcBorders>
+            <w:shd w:fill="F2F7FB" w:val="clear"/>
+            <w:tcMar>
+              <w:top w:type="dxa" w:w="60"/>
+              <w:left w:type="dxa" w:w="100"/>
+              <w:bottom w:type="dxa" w:w="60"/>
+              <w:right w:type="dxa" w:w="100"/>
+            </w:tcMar>
+            <w:vAlign w:val="center"/>
+          </w:tcPr>
+          <w:p>
+            <w:pPr>
+              <w:jc w:val="center"/>
+            </w:pPr>
+            <w:r>
+              <w:rPr>
+                <w:rFonts w:ascii="Calibri" w:cs="Calibri" w:eastAsia="Calibri" w:hAnsi="Calibri"/>
+                <w:b/>
+                <w:bCs/>
+                <w:color w:val="2E7D32"/>
+                <w:sz w:val="20"/>
+                <w:szCs w:val="20"/>
+              </w:rPr>
+              <w:t xml:space="preserve">PASS</w:t>
+            </w:r>
+          </w:p>
+        </w:tc>
+      </w:tr>
+      <w:tr>
+        <w:tc>
+          <w:tcPr>
+            <w:tcW w:type="dxa" w:w="400"/>
+            <w:tcBorders>
+              <w:top w:val="single" w:color="AAAAAA" w:sz="1"/>
+              <w:left w:val="single" w:color="AAAAAA" w:sz="1"/>
+              <w:bottom w:val="single" w:color="AAAAAA" w:sz="1"/>
+              <w:right w:val="single" w:color="AAAAAA" w:sz="1"/>
+            </w:tcBorders>
+            <w:tcMar>
+              <w:top w:type="dxa" w:w="60"/>
+              <w:left w:type="dxa" w:w="100"/>
+              <w:bottom w:type="dxa" w:w="60"/>
+              <w:right w:type="dxa" w:w="100"/>
+            </w:tcMar>
+            <w:vAlign w:val="center"/>
+          </w:tcPr>
+          <w:p>
+            <w:pPr>
+              <w:jc w:val="left"/>
+            </w:pPr>
+            <w:r>
+              <w:rPr>
+                <w:rFonts w:ascii="Calibri" w:cs="Calibri" w:eastAsia="Calibri" w:hAnsi="Calibri"/>
+                <w:b w:val="false"/>
+                <w:bCs w:val="false"/>
+                <w:sz w:val="20"/>
+                <w:szCs w:val="20"/>
+              </w:rPr>
+              <w:t xml:space="preserve">4</w:t>
+            </w:r>
+          </w:p>
+        </w:tc>
+        <w:tc>
+          <w:tcPr>
+            <w:tcW w:type="dxa" w:w="3200"/>
+            <w:tcBorders>
+              <w:top w:val="single" w:color="AAAAAA" w:sz="1"/>
+              <w:left w:val="single" w:color="AAAAAA" w:sz="1"/>
+              <w:bottom w:val="single" w:color="AAAAAA" w:sz="1"/>
+              <w:right w:val="single" w:color="AAAAAA" w:sz="1"/>
+            </w:tcBorders>
+            <w:tcMar>
+              <w:top w:type="dxa" w:w="60"/>
+              <w:left w:type="dxa" w:w="100"/>
+              <w:bottom w:type="dxa" w:w="60"/>
+              <w:right w:type="dxa" w:w="100"/>
+            </w:tcMar>
+            <w:vAlign w:val="center"/>
+          </w:tcPr>
+          <w:p>
+            <w:pPr>
+              <w:jc w:val="left"/>
+            </w:pPr>
+            <w:r>
+              <w:rPr>
+                <w:rFonts w:ascii="Calibri" w:cs="Calibri" w:eastAsia="Calibri" w:hAnsi="Calibri"/>
+                <w:b w:val="false"/>
+                <w:bCs w:val="false"/>
+                <w:sz w:val="20"/>
+                <w:szCs w:val="20"/>
+              </w:rPr>
+              <w:t xml:space="preserve">test_moving_at_boundary</w:t>
+            </w:r>
+          </w:p>
+        </w:tc>
+        <w:tc>
+          <w:tcPr>
+            <w:tcW w:type="dxa" w:w="4560"/>
+            <w:tcBorders>
+              <w:top w:val="single" w:color="AAAAAA" w:sz="1"/>
+              <w:left w:val="single" w:color="AAAAAA" w:sz="1"/>
+              <w:bottom w:val="single" w:color="AAAAAA" w:sz="1"/>
+              <w:right w:val="single" w:color="AAAAAA" w:sz="1"/>
+            </w:tcBorders>
+            <w:tcMar>
+              <w:top w:type="dxa" w:w="60"/>
+              <w:left w:type="dxa" w:w="100"/>
+              <w:bottom w:type="dxa" w:w="60"/>
+              <w:right w:type="dxa" w:w="100"/>
+            </w:tcMar>
+            <w:vAlign w:val="center"/>
+          </w:tcPr>
+          <w:p>
+            <w:pPr>
+              <w:jc w:val="left"/>
+            </w:pPr>
+            <w:r>
+              <w:rPr>
+                <w:rFonts w:ascii="Calibri" w:cs="Calibri" w:eastAsia="Calibri" w:hAnsi="Calibri"/>
+                <w:b w:val="false"/>
+                <w:bCs w:val="false"/>
+                <w:sz w:val="20"/>
+                <w:szCs w:val="20"/>
+              </w:rPr>
+              <w:t xml:space="preserve">Candle range = exactly 3.5x expected 1-min range. Bearish candle + BUY = no penalty. Ratio=3.5 exactly. Asserts level='moving'. Verifies &lt;= comparison at upper boundary of moving band.</w:t>
+            </w:r>
+          </w:p>
+        </w:tc>
+        <w:tc>
+          <w:tcPr>
+            <w:tcW w:type="dxa" w:w="1200"/>
+            <w:tcBorders>
+              <w:top w:val="single" w:color="AAAAAA" w:sz="1"/>
+              <w:left w:val="single" w:color="AAAAAA" w:sz="1"/>
+              <w:bottom w:val="single" w:color="AAAAAA" w:sz="1"/>
+              <w:right w:val="single" w:color="AAAAAA" w:sz="1"/>
+            </w:tcBorders>
+            <w:tcMar>
+              <w:top w:type="dxa" w:w="60"/>
+              <w:left w:type="dxa" w:w="100"/>
+              <w:bottom w:type="dxa" w:w="60"/>
+              <w:right w:type="dxa" w:w="100"/>
+            </w:tcMar>
+            <w:vAlign w:val="center"/>
+          </w:tcPr>
+          <w:p>
+            <w:pPr>
+              <w:jc w:val="center"/>
+            </w:pPr>
+            <w:r>
+              <w:rPr>
+                <w:rFonts w:ascii="Calibri" w:cs="Calibri" w:eastAsia="Calibri" w:hAnsi="Calibri"/>
+                <w:b/>
+                <w:bCs/>
+                <w:color w:val="2E7D32"/>
+                <w:sz w:val="20"/>
+                <w:szCs w:val="20"/>
+              </w:rPr>
+              <w:t xml:space="preserve">PASS</w:t>
+            </w:r>
+          </w:p>
+        </w:tc>
+      </w:tr>
+      <w:tr>
+        <w:tc>
+          <w:tcPr>
+            <w:tcW w:type="dxa" w:w="400"/>
+            <w:tcBorders>
+              <w:top w:val="single" w:color="AAAAAA" w:sz="1"/>
+              <w:left w:val="single" w:color="AAAAAA" w:sz="1"/>
+              <w:bottom w:val="single" w:color="AAAAAA" w:sz="1"/>
+              <w:right w:val="single" w:color="AAAAAA" w:sz="1"/>
+            </w:tcBorders>
+            <w:shd w:fill="F2F7FB" w:val="clear"/>
+            <w:tcMar>
+              <w:top w:type="dxa" w:w="60"/>
+              <w:left w:type="dxa" w:w="100"/>
+              <w:bottom w:type="dxa" w:w="60"/>
+              <w:right w:type="dxa" w:w="100"/>
+            </w:tcMar>
+            <w:vAlign w:val="center"/>
+          </w:tcPr>
+          <w:p>
+            <w:pPr>
+              <w:jc w:val="left"/>
+            </w:pPr>
+            <w:r>
+              <w:rPr>
+                <w:rFonts w:ascii="Calibri" w:cs="Calibri" w:eastAsia="Calibri" w:hAnsi="Calibri"/>
+                <w:b w:val="false"/>
+                <w:bCs w:val="false"/>
+                <w:sz w:val="20"/>
+                <w:szCs w:val="20"/>
+              </w:rPr>
+              <w:t xml:space="preserve">5</w:t>
+            </w:r>
+          </w:p>
+        </w:tc>
+        <w:tc>
+          <w:tcPr>
+            <w:tcW w:type="dxa" w:w="3200"/>
+            <w:tcBorders>
+              <w:top w:val="single" w:color="AAAAAA" w:sz="1"/>
+              <w:left w:val="single" w:color="AAAAAA" w:sz="1"/>
+              <w:bottom w:val="single" w:color="AAAAAA" w:sz="1"/>
+              <w:right w:val="single" w:color="AAAAAA" w:sz="1"/>
+            </w:tcBorders>
+            <w:shd w:fill="F2F7FB" w:val="clear"/>
+            <w:tcMar>
+              <w:top w:type="dxa" w:w="60"/>
+              <w:left w:type="dxa" w:w="100"/>
+              <w:bottom w:type="dxa" w:w="60"/>
+              <w:right w:type="dxa" w:w="100"/>
+            </w:tcMar>
+            <w:vAlign w:val="center"/>
+          </w:tcPr>
+          <w:p>
+            <w:pPr>
+              <w:jc w:val="left"/>
+            </w:pPr>
+            <w:r>
+              <w:rPr>
+                <w:rFonts w:ascii="Calibri" w:cs="Calibri" w:eastAsia="Calibri" w:hAnsi="Calibri"/>
+                <w:b w:val="false"/>
+                <w:bCs w:val="false"/>
+                <w:sz w:val="20"/>
+                <w:szCs w:val="20"/>
+              </w:rPr>
+              <w:t xml:space="preserve">test_fast_high_momentum</w:t>
+            </w:r>
+          </w:p>
+        </w:tc>
+        <w:tc>
+          <w:tcPr>
+            <w:tcW w:type="dxa" w:w="4560"/>
+            <w:tcBorders>
+              <w:top w:val="single" w:color="AAAAAA" w:sz="1"/>
+              <w:left w:val="single" w:color="AAAAAA" w:sz="1"/>
+              <w:bottom w:val="single" w:color="AAAAAA" w:sz="1"/>
+              <w:right w:val="single" w:color="AAAAAA" w:sz="1"/>
+            </w:tcBorders>
+            <w:shd w:fill="F2F7FB" w:val="clear"/>
+            <w:tcMar>
+              <w:top w:type="dxa" w:w="60"/>
+              <w:left w:type="dxa" w:w="100"/>
+              <w:bottom w:type="dxa" w:w="60"/>
+              <w:right w:type="dxa" w:w="100"/>
+            </w:tcMar>
+            <w:vAlign w:val="center"/>
+          </w:tcPr>
+          <w:p>
+            <w:pPr>
+              <w:jc w:val="left"/>
+            </w:pPr>
+            <w:r>
+              <w:rPr>
+                <w:rFonts w:ascii="Calibri" w:cs="Calibri" w:eastAsia="Calibri" w:hAnsi="Calibri"/>
+                <w:b w:val="false"/>
+                <w:bCs w:val="false"/>
+                <w:sz w:val="20"/>
+                <w:szCs w:val="20"/>
+              </w:rPr>
+              <w:t xml:space="preserve">Candle range = 5.0x expected 1-min range. No penalty (bearish + BUY). Ratio=5.0. Asserts level='fast', ratio &gt; 3.5. Well above fast threshold, indicates strong price movement.</w:t>
+            </w:r>
+          </w:p>
+        </w:tc>
+        <w:tc>
+          <w:tcPr>
+            <w:tcW w:type="dxa" w:w="1200"/>
+            <w:tcBorders>
+              <w:top w:val="single" w:color="AAAAAA" w:sz="1"/>
+              <w:left w:val="single" w:color="AAAAAA" w:sz="1"/>
+              <w:bottom w:val="single" w:color="AAAAAA" w:sz="1"/>
+              <w:right w:val="single" w:color="AAAAAA" w:sz="1"/>
+            </w:tcBorders>
+            <w:shd w:fill="F2F7FB" w:val="clear"/>
+            <w:tcMar>
+              <w:top w:type="dxa" w:w="60"/>
+              <w:left w:type="dxa" w:w="100"/>
+              <w:bottom w:type="dxa" w:w="60"/>
+              <w:right w:type="dxa" w:w="100"/>
+            </w:tcMar>
+            <w:vAlign w:val="center"/>
+          </w:tcPr>
+          <w:p>
+            <w:pPr>
+              <w:jc w:val="center"/>
+            </w:pPr>
+            <w:r>
+              <w:rPr>
+                <w:rFonts w:ascii="Calibri" w:cs="Calibri" w:eastAsia="Calibri" w:hAnsi="Calibri"/>
+                <w:b/>
+                <w:bCs/>
+                <w:color w:val="2E7D32"/>
+                <w:sz w:val="20"/>
+                <w:szCs w:val="20"/>
+              </w:rPr>
+              <w:t xml:space="preserve">PASS</w:t>
+            </w:r>
+          </w:p>
+        </w:tc>
+      </w:tr>
+      <w:tr>
+        <w:tc>
+          <w:tcPr>
+            <w:tcW w:type="dxa" w:w="400"/>
+            <w:tcBorders>
+              <w:top w:val="single" w:color="AAAAAA" w:sz="1"/>
+              <w:left w:val="single" w:color="AAAAAA" w:sz="1"/>
+              <w:bottom w:val="single" w:color="AAAAAA" w:sz="1"/>
+              <w:right w:val="single" w:color="AAAAAA" w:sz="1"/>
+            </w:tcBorders>
+            <w:tcMar>
+              <w:top w:type="dxa" w:w="60"/>
+              <w:left w:type="dxa" w:w="100"/>
+              <w:bottom w:type="dxa" w:w="60"/>
+              <w:right w:type="dxa" w:w="100"/>
+            </w:tcMar>
+            <w:vAlign w:val="center"/>
+          </w:tcPr>
+          <w:p>
+            <w:pPr>
+              <w:jc w:val="left"/>
+            </w:pPr>
+            <w:r>
+              <w:rPr>
+                <w:rFonts w:ascii="Calibri" w:cs="Calibri" w:eastAsia="Calibri" w:hAnsi="Calibri"/>
+                <w:b w:val="false"/>
+                <w:bCs w:val="false"/>
+                <w:sz w:val="20"/>
+                <w:szCs w:val="20"/>
+              </w:rPr>
+              <w:t xml:space="preserve">6</w:t>
+            </w:r>
+          </w:p>
+        </w:tc>
+        <w:tc>
+          <w:tcPr>
+            <w:tcW w:type="dxa" w:w="3200"/>
+            <w:tcBorders>
+              <w:top w:val="single" w:color="AAAAAA" w:sz="1"/>
+              <w:left w:val="single" w:color="AAAAAA" w:sz="1"/>
+              <w:bottom w:val="single" w:color="AAAAAA" w:sz="1"/>
+              <w:right w:val="single" w:color="AAAAAA" w:sz="1"/>
+            </w:tcBorders>
+            <w:tcMar>
+              <w:top w:type="dxa" w:w="60"/>
+              <w:left w:type="dxa" w:w="100"/>
+              <w:bottom w:type="dxa" w:w="60"/>
+              <w:right w:type="dxa" w:w="100"/>
+            </w:tcMar>
+            <w:vAlign w:val="center"/>
+          </w:tcPr>
+          <w:p>
+            <w:pPr>
+              <w:jc w:val="left"/>
+            </w:pPr>
+            <w:r>
+              <w:rPr>
+                <w:rFonts w:ascii="Calibri" w:cs="Calibri" w:eastAsia="Calibri" w:hAnsi="Calibri"/>
+                <w:b w:val="false"/>
+                <w:bCs w:val="false"/>
+                <w:sz w:val="20"/>
+                <w:szCs w:val="20"/>
+              </w:rPr>
+              <w:t xml:space="preserve">test_direction_penalty_buy_bullish</w:t>
+            </w:r>
+          </w:p>
+        </w:tc>
+        <w:tc>
+          <w:tcPr>
+            <w:tcW w:type="dxa" w:w="4560"/>
+            <w:tcBorders>
+              <w:top w:val="single" w:color="AAAAAA" w:sz="1"/>
+              <w:left w:val="single" w:color="AAAAAA" w:sz="1"/>
+              <w:bottom w:val="single" w:color="AAAAAA" w:sz="1"/>
+              <w:right w:val="single" w:color="AAAAAA" w:sz="1"/>
+            </w:tcBorders>
+            <w:tcMar>
+              <w:top w:type="dxa" w:w="60"/>
+              <w:left w:type="dxa" w:w="100"/>
+              <w:bottom w:type="dxa" w:w="60"/>
+              <w:right w:type="dxa" w:w="100"/>
+            </w:tcMar>
+            <w:vAlign w:val="center"/>
+          </w:tcPr>
+          <w:p>
+            <w:pPr>
+              <w:jc w:val="left"/>
+            </w:pPr>
+            <w:r>
+              <w:rPr>
+                <w:rFonts w:ascii="Calibri" w:cs="Calibri" w:eastAsia="Calibri" w:hAnsi="Calibri"/>
+                <w:b w:val="false"/>
+                <w:bCs w:val="false"/>
+                <w:sz w:val="20"/>
+                <w:szCs w:val="20"/>
+              </w:rPr>
+              <w:t xml:space="preserve">BUY order + bullish candle (close &gt; open). Market moving against buyer (price rising). 1.5x penalty applied: raw ratio=1.5 * 1.5 = 2.25. Asserts level='moving', ratio approx 2.25. Penalty escalates calm candle to moving.</w:t>
+            </w:r>
+          </w:p>
+        </w:tc>
+        <w:tc>
+          <w:tcPr>
+            <w:tcW w:type="dxa" w:w="1200"/>
+            <w:tcBorders>
+              <w:top w:val="single" w:color="AAAAAA" w:sz="1"/>
+              <w:left w:val="single" w:color="AAAAAA" w:sz="1"/>
+              <w:bottom w:val="single" w:color="AAAAAA" w:sz="1"/>
+              <w:right w:val="single" w:color="AAAAAA" w:sz="1"/>
+            </w:tcBorders>
+            <w:tcMar>
+              <w:top w:type="dxa" w:w="60"/>
+              <w:left w:type="dxa" w:w="100"/>
+              <w:bottom w:type="dxa" w:w="60"/>
+              <w:right w:type="dxa" w:w="100"/>
+            </w:tcMar>
+            <w:vAlign w:val="center"/>
+          </w:tcPr>
+          <w:p>
+            <w:pPr>
+              <w:jc w:val="center"/>
+            </w:pPr>
+            <w:r>
+              <w:rPr>
+                <w:rFonts w:ascii="Calibri" w:cs="Calibri" w:eastAsia="Calibri" w:hAnsi="Calibri"/>
+                <w:b/>
+                <w:bCs/>
+                <w:color w:val="2E7D32"/>
+                <w:sz w:val="20"/>
+                <w:szCs w:val="20"/>
+              </w:rPr>
+              <w:t xml:space="preserve">PASS</w:t>
+            </w:r>
+          </w:p>
+        </w:tc>
+      </w:tr>
+      <w:tr>
+        <w:tc>
+          <w:tcPr>
+            <w:tcW w:type="dxa" w:w="400"/>
+            <w:tcBorders>
+              <w:top w:val="single" w:color="AAAAAA" w:sz="1"/>
+              <w:left w:val="single" w:color="AAAAAA" w:sz="1"/>
+              <w:bottom w:val="single" w:color="AAAAAA" w:sz="1"/>
+              <w:right w:val="single" w:color="AAAAAA" w:sz="1"/>
+            </w:tcBorders>
+            <w:shd w:fill="F2F7FB" w:val="clear"/>
+            <w:tcMar>
+              <w:top w:type="dxa" w:w="60"/>
+              <w:left w:type="dxa" w:w="100"/>
+              <w:bottom w:type="dxa" w:w="60"/>
+              <w:right w:type="dxa" w:w="100"/>
+            </w:tcMar>
+            <w:vAlign w:val="center"/>
+          </w:tcPr>
+          <w:p>
+            <w:pPr>
+              <w:jc w:val="left"/>
+            </w:pPr>
+            <w:r>
+              <w:rPr>
+                <w:rFonts w:ascii="Calibri" w:cs="Calibri" w:eastAsia="Calibri" w:hAnsi="Calibri"/>
+                <w:b w:val="false"/>
+                <w:bCs w:val="false"/>
+                <w:sz w:val="20"/>
+                <w:szCs w:val="20"/>
+              </w:rPr>
+              <w:t xml:space="preserve">7</w:t>
+            </w:r>
+          </w:p>
+        </w:tc>
+        <w:tc>
+          <w:tcPr>
+            <w:tcW w:type="dxa" w:w="3200"/>
+            <w:tcBorders>
+              <w:top w:val="single" w:color="AAAAAA" w:sz="1"/>
+              <w:left w:val="single" w:color="AAAAAA" w:sz="1"/>
+              <w:bottom w:val="single" w:color="AAAAAA" w:sz="1"/>
+              <w:right w:val="single" w:color="AAAAAA" w:sz="1"/>
+            </w:tcBorders>
+            <w:shd w:fill="F2F7FB" w:val="clear"/>
+            <w:tcMar>
+              <w:top w:type="dxa" w:w="60"/>
+              <w:left w:type="dxa" w:w="100"/>
+              <w:bottom w:type="dxa" w:w="60"/>
+              <w:right w:type="dxa" w:w="100"/>
+            </w:tcMar>
+            <w:vAlign w:val="center"/>
+          </w:tcPr>
+          <w:p>
+            <w:pPr>
+              <w:jc w:val="left"/>
+            </w:pPr>
+            <w:r>
+              <w:rPr>
+                <w:rFonts w:ascii="Calibri" w:cs="Calibri" w:eastAsia="Calibri" w:hAnsi="Calibri"/>
+                <w:b w:val="false"/>
+                <w:bCs w:val="false"/>
+                <w:sz w:val="20"/>
+                <w:szCs w:val="20"/>
+              </w:rPr>
+              <w:t xml:space="preserve">test_direction_penalty_sell_bearish</w:t>
+            </w:r>
+          </w:p>
+        </w:tc>
+        <w:tc>
+          <w:tcPr>
+            <w:tcW w:type="dxa" w:w="4560"/>
+            <w:tcBorders>
+              <w:top w:val="single" w:color="AAAAAA" w:sz="1"/>
+              <w:left w:val="single" w:color="AAAAAA" w:sz="1"/>
+              <w:bottom w:val="single" w:color="AAAAAA" w:sz="1"/>
+              <w:right w:val="single" w:color="AAAAAA" w:sz="1"/>
+            </w:tcBorders>
+            <w:shd w:fill="F2F7FB" w:val="clear"/>
+            <w:tcMar>
+              <w:top w:type="dxa" w:w="60"/>
+              <w:left w:type="dxa" w:w="100"/>
+              <w:bottom w:type="dxa" w:w="60"/>
+              <w:right w:type="dxa" w:w="100"/>
+            </w:tcMar>
+            <w:vAlign w:val="center"/>
+          </w:tcPr>
+          <w:p>
+            <w:pPr>
+              <w:jc w:val="left"/>
+            </w:pPr>
+            <w:r>
+              <w:rPr>
+                <w:rFonts w:ascii="Calibri" w:cs="Calibri" w:eastAsia="Calibri" w:hAnsi="Calibri"/>
+                <w:b w:val="false"/>
+                <w:bCs w:val="false"/>
+                <w:sz w:val="20"/>
+                <w:szCs w:val="20"/>
+              </w:rPr>
+              <w:t xml:space="preserve">SELL order (Direction=-1) + bearish candle (close &lt; open). Market moving against seller (price falling). 1.5x penalty: raw ratio=1.5 * 1.5 = 2.25. Asserts level='moving', ratio approx 2.25. Same penalty logic for sell side.</w:t>
+            </w:r>
+          </w:p>
+        </w:tc>
+        <w:tc>
+          <w:tcPr>
+            <w:tcW w:type="dxa" w:w="1200"/>
+            <w:tcBorders>
+              <w:top w:val="single" w:color="AAAAAA" w:sz="1"/>
+              <w:left w:val="single" w:color="AAAAAA" w:sz="1"/>
+              <w:bottom w:val="single" w:color="AAAAAA" w:sz="1"/>
+              <w:right w:val="single" w:color="AAAAAA" w:sz="1"/>
+            </w:tcBorders>
+            <w:shd w:fill="F2F7FB" w:val="clear"/>
+            <w:tcMar>
+              <w:top w:type="dxa" w:w="60"/>
+              <w:left w:type="dxa" w:w="100"/>
+              <w:bottom w:type="dxa" w:w="60"/>
+              <w:right w:type="dxa" w:w="100"/>
+            </w:tcMar>
+            <w:vAlign w:val="center"/>
+          </w:tcPr>
+          <w:p>
+            <w:pPr>
+              <w:jc w:val="center"/>
+            </w:pPr>
+            <w:r>
+              <w:rPr>
+                <w:rFonts w:ascii="Calibri" w:cs="Calibri" w:eastAsia="Calibri" w:hAnsi="Calibri"/>
+                <w:b/>
+                <w:bCs/>
+                <w:color w:val="2E7D32"/>
+                <w:sz w:val="20"/>
+                <w:szCs w:val="20"/>
+              </w:rPr>
+              <w:t xml:space="preserve">PASS</w:t>
+            </w:r>
+          </w:p>
+        </w:tc>
+      </w:tr>
+      <w:tr>
+        <w:tc>
+          <w:tcPr>
+            <w:tcW w:type="dxa" w:w="400"/>
+            <w:tcBorders>
+              <w:top w:val="single" w:color="AAAAAA" w:sz="1"/>
+              <w:left w:val="single" w:color="AAAAAA" w:sz="1"/>
+              <w:bottom w:val="single" w:color="AAAAAA" w:sz="1"/>
+              <w:right w:val="single" w:color="AAAAAA" w:sz="1"/>
+            </w:tcBorders>
+            <w:tcMar>
+              <w:top w:type="dxa" w:w="60"/>
+              <w:left w:type="dxa" w:w="100"/>
+              <w:bottom w:type="dxa" w:w="60"/>
+              <w:right w:type="dxa" w:w="100"/>
+            </w:tcMar>
+            <w:vAlign w:val="center"/>
+          </w:tcPr>
+          <w:p>
+            <w:pPr>
+              <w:jc w:val="left"/>
+            </w:pPr>
+            <w:r>
+              <w:rPr>
+                <w:rFonts w:ascii="Calibri" w:cs="Calibri" w:eastAsia="Calibri" w:hAnsi="Calibri"/>
+                <w:b w:val="false"/>
+                <w:bCs w:val="false"/>
+                <w:sz w:val="20"/>
+                <w:szCs w:val="20"/>
+              </w:rPr>
+              <w:t xml:space="preserve">8</w:t>
+            </w:r>
+          </w:p>
+        </w:tc>
+        <w:tc>
+          <w:tcPr>
+            <w:tcW w:type="dxa" w:w="3200"/>
+            <w:tcBorders>
+              <w:top w:val="single" w:color="AAAAAA" w:sz="1"/>
+              <w:left w:val="single" w:color="AAAAAA" w:sz="1"/>
+              <w:bottom w:val="single" w:color="AAAAAA" w:sz="1"/>
+              <w:right w:val="single" w:color="AAAAAA" w:sz="1"/>
+            </w:tcBorders>
+            <w:tcMar>
+              <w:top w:type="dxa" w:w="60"/>
+              <w:left w:type="dxa" w:w="100"/>
+              <w:bottom w:type="dxa" w:w="60"/>
+              <w:right w:type="dxa" w:w="100"/>
+            </w:tcMar>
+            <w:vAlign w:val="center"/>
+          </w:tcPr>
+          <w:p>
+            <w:pPr>
+              <w:jc w:val="left"/>
+            </w:pPr>
+            <w:r>
+              <w:rPr>
+                <w:rFonts w:ascii="Calibri" w:cs="Calibri" w:eastAsia="Calibri" w:hAnsi="Calibri"/>
+                <w:b w:val="false"/>
+                <w:bCs w:val="false"/>
+                <w:sz w:val="20"/>
+                <w:szCs w:val="20"/>
+              </w:rPr>
+              <w:t xml:space="preserve">test_no_penalty_buy_bearish</w:t>
+            </w:r>
+          </w:p>
+        </w:tc>
+        <w:tc>
+          <w:tcPr>
+            <w:tcW w:type="dxa" w:w="4560"/>
+            <w:tcBorders>
+              <w:top w:val="single" w:color="AAAAAA" w:sz="1"/>
+              <w:left w:val="single" w:color="AAAAAA" w:sz="1"/>
+              <w:bottom w:val="single" w:color="AAAAAA" w:sz="1"/>
+              <w:right w:val="single" w:color="AAAAAA" w:sz="1"/>
+            </w:tcBorders>
+            <w:tcMar>
+              <w:top w:type="dxa" w:w="60"/>
+              <w:left w:type="dxa" w:w="100"/>
+              <w:bottom w:type="dxa" w:w="60"/>
+              <w:right w:type="dxa" w:w="100"/>
+            </w:tcMar>
+            <w:vAlign w:val="center"/>
+          </w:tcPr>
+          <w:p>
+            <w:pPr>
+              <w:jc w:val="left"/>
+            </w:pPr>
+            <w:r>
+              <w:rPr>
+                <w:rFonts w:ascii="Calibri" w:cs="Calibri" w:eastAsia="Calibri" w:hAnsi="Calibri"/>
+                <w:b w:val="false"/>
+                <w:bCs w:val="false"/>
+                <w:sz w:val="20"/>
+                <w:szCs w:val="20"/>
+              </w:rPr>
+              <w:t xml:space="preserve">BUY order + bearish candle (close &lt; open). Market moving favorably for buyer. No direction penalty. Raw range=1.5x expected. Asserts level='calm', ratio approx 1.5. Bearish movement doesn't threaten BUY fills.</w:t>
+            </w:r>
+          </w:p>
+        </w:tc>
+        <w:tc>
+          <w:tcPr>
+            <w:tcW w:type="dxa" w:w="1200"/>
+            <w:tcBorders>
+              <w:top w:val="single" w:color="AAAAAA" w:sz="1"/>
+              <w:left w:val="single" w:color="AAAAAA" w:sz="1"/>
+              <w:bottom w:val="single" w:color="AAAAAA" w:sz="1"/>
+              <w:right w:val="single" w:color="AAAAAA" w:sz="1"/>
+            </w:tcBorders>
+            <w:tcMar>
+              <w:top w:type="dxa" w:w="60"/>
+              <w:left w:type="dxa" w:w="100"/>
+              <w:bottom w:type="dxa" w:w="60"/>
+              <w:right w:type="dxa" w:w="100"/>
+            </w:tcMar>
+            <w:vAlign w:val="center"/>
+          </w:tcPr>
+          <w:p>
+            <w:pPr>
+              <w:jc w:val="center"/>
+            </w:pPr>
+            <w:r>
+              <w:rPr>
+                <w:rFonts w:ascii="Calibri" w:cs="Calibri" w:eastAsia="Calibri" w:hAnsi="Calibri"/>
+                <w:b/>
+                <w:bCs/>
+                <w:color w:val="2E7D32"/>
+                <w:sz w:val="20"/>
+                <w:szCs w:val="20"/>
+              </w:rPr>
+              <w:t xml:space="preserve">PASS</w:t>
+            </w:r>
+          </w:p>
+        </w:tc>
+      </w:tr>
+      <w:tr>
+        <w:tc>
+          <w:tcPr>
+            <w:tcW w:type="dxa" w:w="400"/>
+            <w:tcBorders>
+              <w:top w:val="single" w:color="AAAAAA" w:sz="1"/>
+              <w:left w:val="single" w:color="AAAAAA" w:sz="1"/>
+              <w:bottom w:val="single" w:color="AAAAAA" w:sz="1"/>
+              <w:right w:val="single" w:color="AAAAAA" w:sz="1"/>
+            </w:tcBorders>
+            <w:shd w:fill="F2F7FB" w:val="clear"/>
+            <w:tcMar>
+              <w:top w:type="dxa" w:w="60"/>
+              <w:left w:type="dxa" w:w="100"/>
+              <w:bottom w:type="dxa" w:w="60"/>
+              <w:right w:type="dxa" w:w="100"/>
+            </w:tcMar>
+            <w:vAlign w:val="center"/>
+          </w:tcPr>
+          <w:p>
+            <w:pPr>
+              <w:jc w:val="left"/>
+            </w:pPr>
+            <w:r>
+              <w:rPr>
+                <w:rFonts w:ascii="Calibri" w:cs="Calibri" w:eastAsia="Calibri" w:hAnsi="Calibri"/>
+                <w:b w:val="false"/>
+                <w:bCs w:val="false"/>
+                <w:sz w:val="20"/>
+                <w:szCs w:val="20"/>
+              </w:rPr>
+              <w:t xml:space="preserve">9</w:t>
+            </w:r>
+          </w:p>
+        </w:tc>
+        <w:tc>
+          <w:tcPr>
+            <w:tcW w:type="dxa" w:w="3200"/>
+            <w:tcBorders>
+              <w:top w:val="single" w:color="AAAAAA" w:sz="1"/>
+              <w:left w:val="single" w:color="AAAAAA" w:sz="1"/>
+              <w:bottom w:val="single" w:color="AAAAAA" w:sz="1"/>
+              <w:right w:val="single" w:color="AAAAAA" w:sz="1"/>
+            </w:tcBorders>
+            <w:shd w:fill="F2F7FB" w:val="clear"/>
+            <w:tcMar>
+              <w:top w:type="dxa" w:w="60"/>
+              <w:left w:type="dxa" w:w="100"/>
+              <w:bottom w:type="dxa" w:w="60"/>
+              <w:right w:type="dxa" w:w="100"/>
+            </w:tcMar>
+            <w:vAlign w:val="center"/>
+          </w:tcPr>
+          <w:p>
+            <w:pPr>
+              <w:jc w:val="left"/>
+            </w:pPr>
+            <w:r>
+              <w:rPr>
+                <w:rFonts w:ascii="Calibri" w:cs="Calibri" w:eastAsia="Calibri" w:hAnsi="Calibri"/>
+                <w:b w:val="false"/>
+                <w:bCs w:val="false"/>
+                <w:sz w:val="20"/>
+                <w:szCs w:val="20"/>
+              </w:rPr>
+              <w:t xml:space="preserve">test_no_penalty_sell_bullish</w:t>
+            </w:r>
+          </w:p>
+        </w:tc>
+        <w:tc>
+          <w:tcPr>
+            <w:tcW w:type="dxa" w:w="4560"/>
+            <w:tcBorders>
+              <w:top w:val="single" w:color="AAAAAA" w:sz="1"/>
+              <w:left w:val="single" w:color="AAAAAA" w:sz="1"/>
+              <w:bottom w:val="single" w:color="AAAAAA" w:sz="1"/>
+              <w:right w:val="single" w:color="AAAAAA" w:sz="1"/>
+            </w:tcBorders>
+            <w:shd w:fill="F2F7FB" w:val="clear"/>
+            <w:tcMar>
+              <w:top w:type="dxa" w:w="60"/>
+              <w:left w:type="dxa" w:w="100"/>
+              <w:bottom w:type="dxa" w:w="60"/>
+              <w:right w:type="dxa" w:w="100"/>
+            </w:tcMar>
+            <w:vAlign w:val="center"/>
+          </w:tcPr>
+          <w:p>
+            <w:pPr>
+              <w:jc w:val="left"/>
+            </w:pPr>
+            <w:r>
+              <w:rPr>
+                <w:rFonts w:ascii="Calibri" w:cs="Calibri" w:eastAsia="Calibri" w:hAnsi="Calibri"/>
+                <w:b w:val="false"/>
+                <w:bCs w:val="false"/>
+                <w:sz w:val="20"/>
+                <w:szCs w:val="20"/>
+              </w:rPr>
+              <w:t xml:space="preserve">SELL order + bullish candle (close &gt; open). Market moving favorably for seller. No direction penalty. Raw range=1.5x expected. Asserts level='calm'. Bullish movement doesn't threaten SELL fills.</w:t>
+            </w:r>
+          </w:p>
+        </w:tc>
+        <w:tc>
+          <w:tcPr>
+            <w:tcW w:type="dxa" w:w="1200"/>
+            <w:tcBorders>
+              <w:top w:val="single" w:color="AAAAAA" w:sz="1"/>
+              <w:left w:val="single" w:color="AAAAAA" w:sz="1"/>
+              <w:bottom w:val="single" w:color="AAAAAA" w:sz="1"/>
+              <w:right w:val="single" w:color="AAAAAA" w:sz="1"/>
+            </w:tcBorders>
+            <w:shd w:fill="F2F7FB" w:val="clear"/>
+            <w:tcMar>
+              <w:top w:type="dxa" w:w="60"/>
+              <w:left w:type="dxa" w:w="100"/>
+              <w:bottom w:type="dxa" w:w="60"/>
+              <w:right w:type="dxa" w:w="100"/>
+            </w:tcMar>
+            <w:vAlign w:val="center"/>
+          </w:tcPr>
+          <w:p>
+            <w:pPr>
+              <w:jc w:val="center"/>
+            </w:pPr>
+            <w:r>
+              <w:rPr>
+                <w:rFonts w:ascii="Calibri" w:cs="Calibri" w:eastAsia="Calibri" w:hAnsi="Calibri"/>
+                <w:b/>
+                <w:bCs/>
+                <w:color w:val="2E7D32"/>
+                <w:sz w:val="20"/>
+                <w:szCs w:val="20"/>
+              </w:rPr>
+              <w:t xml:space="preserve">PASS</w:t>
+            </w:r>
+          </w:p>
+        </w:tc>
+      </w:tr>
+      <w:tr>
+        <w:tc>
+          <w:tcPr>
+            <w:tcW w:type="dxa" w:w="400"/>
+            <w:tcBorders>
+              <w:top w:val="single" w:color="AAAAAA" w:sz="1"/>
+              <w:left w:val="single" w:color="AAAAAA" w:sz="1"/>
+              <w:bottom w:val="single" w:color="AAAAAA" w:sz="1"/>
+              <w:right w:val="single" w:color="AAAAAA" w:sz="1"/>
+            </w:tcBorders>
+            <w:tcMar>
+              <w:top w:type="dxa" w:w="60"/>
+              <w:left w:type="dxa" w:w="100"/>
+              <w:bottom w:type="dxa" w:w="60"/>
+              <w:right w:type="dxa" w:w="100"/>
+            </w:tcMar>
+            <w:vAlign w:val="center"/>
+          </w:tcPr>
+          <w:p>
+            <w:pPr>
+              <w:jc w:val="left"/>
+            </w:pPr>
+            <w:r>
+              <w:rPr>
+                <w:rFonts w:ascii="Calibri" w:cs="Calibri" w:eastAsia="Calibri" w:hAnsi="Calibri"/>
+                <w:b w:val="false"/>
+                <w:bCs w:val="false"/>
+                <w:sz w:val="20"/>
+                <w:szCs w:val="20"/>
+              </w:rPr>
+              <w:t xml:space="preserve">10</w:t>
+            </w:r>
+          </w:p>
+        </w:tc>
+        <w:tc>
+          <w:tcPr>
+            <w:tcW w:type="dxa" w:w="3200"/>
+            <w:tcBorders>
+              <w:top w:val="single" w:color="AAAAAA" w:sz="1"/>
+              <w:left w:val="single" w:color="AAAAAA" w:sz="1"/>
+              <w:bottom w:val="single" w:color="AAAAAA" w:sz="1"/>
+              <w:right w:val="single" w:color="AAAAAA" w:sz="1"/>
+            </w:tcBorders>
+            <w:tcMar>
+              <w:top w:type="dxa" w:w="60"/>
+              <w:left w:type="dxa" w:w="100"/>
+              <w:bottom w:type="dxa" w:w="60"/>
+              <w:right w:type="dxa" w:w="100"/>
+            </w:tcMar>
+            <w:vAlign w:val="center"/>
+          </w:tcPr>
+          <w:p>
+            <w:pPr>
+              <w:jc w:val="left"/>
+            </w:pPr>
+            <w:r>
+              <w:rPr>
+                <w:rFonts w:ascii="Calibri" w:cs="Calibri" w:eastAsia="Calibri" w:hAnsi="Calibri"/>
+                <w:b w:val="false"/>
+                <w:bCs w:val="false"/>
+                <w:sz w:val="20"/>
+                <w:szCs w:val="20"/>
+              </w:rPr>
+              <w:t xml:space="preserve">test_no_instrument_token_skips</w:t>
+            </w:r>
+          </w:p>
+        </w:tc>
+        <w:tc>
+          <w:tcPr>
+            <w:tcW w:type="dxa" w:w="4560"/>
+            <w:tcBorders>
+              <w:top w:val="single" w:color="AAAAAA" w:sz="1"/>
+              <w:left w:val="single" w:color="AAAAAA" w:sz="1"/>
+              <w:bottom w:val="single" w:color="AAAAAA" w:sz="1"/>
+              <w:right w:val="single" w:color="AAAAAA" w:sz="1"/>
+            </w:tcBorders>
+            <w:tcMar>
+              <w:top w:type="dxa" w:w="60"/>
+              <w:left w:type="dxa" w:w="100"/>
+              <w:bottom w:type="dxa" w:w="60"/>
+              <w:right w:type="dxa" w:w="100"/>
+            </w:tcMar>
+            <w:vAlign w:val="center"/>
+          </w:tcPr>
+          <w:p>
+            <w:pPr>
+              <w:jc w:val="left"/>
+            </w:pPr>
+            <w:r>
+              <w:rPr>
+                <w:rFonts w:ascii="Calibri" w:cs="Calibri" w:eastAsia="Calibri" w:hAnsi="Calibri"/>
+                <w:b w:val="false"/>
+                <w:bCs w:val="false"/>
+                <w:sz w:val="20"/>
+                <w:szCs w:val="20"/>
+              </w:rPr>
+              <w:t xml:space="preserve">instrument_token=None passed to _AssessMomentum. Returns ('calm', 0.0, None) immediately. session.historical_data not called. Guard clause prevents API call when token unavailable.</w:t>
+            </w:r>
+          </w:p>
+        </w:tc>
+        <w:tc>
+          <w:tcPr>
+            <w:tcW w:type="dxa" w:w="1200"/>
+            <w:tcBorders>
+              <w:top w:val="single" w:color="AAAAAA" w:sz="1"/>
+              <w:left w:val="single" w:color="AAAAAA" w:sz="1"/>
+              <w:bottom w:val="single" w:color="AAAAAA" w:sz="1"/>
+              <w:right w:val="single" w:color="AAAAAA" w:sz="1"/>
+            </w:tcBorders>
+            <w:tcMar>
+              <w:top w:type="dxa" w:w="60"/>
+              <w:left w:type="dxa" w:w="100"/>
+              <w:bottom w:type="dxa" w:w="60"/>
+              <w:right w:type="dxa" w:w="100"/>
+            </w:tcMar>
+            <w:vAlign w:val="center"/>
+          </w:tcPr>
+          <w:p>
+            <w:pPr>
+              <w:jc w:val="center"/>
+            </w:pPr>
+            <w:r>
+              <w:rPr>
+                <w:rFonts w:ascii="Calibri" w:cs="Calibri" w:eastAsia="Calibri" w:hAnsi="Calibri"/>
+                <w:b/>
+                <w:bCs/>
+                <w:color w:val="2E7D32"/>
+                <w:sz w:val="20"/>
+                <w:szCs w:val="20"/>
+              </w:rPr>
+              <w:t xml:space="preserve">PASS</w:t>
+            </w:r>
+          </w:p>
+        </w:tc>
+      </w:tr>
+      <w:tr>
+        <w:tc>
+          <w:tcPr>
+            <w:tcW w:type="dxa" w:w="400"/>
+            <w:tcBorders>
+              <w:top w:val="single" w:color="AAAAAA" w:sz="1"/>
+              <w:left w:val="single" w:color="AAAAAA" w:sz="1"/>
+              <w:bottom w:val="single" w:color="AAAAAA" w:sz="1"/>
+              <w:right w:val="single" w:color="AAAAAA" w:sz="1"/>
+            </w:tcBorders>
+            <w:shd w:fill="F2F7FB" w:val="clear"/>
+            <w:tcMar>
+              <w:top w:type="dxa" w:w="60"/>
+              <w:left w:type="dxa" w:w="100"/>
+              <w:bottom w:type="dxa" w:w="60"/>
+              <w:right w:type="dxa" w:w="100"/>
+            </w:tcMar>
+            <w:vAlign w:val="center"/>
+          </w:tcPr>
+          <w:p>
+            <w:pPr>
+              <w:jc w:val="left"/>
+            </w:pPr>
+            <w:r>
+              <w:rPr>
+                <w:rFonts w:ascii="Calibri" w:cs="Calibri" w:eastAsia="Calibri" w:hAnsi="Calibri"/>
+                <w:b w:val="false"/>
+                <w:bCs w:val="false"/>
+                <w:sz w:val="20"/>
+                <w:szCs w:val="20"/>
+              </w:rPr>
+              <w:t xml:space="preserve">11</w:t>
+            </w:r>
+          </w:p>
+        </w:tc>
+        <w:tc>
+          <w:tcPr>
+            <w:tcW w:type="dxa" w:w="3200"/>
+            <w:tcBorders>
+              <w:top w:val="single" w:color="AAAAAA" w:sz="1"/>
+              <w:left w:val="single" w:color="AAAAAA" w:sz="1"/>
+              <w:bottom w:val="single" w:color="AAAAAA" w:sz="1"/>
+              <w:right w:val="single" w:color="AAAAAA" w:sz="1"/>
+            </w:tcBorders>
+            <w:shd w:fill="F2F7FB" w:val="clear"/>
+            <w:tcMar>
+              <w:top w:type="dxa" w:w="60"/>
+              <w:left w:type="dxa" w:w="100"/>
+              <w:bottom w:type="dxa" w:w="60"/>
+              <w:right w:type="dxa" w:w="100"/>
+            </w:tcMar>
+            <w:vAlign w:val="center"/>
+          </w:tcPr>
+          <w:p>
+            <w:pPr>
+              <w:jc w:val="left"/>
+            </w:pPr>
+            <w:r>
+              <w:rPr>
+                <w:rFonts w:ascii="Calibri" w:cs="Calibri" w:eastAsia="Calibri" w:hAnsi="Calibri"/>
+                <w:b w:val="false"/>
+                <w:bCs w:val="false"/>
+                <w:sz w:val="20"/>
+                <w:szCs w:val="20"/>
+              </w:rPr>
+              <w:t xml:space="preserve">test_zero_atr_skips</w:t>
+            </w:r>
+          </w:p>
+        </w:tc>
+        <w:tc>
+          <w:tcPr>
+            <w:tcW w:type="dxa" w:w="4560"/>
+            <w:tcBorders>
+              <w:top w:val="single" w:color="AAAAAA" w:sz="1"/>
+              <w:left w:val="single" w:color="AAAAAA" w:sz="1"/>
+              <w:bottom w:val="single" w:color="AAAAAA" w:sz="1"/>
+              <w:right w:val="single" w:color="AAAAAA" w:sz="1"/>
+            </w:tcBorders>
+            <w:shd w:fill="F2F7FB" w:val="clear"/>
+            <w:tcMar>
+              <w:top w:type="dxa" w:w="60"/>
+              <w:left w:type="dxa" w:w="100"/>
+              <w:bottom w:type="dxa" w:w="60"/>
+              <w:right w:type="dxa" w:w="100"/>
+            </w:tcMar>
+            <w:vAlign w:val="center"/>
+          </w:tcPr>
+          <w:p>
+            <w:pPr>
+              <w:jc w:val="left"/>
+            </w:pPr>
+            <w:r>
+              <w:rPr>
+                <w:rFonts w:ascii="Calibri" w:cs="Calibri" w:eastAsia="Calibri" w:hAnsi="Calibri"/>
+                <w:b w:val="false"/>
+                <w:bCs w:val="false"/>
+                <w:sz w:val="20"/>
+                <w:szCs w:val="20"/>
+              </w:rPr>
+              <w:t xml:space="preserve">ATR=0 passed. Returns ('calm', 0.0, candle=unset). Division by zero in expected range calc prevented. Guard clause: ATR &lt;= 0 returns calm default.</w:t>
+            </w:r>
+          </w:p>
+        </w:tc>
+        <w:tc>
+          <w:tcPr>
+            <w:tcW w:type="dxa" w:w="1200"/>
+            <w:tcBorders>
+              <w:top w:val="single" w:color="AAAAAA" w:sz="1"/>
+              <w:left w:val="single" w:color="AAAAAA" w:sz="1"/>
+              <w:bottom w:val="single" w:color="AAAAAA" w:sz="1"/>
+              <w:right w:val="single" w:color="AAAAAA" w:sz="1"/>
+            </w:tcBorders>
+            <w:shd w:fill="F2F7FB" w:val="clear"/>
+            <w:tcMar>
+              <w:top w:type="dxa" w:w="60"/>
+              <w:left w:type="dxa" w:w="100"/>
+              <w:bottom w:type="dxa" w:w="60"/>
+              <w:right w:type="dxa" w:w="100"/>
+            </w:tcMar>
+            <w:vAlign w:val="center"/>
+          </w:tcPr>
+          <w:p>
+            <w:pPr>
+              <w:jc w:val="center"/>
+            </w:pPr>
+            <w:r>
+              <w:rPr>
+                <w:rFonts w:ascii="Calibri" w:cs="Calibri" w:eastAsia="Calibri" w:hAnsi="Calibri"/>
+                <w:b/>
+                <w:bCs/>
+                <w:color w:val="2E7D32"/>
+                <w:sz w:val="20"/>
+                <w:szCs w:val="20"/>
+              </w:rPr>
+              <w:t xml:space="preserve">PASS</w:t>
+            </w:r>
+          </w:p>
+        </w:tc>
+      </w:tr>
+      <w:tr>
+        <w:tc>
+          <w:tcPr>
+            <w:tcW w:type="dxa" w:w="400"/>
+            <w:tcBorders>
+              <w:top w:val="single" w:color="AAAAAA" w:sz="1"/>
+              <w:left w:val="single" w:color="AAAAAA" w:sz="1"/>
+              <w:bottom w:val="single" w:color="AAAAAA" w:sz="1"/>
+              <w:right w:val="single" w:color="AAAAAA" w:sz="1"/>
+            </w:tcBorders>
+            <w:tcMar>
+              <w:top w:type="dxa" w:w="60"/>
+              <w:left w:type="dxa" w:w="100"/>
+              <w:bottom w:type="dxa" w:w="60"/>
+              <w:right w:type="dxa" w:w="100"/>
+            </w:tcMar>
+            <w:vAlign w:val="center"/>
+          </w:tcPr>
+          <w:p>
+            <w:pPr>
+              <w:jc w:val="left"/>
+            </w:pPr>
+            <w:r>
+              <w:rPr>
+                <w:rFonts w:ascii="Calibri" w:cs="Calibri" w:eastAsia="Calibri" w:hAnsi="Calibri"/>
+                <w:b w:val="false"/>
+                <w:bCs w:val="false"/>
+                <w:sz w:val="20"/>
+                <w:szCs w:val="20"/>
+              </w:rPr>
+              <w:t xml:space="preserve">12</w:t>
+            </w:r>
+          </w:p>
+        </w:tc>
+        <w:tc>
+          <w:tcPr>
+            <w:tcW w:type="dxa" w:w="3200"/>
+            <w:tcBorders>
+              <w:top w:val="single" w:color="AAAAAA" w:sz="1"/>
+              <w:left w:val="single" w:color="AAAAAA" w:sz="1"/>
+              <w:bottom w:val="single" w:color="AAAAAA" w:sz="1"/>
+              <w:right w:val="single" w:color="AAAAAA" w:sz="1"/>
+            </w:tcBorders>
+            <w:tcMar>
+              <w:top w:type="dxa" w:w="60"/>
+              <w:left w:type="dxa" w:w="100"/>
+              <w:bottom w:type="dxa" w:w="60"/>
+              <w:right w:type="dxa" w:w="100"/>
+            </w:tcMar>
+            <w:vAlign w:val="center"/>
+          </w:tcPr>
+          <w:p>
+            <w:pPr>
+              <w:jc w:val="left"/>
+            </w:pPr>
+            <w:r>
+              <w:rPr>
+                <w:rFonts w:ascii="Calibri" w:cs="Calibri" w:eastAsia="Calibri" w:hAnsi="Calibri"/>
+                <w:b w:val="false"/>
+                <w:bCs w:val="false"/>
+                <w:sz w:val="20"/>
+                <w:szCs w:val="20"/>
+              </w:rPr>
+              <w:t xml:space="preserve">test_negative_atr_skips</w:t>
+            </w:r>
+          </w:p>
+        </w:tc>
+        <w:tc>
+          <w:tcPr>
+            <w:tcW w:type="dxa" w:w="4560"/>
+            <w:tcBorders>
+              <w:top w:val="single" w:color="AAAAAA" w:sz="1"/>
+              <w:left w:val="single" w:color="AAAAAA" w:sz="1"/>
+              <w:bottom w:val="single" w:color="AAAAAA" w:sz="1"/>
+              <w:right w:val="single" w:color="AAAAAA" w:sz="1"/>
+            </w:tcBorders>
+            <w:tcMar>
+              <w:top w:type="dxa" w:w="60"/>
+              <w:left w:type="dxa" w:w="100"/>
+              <w:bottom w:type="dxa" w:w="60"/>
+              <w:right w:type="dxa" w:w="100"/>
+            </w:tcMar>
+            <w:vAlign w:val="center"/>
+          </w:tcPr>
+          <w:p>
+            <w:pPr>
+              <w:jc w:val="left"/>
+            </w:pPr>
+            <w:r>
+              <w:rPr>
+                <w:rFonts w:ascii="Calibri" w:cs="Calibri" w:eastAsia="Calibri" w:hAnsi="Calibri"/>
+                <w:b w:val="false"/>
+                <w:bCs w:val="false"/>
+                <w:sz w:val="20"/>
+                <w:szCs w:val="20"/>
+              </w:rPr>
+              <w:t xml:space="preserve">ATR=-100 passed. Returns ('calm', ...). Negative ATR (data error) handled same as zero. Guard clause: ATR &lt;= 0 returns calm default.</w:t>
+            </w:r>
+          </w:p>
+        </w:tc>
+        <w:tc>
+          <w:tcPr>
+            <w:tcW w:type="dxa" w:w="1200"/>
+            <w:tcBorders>
+              <w:top w:val="single" w:color="AAAAAA" w:sz="1"/>
+              <w:left w:val="single" w:color="AAAAAA" w:sz="1"/>
+              <w:bottom w:val="single" w:color="AAAAAA" w:sz="1"/>
+              <w:right w:val="single" w:color="AAAAAA" w:sz="1"/>
+            </w:tcBorders>
+            <w:tcMar>
+              <w:top w:type="dxa" w:w="60"/>
+              <w:left w:type="dxa" w:w="100"/>
+              <w:bottom w:type="dxa" w:w="60"/>
+              <w:right w:type="dxa" w:w="100"/>
+            </w:tcMar>
+            <w:vAlign w:val="center"/>
+          </w:tcPr>
+          <w:p>
+            <w:pPr>
+              <w:jc w:val="center"/>
+            </w:pPr>
+            <w:r>
+              <w:rPr>
+                <w:rFonts w:ascii="Calibri" w:cs="Calibri" w:eastAsia="Calibri" w:hAnsi="Calibri"/>
+                <w:b/>
+                <w:bCs/>
+                <w:color w:val="2E7D32"/>
+                <w:sz w:val="20"/>
+                <w:szCs w:val="20"/>
+              </w:rPr>
+              <w:t xml:space="preserve">PASS</w:t>
+            </w:r>
+          </w:p>
+        </w:tc>
+      </w:tr>
+      <w:tr>
+        <w:tc>
+          <w:tcPr>
+            <w:tcW w:type="dxa" w:w="400"/>
+            <w:tcBorders>
+              <w:top w:val="single" w:color="AAAAAA" w:sz="1"/>
+              <w:left w:val="single" w:color="AAAAAA" w:sz="1"/>
+              <w:bottom w:val="single" w:color="AAAAAA" w:sz="1"/>
+              <w:right w:val="single" w:color="AAAAAA" w:sz="1"/>
+            </w:tcBorders>
+            <w:shd w:fill="F2F7FB" w:val="clear"/>
+            <w:tcMar>
+              <w:top w:type="dxa" w:w="60"/>
+              <w:left w:type="dxa" w:w="100"/>
+              <w:bottom w:type="dxa" w:w="60"/>
+              <w:right w:type="dxa" w:w="100"/>
+            </w:tcMar>
+            <w:vAlign w:val="center"/>
+          </w:tcPr>
+          <w:p>
+            <w:pPr>
+              <w:jc w:val="left"/>
+            </w:pPr>
+            <w:r>
+              <w:rPr>
+                <w:rFonts w:ascii="Calibri" w:cs="Calibri" w:eastAsia="Calibri" w:hAnsi="Calibri"/>
+                <w:b w:val="false"/>
+                <w:bCs w:val="false"/>
+                <w:sz w:val="20"/>
+                <w:szCs w:val="20"/>
+              </w:rPr>
+              <w:t xml:space="preserve">13</w:t>
+            </w:r>
+          </w:p>
+        </w:tc>
+        <w:tc>
+          <w:tcPr>
+            <w:tcW w:type="dxa" w:w="3200"/>
+            <w:tcBorders>
+              <w:top w:val="single" w:color="AAAAAA" w:sz="1"/>
+              <w:left w:val="single" w:color="AAAAAA" w:sz="1"/>
+              <w:bottom w:val="single" w:color="AAAAAA" w:sz="1"/>
+              <w:right w:val="single" w:color="AAAAAA" w:sz="1"/>
+            </w:tcBorders>
+            <w:shd w:fill="F2F7FB" w:val="clear"/>
+            <w:tcMar>
+              <w:top w:type="dxa" w:w="60"/>
+              <w:left w:type="dxa" w:w="100"/>
+              <w:bottom w:type="dxa" w:w="60"/>
+              <w:right w:type="dxa" w:w="100"/>
+            </w:tcMar>
+            <w:vAlign w:val="center"/>
+          </w:tcPr>
+          <w:p>
+            <w:pPr>
+              <w:jc w:val="left"/>
+            </w:pPr>
+            <w:r>
+              <w:rPr>
+                <w:rFonts w:ascii="Calibri" w:cs="Calibri" w:eastAsia="Calibri" w:hAnsi="Calibri"/>
+                <w:b w:val="false"/>
+                <w:bCs w:val="false"/>
+                <w:sz w:val="20"/>
+                <w:szCs w:val="20"/>
+              </w:rPr>
+              <w:t xml:space="preserve">test_historical_data_exception</w:t>
+            </w:r>
+          </w:p>
+        </w:tc>
+        <w:tc>
+          <w:tcPr>
+            <w:tcW w:type="dxa" w:w="4560"/>
+            <w:tcBorders>
+              <w:top w:val="single" w:color="AAAAAA" w:sz="1"/>
+              <w:left w:val="single" w:color="AAAAAA" w:sz="1"/>
+              <w:bottom w:val="single" w:color="AAAAAA" w:sz="1"/>
+              <w:right w:val="single" w:color="AAAAAA" w:sz="1"/>
+            </w:tcBorders>
+            <w:shd w:fill="F2F7FB" w:val="clear"/>
+            <w:tcMar>
+              <w:top w:type="dxa" w:w="60"/>
+              <w:left w:type="dxa" w:w="100"/>
+              <w:bottom w:type="dxa" w:w="60"/>
+              <w:right w:type="dxa" w:w="100"/>
+            </w:tcMar>
+            <w:vAlign w:val="center"/>
+          </w:tcPr>
+          <w:p>
+            <w:pPr>
+              <w:jc w:val="left"/>
+            </w:pPr>
+            <w:r>
+              <w:rPr>
+                <w:rFonts w:ascii="Calibri" w:cs="Calibri" w:eastAsia="Calibri" w:hAnsi="Calibri"/>
+                <w:b w:val="false"/>
+                <w:bCs w:val="false"/>
+                <w:sz w:val="20"/>
+                <w:szCs w:val="20"/>
+              </w:rPr>
+              <w:t xml:space="preserve">session.historical_data raises Exception('API error'). Returns ('calm', 0.0, None). No crash. Graceful degradation when kite.historical_data() fails (network timeout, invalid token, etc.).</w:t>
+            </w:r>
+          </w:p>
+        </w:tc>
+        <w:tc>
+          <w:tcPr>
+            <w:tcW w:type="dxa" w:w="1200"/>
+            <w:tcBorders>
+              <w:top w:val="single" w:color="AAAAAA" w:sz="1"/>
+              <w:left w:val="single" w:color="AAAAAA" w:sz="1"/>
+              <w:bottom w:val="single" w:color="AAAAAA" w:sz="1"/>
+              <w:right w:val="single" w:color="AAAAAA" w:sz="1"/>
+            </w:tcBorders>
+            <w:shd w:fill="F2F7FB" w:val="clear"/>
+            <w:tcMar>
+              <w:top w:type="dxa" w:w="60"/>
+              <w:left w:type="dxa" w:w="100"/>
+              <w:bottom w:type="dxa" w:w="60"/>
+              <w:right w:type="dxa" w:w="100"/>
+            </w:tcMar>
+            <w:vAlign w:val="center"/>
+          </w:tcPr>
+          <w:p>
+            <w:pPr>
+              <w:jc w:val="center"/>
+            </w:pPr>
+            <w:r>
+              <w:rPr>
+                <w:rFonts w:ascii="Calibri" w:cs="Calibri" w:eastAsia="Calibri" w:hAnsi="Calibri"/>
+                <w:b/>
+                <w:bCs/>
+                <w:color w:val="2E7D32"/>
+                <w:sz w:val="20"/>
+                <w:szCs w:val="20"/>
+              </w:rPr>
+              <w:t xml:space="preserve">PASS</w:t>
+            </w:r>
+          </w:p>
+        </w:tc>
+      </w:tr>
+      <w:tr>
+        <w:tc>
+          <w:tcPr>
+            <w:tcW w:type="dxa" w:w="400"/>
+            <w:tcBorders>
+              <w:top w:val="single" w:color="AAAAAA" w:sz="1"/>
+              <w:left w:val="single" w:color="AAAAAA" w:sz="1"/>
+              <w:bottom w:val="single" w:color="AAAAAA" w:sz="1"/>
+              <w:right w:val="single" w:color="AAAAAA" w:sz="1"/>
+            </w:tcBorders>
+            <w:tcMar>
+              <w:top w:type="dxa" w:w="60"/>
+              <w:left w:type="dxa" w:w="100"/>
+              <w:bottom w:type="dxa" w:w="60"/>
+              <w:right w:type="dxa" w:w="100"/>
+            </w:tcMar>
+            <w:vAlign w:val="center"/>
+          </w:tcPr>
+          <w:p>
+            <w:pPr>
+              <w:jc w:val="left"/>
+            </w:pPr>
+            <w:r>
+              <w:rPr>
+                <w:rFonts w:ascii="Calibri" w:cs="Calibri" w:eastAsia="Calibri" w:hAnsi="Calibri"/>
+                <w:b w:val="false"/>
+                <w:bCs w:val="false"/>
+                <w:sz w:val="20"/>
+                <w:szCs w:val="20"/>
+              </w:rPr>
+              <w:t xml:space="preserve">14</w:t>
+            </w:r>
+          </w:p>
+        </w:tc>
+        <w:tc>
+          <w:tcPr>
+            <w:tcW w:type="dxa" w:w="3200"/>
+            <w:tcBorders>
+              <w:top w:val="single" w:color="AAAAAA" w:sz="1"/>
+              <w:left w:val="single" w:color="AAAAAA" w:sz="1"/>
+              <w:bottom w:val="single" w:color="AAAAAA" w:sz="1"/>
+              <w:right w:val="single" w:color="AAAAAA" w:sz="1"/>
+            </w:tcBorders>
+            <w:tcMar>
+              <w:top w:type="dxa" w:w="60"/>
+              <w:left w:type="dxa" w:w="100"/>
+              <w:bottom w:type="dxa" w:w="60"/>
+              <w:right w:type="dxa" w:w="100"/>
+            </w:tcMar>
+            <w:vAlign w:val="center"/>
+          </w:tcPr>
+          <w:p>
+            <w:pPr>
+              <w:jc w:val="left"/>
+            </w:pPr>
+            <w:r>
+              <w:rPr>
+                <w:rFonts w:ascii="Calibri" w:cs="Calibri" w:eastAsia="Calibri" w:hAnsi="Calibri"/>
+                <w:b w:val="false"/>
+                <w:bCs w:val="false"/>
+                <w:sz w:val="20"/>
+                <w:szCs w:val="20"/>
+              </w:rPr>
+              <w:t xml:space="preserve">test_empty_candles</w:t>
+            </w:r>
+          </w:p>
+        </w:tc>
+        <w:tc>
+          <w:tcPr>
+            <w:tcW w:type="dxa" w:w="4560"/>
+            <w:tcBorders>
+              <w:top w:val="single" w:color="AAAAAA" w:sz="1"/>
+              <w:left w:val="single" w:color="AAAAAA" w:sz="1"/>
+              <w:bottom w:val="single" w:color="AAAAAA" w:sz="1"/>
+              <w:right w:val="single" w:color="AAAAAA" w:sz="1"/>
+            </w:tcBorders>
+            <w:tcMar>
+              <w:top w:type="dxa" w:w="60"/>
+              <w:left w:type="dxa" w:w="100"/>
+              <w:bottom w:type="dxa" w:w="60"/>
+              <w:right w:type="dxa" w:w="100"/>
+            </w:tcMar>
+            <w:vAlign w:val="center"/>
+          </w:tcPr>
+          <w:p>
+            <w:pPr>
+              <w:jc w:val="left"/>
+            </w:pPr>
+            <w:r>
+              <w:rPr>
+                <w:rFonts w:ascii="Calibri" w:cs="Calibri" w:eastAsia="Calibri" w:hAnsi="Calibri"/>
+                <w:b w:val="false"/>
+                <w:bCs w:val="false"/>
+                <w:sz w:val="20"/>
+                <w:szCs w:val="20"/>
+              </w:rPr>
+              <w:t xml:space="preserve">session.historical_data returns []. No candles available. Returns ('calm', ...). Empty result from API (market holiday, pre-open) defaults to calm.</w:t>
+            </w:r>
+          </w:p>
+        </w:tc>
+        <w:tc>
+          <w:tcPr>
+            <w:tcW w:type="dxa" w:w="1200"/>
+            <w:tcBorders>
+              <w:top w:val="single" w:color="AAAAAA" w:sz="1"/>
+              <w:left w:val="single" w:color="AAAAAA" w:sz="1"/>
+              <w:bottom w:val="single" w:color="AAAAAA" w:sz="1"/>
+              <w:right w:val="single" w:color="AAAAAA" w:sz="1"/>
+            </w:tcBorders>
+            <w:tcMar>
+              <w:top w:type="dxa" w:w="60"/>
+              <w:left w:type="dxa" w:w="100"/>
+              <w:bottom w:type="dxa" w:w="60"/>
+              <w:right w:type="dxa" w:w="100"/>
+            </w:tcMar>
+            <w:vAlign w:val="center"/>
+          </w:tcPr>
+          <w:p>
+            <w:pPr>
+              <w:jc w:val="center"/>
+            </w:pPr>
+            <w:r>
+              <w:rPr>
+                <w:rFonts w:ascii="Calibri" w:cs="Calibri" w:eastAsia="Calibri" w:hAnsi="Calibri"/>
+                <w:b/>
+                <w:bCs/>
+                <w:color w:val="2E7D32"/>
+                <w:sz w:val="20"/>
+                <w:szCs w:val="20"/>
+              </w:rPr>
+              <w:t xml:space="preserve">PASS</w:t>
+            </w:r>
+          </w:p>
+        </w:tc>
+      </w:tr>
+      <w:tr>
+        <w:tc>
+          <w:tcPr>
+            <w:tcW w:type="dxa" w:w="400"/>
+            <w:tcBorders>
+              <w:top w:val="single" w:color="AAAAAA" w:sz="1"/>
+              <w:left w:val="single" w:color="AAAAAA" w:sz="1"/>
+              <w:bottom w:val="single" w:color="AAAAAA" w:sz="1"/>
+              <w:right w:val="single" w:color="AAAAAA" w:sz="1"/>
+            </w:tcBorders>
+            <w:shd w:fill="F2F7FB" w:val="clear"/>
+            <w:tcMar>
+              <w:top w:type="dxa" w:w="60"/>
+              <w:left w:type="dxa" w:w="100"/>
+              <w:bottom w:type="dxa" w:w="60"/>
+              <w:right w:type="dxa" w:w="100"/>
+            </w:tcMar>
+            <w:vAlign w:val="center"/>
+          </w:tcPr>
+          <w:p>
+            <w:pPr>
+              <w:jc w:val="left"/>
+            </w:pPr>
+            <w:r>
+              <w:rPr>
+                <w:rFonts w:ascii="Calibri" w:cs="Calibri" w:eastAsia="Calibri" w:hAnsi="Calibri"/>
+                <w:b w:val="false"/>
+                <w:bCs w:val="false"/>
+                <w:sz w:val="20"/>
+                <w:szCs w:val="20"/>
+              </w:rPr>
+              <w:t xml:space="preserve">15</w:t>
+            </w:r>
+          </w:p>
+        </w:tc>
+        <w:tc>
+          <w:tcPr>
+            <w:tcW w:type="dxa" w:w="3200"/>
+            <w:tcBorders>
+              <w:top w:val="single" w:color="AAAAAA" w:sz="1"/>
+              <w:left w:val="single" w:color="AAAAAA" w:sz="1"/>
+              <w:bottom w:val="single" w:color="AAAAAA" w:sz="1"/>
+              <w:right w:val="single" w:color="AAAAAA" w:sz="1"/>
+            </w:tcBorders>
+            <w:shd w:fill="F2F7FB" w:val="clear"/>
+            <w:tcMar>
+              <w:top w:type="dxa" w:w="60"/>
+              <w:left w:type="dxa" w:w="100"/>
+              <w:bottom w:type="dxa" w:w="60"/>
+              <w:right w:type="dxa" w:w="100"/>
+            </w:tcMar>
+            <w:vAlign w:val="center"/>
+          </w:tcPr>
+          <w:p>
+            <w:pPr>
+              <w:jc w:val="left"/>
+            </w:pPr>
+            <w:r>
+              <w:rPr>
+                <w:rFonts w:ascii="Calibri" w:cs="Calibri" w:eastAsia="Calibri" w:hAnsi="Calibri"/>
+                <w:b w:val="false"/>
+                <w:bCs w:val="false"/>
+                <w:sz w:val="20"/>
+                <w:szCs w:val="20"/>
+              </w:rPr>
+              <w:t xml:space="preserve">test_single_candle_used</w:t>
+            </w:r>
+          </w:p>
+        </w:tc>
+        <w:tc>
+          <w:tcPr>
+            <w:tcW w:type="dxa" w:w="4560"/>
+            <w:tcBorders>
+              <w:top w:val="single" w:color="AAAAAA" w:sz="1"/>
+              <w:left w:val="single" w:color="AAAAAA" w:sz="1"/>
+              <w:bottom w:val="single" w:color="AAAAAA" w:sz="1"/>
+              <w:right w:val="single" w:color="AAAAAA" w:sz="1"/>
+            </w:tcBorders>
+            <w:shd w:fill="F2F7FB" w:val="clear"/>
+            <w:tcMar>
+              <w:top w:type="dxa" w:w="60"/>
+              <w:left w:type="dxa" w:w="100"/>
+              <w:bottom w:type="dxa" w:w="60"/>
+              <w:right w:type="dxa" w:w="100"/>
+            </w:tcMar>
+            <w:vAlign w:val="center"/>
+          </w:tcPr>
+          <w:p>
+            <w:pPr>
+              <w:jc w:val="left"/>
+            </w:pPr>
+            <w:r>
+              <w:rPr>
+                <w:rFonts w:ascii="Calibri" w:cs="Calibri" w:eastAsia="Calibri" w:hAnsi="Calibri"/>
+                <w:b w:val="false"/>
+                <w:bCs w:val="false"/>
+                <w:sz w:val="20"/>
+                <w:szCs w:val="20"/>
+              </w:rPr>
+              <w:t xml:space="preserve">Only 1 candle returned (range=3x expected, bearish + BUY = no penalty). With single candle, uses candles[0] directly (no second-to-last). Asserts level='moving', ratio approx 3.0.</w:t>
+            </w:r>
+          </w:p>
+        </w:tc>
+        <w:tc>
+          <w:tcPr>
+            <w:tcW w:type="dxa" w:w="1200"/>
+            <w:tcBorders>
+              <w:top w:val="single" w:color="AAAAAA" w:sz="1"/>
+              <w:left w:val="single" w:color="AAAAAA" w:sz="1"/>
+              <w:bottom w:val="single" w:color="AAAAAA" w:sz="1"/>
+              <w:right w:val="single" w:color="AAAAAA" w:sz="1"/>
+            </w:tcBorders>
+            <w:shd w:fill="F2F7FB" w:val="clear"/>
+            <w:tcMar>
+              <w:top w:type="dxa" w:w="60"/>
+              <w:left w:type="dxa" w:w="100"/>
+              <w:bottom w:type="dxa" w:w="60"/>
+              <w:right w:type="dxa" w:w="100"/>
+            </w:tcMar>
+            <w:vAlign w:val="center"/>
+          </w:tcPr>
+          <w:p>
+            <w:pPr>
+              <w:jc w:val="center"/>
+            </w:pPr>
+            <w:r>
+              <w:rPr>
+                <w:rFonts w:ascii="Calibri" w:cs="Calibri" w:eastAsia="Calibri" w:hAnsi="Calibri"/>
+                <w:b/>
+                <w:bCs/>
+                <w:color w:val="2E7D32"/>
+                <w:sz w:val="20"/>
+                <w:szCs w:val="20"/>
+              </w:rPr>
+              <w:t xml:space="preserve">PASS</w:t>
+            </w:r>
+          </w:p>
+        </w:tc>
+      </w:tr>
+      <w:tr>
+        <w:tc>
+          <w:tcPr>
+            <w:tcW w:type="dxa" w:w="400"/>
+            <w:tcBorders>
+              <w:top w:val="single" w:color="AAAAAA" w:sz="1"/>
+              <w:left w:val="single" w:color="AAAAAA" w:sz="1"/>
+              <w:bottom w:val="single" w:color="AAAAAA" w:sz="1"/>
+              <w:right w:val="single" w:color="AAAAAA" w:sz="1"/>
+            </w:tcBorders>
+            <w:tcMar>
+              <w:top w:type="dxa" w:w="60"/>
+              <w:left w:type="dxa" w:w="100"/>
+              <w:bottom w:type="dxa" w:w="60"/>
+              <w:right w:type="dxa" w:w="100"/>
+            </w:tcMar>
+            <w:vAlign w:val="center"/>
+          </w:tcPr>
+          <w:p>
+            <w:pPr>
+              <w:jc w:val="left"/>
+            </w:pPr>
+            <w:r>
+              <w:rPr>
+                <w:rFonts w:ascii="Calibri" w:cs="Calibri" w:eastAsia="Calibri" w:hAnsi="Calibri"/>
+                <w:b w:val="false"/>
+                <w:bCs w:val="false"/>
+                <w:sz w:val="20"/>
+                <w:szCs w:val="20"/>
+              </w:rPr>
+              <w:t xml:space="preserve">16</w:t>
+            </w:r>
+          </w:p>
+        </w:tc>
+        <w:tc>
+          <w:tcPr>
+            <w:tcW w:type="dxa" w:w="3200"/>
+            <w:tcBorders>
+              <w:top w:val="single" w:color="AAAAAA" w:sz="1"/>
+              <w:left w:val="single" w:color="AAAAAA" w:sz="1"/>
+              <w:bottom w:val="single" w:color="AAAAAA" w:sz="1"/>
+              <w:right w:val="single" w:color="AAAAAA" w:sz="1"/>
+            </w:tcBorders>
+            <w:tcMar>
+              <w:top w:type="dxa" w:w="60"/>
+              <w:left w:type="dxa" w:w="100"/>
+              <w:bottom w:type="dxa" w:w="60"/>
+              <w:right w:type="dxa" w:w="100"/>
+            </w:tcMar>
+            <w:vAlign w:val="center"/>
+          </w:tcPr>
+          <w:p>
+            <w:pPr>
+              <w:jc w:val="left"/>
+            </w:pPr>
+            <w:r>
+              <w:rPr>
+                <w:rFonts w:ascii="Calibri" w:cs="Calibri" w:eastAsia="Calibri" w:hAnsi="Calibri"/>
+                <w:b w:val="false"/>
+                <w:bCs w:val="false"/>
+                <w:sz w:val="20"/>
+                <w:szCs w:val="20"/>
+              </w:rPr>
+              <w:t xml:space="preserve">test_multiple_candles_uses_second_to_last</w:t>
+            </w:r>
+          </w:p>
+        </w:tc>
+        <w:tc>
+          <w:tcPr>
+            <w:tcW w:type="dxa" w:w="4560"/>
+            <w:tcBorders>
+              <w:top w:val="single" w:color="AAAAAA" w:sz="1"/>
+              <w:left w:val="single" w:color="AAAAAA" w:sz="1"/>
+              <w:bottom w:val="single" w:color="AAAAAA" w:sz="1"/>
+              <w:right w:val="single" w:color="AAAAAA" w:sz="1"/>
+            </w:tcBorders>
+            <w:tcMar>
+              <w:top w:type="dxa" w:w="60"/>
+              <w:left w:type="dxa" w:w="100"/>
+              <w:bottom w:type="dxa" w:w="60"/>
+              <w:right w:type="dxa" w:w="100"/>
+            </w:tcMar>
+            <w:vAlign w:val="center"/>
+          </w:tcPr>
+          <w:p>
+            <w:pPr>
+              <w:jc w:val="left"/>
+            </w:pPr>
+            <w:r>
+              <w:rPr>
+                <w:rFonts w:ascii="Calibri" w:cs="Calibri" w:eastAsia="Calibri" w:hAnsi="Calibri"/>
+                <w:b w:val="false"/>
+                <w:bCs w:val="false"/>
+                <w:sz w:val="20"/>
+                <w:szCs w:val="20"/>
+              </w:rPr>
+              <w:t xml:space="preserve">3 candles returned. candles[-2] (second-to-last) = last completed bar, range=4x expected. candles[-1] = in-progress bar (ignored, has 10x range). BUY + bearish = no penalty. Asserts ratio approx 4.0, not 10.0.</w:t>
+            </w:r>
+          </w:p>
+        </w:tc>
+        <w:tc>
+          <w:tcPr>
+            <w:tcW w:type="dxa" w:w="1200"/>
+            <w:tcBorders>
+              <w:top w:val="single" w:color="AAAAAA" w:sz="1"/>
+              <w:left w:val="single" w:color="AAAAAA" w:sz="1"/>
+              <w:bottom w:val="single" w:color="AAAAAA" w:sz="1"/>
+              <w:right w:val="single" w:color="AAAAAA" w:sz="1"/>
+            </w:tcBorders>
+            <w:tcMar>
+              <w:top w:type="dxa" w:w="60"/>
+              <w:left w:type="dxa" w:w="100"/>
+              <w:bottom w:type="dxa" w:w="60"/>
+              <w:right w:type="dxa" w:w="100"/>
+            </w:tcMar>
+            <w:vAlign w:val="center"/>
+          </w:tcPr>
+          <w:p>
+            <w:pPr>
+              <w:jc w:val="center"/>
+            </w:pPr>
+            <w:r>
+              <w:rPr>
+                <w:rFonts w:ascii="Calibri" w:cs="Calibri" w:eastAsia="Calibri" w:hAnsi="Calibri"/>
+                <w:b/>
+                <w:bCs/>
+                <w:color w:val="2E7D32"/>
+                <w:sz w:val="20"/>
+                <w:szCs w:val="20"/>
+              </w:rPr>
+              <w:t xml:space="preserve">PASS</w:t>
+            </w:r>
+          </w:p>
+        </w:tc>
+      </w:tr>
+      <w:tr>
+        <w:tc>
+          <w:tcPr>
+            <w:tcW w:type="dxa" w:w="400"/>
+            <w:tcBorders>
+              <w:top w:val="single" w:color="AAAAAA" w:sz="1"/>
+              <w:left w:val="single" w:color="AAAAAA" w:sz="1"/>
+              <w:bottom w:val="single" w:color="AAAAAA" w:sz="1"/>
+              <w:right w:val="single" w:color="AAAAAA" w:sz="1"/>
+            </w:tcBorders>
+            <w:shd w:fill="F2F7FB" w:val="clear"/>
+            <w:tcMar>
+              <w:top w:type="dxa" w:w="60"/>
+              <w:left w:type="dxa" w:w="100"/>
+              <w:bottom w:type="dxa" w:w="60"/>
+              <w:right w:type="dxa" w:w="100"/>
+            </w:tcMar>
+            <w:vAlign w:val="center"/>
+          </w:tcPr>
+          <w:p>
+            <w:pPr>
+              <w:jc w:val="left"/>
+            </w:pPr>
+            <w:r>
+              <w:rPr>
+                <w:rFonts w:ascii="Calibri" w:cs="Calibri" w:eastAsia="Calibri" w:hAnsi="Calibri"/>
+                <w:b w:val="false"/>
+                <w:bCs w:val="false"/>
+                <w:sz w:val="20"/>
+                <w:szCs w:val="20"/>
+              </w:rPr>
+              <w:t xml:space="preserve">17</w:t>
+            </w:r>
+          </w:p>
+        </w:tc>
+        <w:tc>
+          <w:tcPr>
+            <w:tcW w:type="dxa" w:w="3200"/>
+            <w:tcBorders>
+              <w:top w:val="single" w:color="AAAAAA" w:sz="1"/>
+              <w:left w:val="single" w:color="AAAAAA" w:sz="1"/>
+              <w:bottom w:val="single" w:color="AAAAAA" w:sz="1"/>
+              <w:right w:val="single" w:color="AAAAAA" w:sz="1"/>
+            </w:tcBorders>
+            <w:shd w:fill="F2F7FB" w:val="clear"/>
+            <w:tcMar>
+              <w:top w:type="dxa" w:w="60"/>
+              <w:left w:type="dxa" w:w="100"/>
+              <w:bottom w:type="dxa" w:w="60"/>
+              <w:right w:type="dxa" w:w="100"/>
+            </w:tcMar>
+            <w:vAlign w:val="center"/>
+          </w:tcPr>
+          <w:p>
+            <w:pPr>
+              <w:jc w:val="left"/>
+            </w:pPr>
+            <w:r>
+              <w:rPr>
+                <w:rFonts w:ascii="Calibri" w:cs="Calibri" w:eastAsia="Calibri" w:hAnsi="Calibri"/>
+                <w:b w:val="false"/>
+                <w:bCs w:val="false"/>
+                <w:sz w:val="20"/>
+                <w:szCs w:val="20"/>
+              </w:rPr>
+              <w:t xml:space="preserve">test_nfo_session_minutes</w:t>
+            </w:r>
+          </w:p>
+        </w:tc>
+        <w:tc>
+          <w:tcPr>
+            <w:tcW w:type="dxa" w:w="4560"/>
+            <w:tcBorders>
+              <w:top w:val="single" w:color="AAAAAA" w:sz="1"/>
+              <w:left w:val="single" w:color="AAAAAA" w:sz="1"/>
+              <w:bottom w:val="single" w:color="AAAAAA" w:sz="1"/>
+              <w:right w:val="single" w:color="AAAAAA" w:sz="1"/>
+            </w:tcBorders>
+            <w:shd w:fill="F2F7FB" w:val="clear"/>
+            <w:tcMar>
+              <w:top w:type="dxa" w:w="60"/>
+              <w:left w:type="dxa" w:w="100"/>
+              <w:bottom w:type="dxa" w:w="60"/>
+              <w:right w:type="dxa" w:w="100"/>
+            </w:tcMar>
+            <w:vAlign w:val="center"/>
+          </w:tcPr>
+          <w:p>
+            <w:pPr>
+              <w:jc w:val="left"/>
+            </w:pPr>
+            <w:r>
+              <w:rPr>
+                <w:rFonts w:ascii="Calibri" w:cs="Calibri" w:eastAsia="Calibri" w:hAnsi="Calibri"/>
+                <w:b w:val="false"/>
+                <w:bCs w:val="false"/>
+                <w:sz w:val="20"/>
+                <w:szCs w:val="20"/>
+              </w:rPr>
+              <w:t xml:space="preserve">Exchange='NFO' uses 375 session minutes (not 870 for MCX). Expected 1-min = 18078/sqrt(375)=934. Candle range=100. Ratio=100/934=0.11. Asserts level='calm'. Verifies exchange-specific session duration lookup.</w:t>
+            </w:r>
+          </w:p>
+        </w:tc>
+        <w:tc>
+          <w:tcPr>
+            <w:tcW w:type="dxa" w:w="1200"/>
+            <w:tcBorders>
+              <w:top w:val="single" w:color="AAAAAA" w:sz="1"/>
+              <w:left w:val="single" w:color="AAAAAA" w:sz="1"/>
+              <w:bottom w:val="single" w:color="AAAAAA" w:sz="1"/>
+              <w:right w:val="single" w:color="AAAAAA" w:sz="1"/>
+            </w:tcBorders>
+            <w:shd w:fill="F2F7FB" w:val="clear"/>
+            <w:tcMar>
+              <w:top w:type="dxa" w:w="60"/>
+              <w:left w:type="dxa" w:w="100"/>
+              <w:bottom w:type="dxa" w:w="60"/>
+              <w:right w:type="dxa" w:w="100"/>
+            </w:tcMar>
+            <w:vAlign w:val="center"/>
+          </w:tcPr>
+          <w:p>
+            <w:pPr>
+              <w:jc w:val="center"/>
+            </w:pPr>
+            <w:r>
+              <w:rPr>
+                <w:rFonts w:ascii="Calibri" w:cs="Calibri" w:eastAsia="Calibri" w:hAnsi="Calibri"/>
+                <w:b/>
+                <w:bCs/>
+                <w:color w:val="2E7D32"/>
+                <w:sz w:val="20"/>
+                <w:szCs w:val="20"/>
+              </w:rPr>
+              <w:t xml:space="preserve">PASS</w:t>
+            </w:r>
+          </w:p>
+        </w:tc>
+      </w:tr>
+    </w:tbl>
+    <w:p>
+      <w:pPr>
+        <w:spacing w:after="80"/>
+      </w:pPr>
+    </w:p>
+    <w:p>
+      <w:pPr>
+        <w:pStyle w:val="Heading2"/>
+        <w:spacing w:after="160" w:before="280"/>
+      </w:pPr>
+      <w:r>
+        <w:rPr>
+          <w:rFonts w:ascii="Calibri" w:cs="Calibri" w:eastAsia="Calibri" w:hAnsi="Calibri"/>
+          <w:b/>
+          <w:bCs/>
+          <w:color w:val="4F81BD"/>
+          <w:sz w:val="28"/>
+          <w:szCs w:val="28"/>
+        </w:rPr>
+        <w:t xml:space="preserve">TestMomentumOverride</w:t>
+      </w:r>
+    </w:p>
+    <w:tbl>
+      <w:tblPr>
+        <w:tblW w:type="dxa" w:w="9360"/>
+        <w:tblBorders>
+          <w:top w:val="single" w:color="auto" w:sz="4"/>
+          <w:left w:val="single" w:color="auto" w:sz="4"/>
+          <w:bottom w:val="single" w:color="auto" w:sz="4"/>
+          <w:right w:val="single" w:color="auto" w:sz="4"/>
+          <w:insideH w:val="single" w:color="auto" w:sz="4"/>
+          <w:insideV w:val="single" w:color="auto" w:sz="4"/>
+        </w:tblBorders>
+      </w:tblPr>
+      <w:tblGrid>
+        <w:gridCol w:w="400"/>
+        <w:gridCol w:w="3200"/>
+        <w:gridCol w:w="4560"/>
+        <w:gridCol w:w="1200"/>
+      </w:tblGrid>
+      <w:tr>
+        <w:tc>
+          <w:tcPr>
+            <w:tcW w:type="dxa" w:w="400"/>
+            <w:tcBorders>
+              <w:top w:val="single" w:color="AAAAAA" w:sz="1"/>
+              <w:left w:val="single" w:color="AAAAAA" w:sz="1"/>
+              <w:bottom w:val="single" w:color="AAAAAA" w:sz="1"/>
+              <w:right w:val="single" w:color="AAAAAA" w:sz="1"/>
+            </w:tcBorders>
+            <w:shd w:fill="003366" w:val="clear"/>
+            <w:tcMar>
+              <w:top w:type="dxa" w:w="60"/>
+              <w:left w:type="dxa" w:w="100"/>
+              <w:bottom w:type="dxa" w:w="60"/>
+              <w:right w:type="dxa" w:w="100"/>
+            </w:tcMar>
+            <w:vAlign w:val="center"/>
+          </w:tcPr>
+          <w:p>
+            <w:pPr>
+              <w:jc w:val="center"/>
+            </w:pPr>
+            <w:r>
+              <w:rPr>
+                <w:rFonts w:ascii="Calibri" w:cs="Calibri" w:eastAsia="Calibri" w:hAnsi="Calibri"/>
+                <w:b/>
+                <w:bCs/>
+                <w:color w:val="FFFFFF"/>
+                <w:sz w:val="20"/>
+                <w:szCs w:val="20"/>
+              </w:rPr>
+              <w:t xml:space="preserve">#</w:t>
+            </w:r>
+          </w:p>
+        </w:tc>
+        <w:tc>
+          <w:tcPr>
+            <w:tcW w:type="dxa" w:w="3200"/>
+            <w:tcBorders>
+              <w:top w:val="single" w:color="AAAAAA" w:sz="1"/>
+              <w:left w:val="single" w:color="AAAAAA" w:sz="1"/>
+              <w:bottom w:val="single" w:color="AAAAAA" w:sz="1"/>
+              <w:right w:val="single" w:color="AAAAAA" w:sz="1"/>
+            </w:tcBorders>
+            <w:shd w:fill="003366" w:val="clear"/>
+            <w:tcMar>
+              <w:top w:type="dxa" w:w="60"/>
+              <w:left w:type="dxa" w:w="100"/>
+              <w:bottom w:type="dxa" w:w="60"/>
+              <w:right w:type="dxa" w:w="100"/>
+            </w:tcMar>
+            <w:vAlign w:val="center"/>
+          </w:tcPr>
+          <w:p>
+            <w:pPr>
+              <w:jc w:val="center"/>
+            </w:pPr>
+            <w:r>
+              <w:rPr>
+                <w:rFonts w:ascii="Calibri" w:cs="Calibri" w:eastAsia="Calibri" w:hAnsi="Calibri"/>
+                <w:b/>
+                <w:bCs/>
+                <w:color w:val="FFFFFF"/>
+                <w:sz w:val="20"/>
+                <w:szCs w:val="20"/>
+              </w:rPr>
+              <w:t xml:space="preserve">Test Method</w:t>
+            </w:r>
+          </w:p>
+        </w:tc>
+        <w:tc>
+          <w:tcPr>
+            <w:tcW w:type="dxa" w:w="4560"/>
+            <w:tcBorders>
+              <w:top w:val="single" w:color="AAAAAA" w:sz="1"/>
+              <w:left w:val="single" w:color="AAAAAA" w:sz="1"/>
+              <w:bottom w:val="single" w:color="AAAAAA" w:sz="1"/>
+              <w:right w:val="single" w:color="AAAAAA" w:sz="1"/>
+            </w:tcBorders>
+            <w:shd w:fill="003366" w:val="clear"/>
+            <w:tcMar>
+              <w:top w:type="dxa" w:w="60"/>
+              <w:left w:type="dxa" w:w="100"/>
+              <w:bottom w:type="dxa" w:w="60"/>
+              <w:right w:type="dxa" w:w="100"/>
+            </w:tcMar>
+            <w:vAlign w:val="center"/>
+          </w:tcPr>
+          <w:p>
+            <w:pPr>
+              <w:jc w:val="center"/>
+            </w:pPr>
+            <w:r>
+              <w:rPr>
+                <w:rFonts w:ascii="Calibri" w:cs="Calibri" w:eastAsia="Calibri" w:hAnsi="Calibri"/>
+                <w:b/>
+                <w:bCs/>
+                <w:color w:val="FFFFFF"/>
+                <w:sz w:val="20"/>
+                <w:szCs w:val="20"/>
+              </w:rPr>
+              <w:t xml:space="preserve">Description</w:t>
+            </w:r>
+          </w:p>
+        </w:tc>
+        <w:tc>
+          <w:tcPr>
+            <w:tcW w:type="dxa" w:w="1200"/>
+            <w:tcBorders>
+              <w:top w:val="single" w:color="AAAAAA" w:sz="1"/>
+              <w:left w:val="single" w:color="AAAAAA" w:sz="1"/>
+              <w:bottom w:val="single" w:color="AAAAAA" w:sz="1"/>
+              <w:right w:val="single" w:color="AAAAAA" w:sz="1"/>
+            </w:tcBorders>
+            <w:shd w:fill="003366" w:val="clear"/>
+            <w:tcMar>
+              <w:top w:type="dxa" w:w="60"/>
+              <w:left w:type="dxa" w:w="100"/>
+              <w:bottom w:type="dxa" w:w="60"/>
+              <w:right w:type="dxa" w:w="100"/>
+            </w:tcMar>
+            <w:vAlign w:val="center"/>
+          </w:tcPr>
+          <w:p>
+            <w:pPr>
+              <w:jc w:val="center"/>
+            </w:pPr>
+            <w:r>
+              <w:rPr>
+                <w:rFonts w:ascii="Calibri" w:cs="Calibri" w:eastAsia="Calibri" w:hAnsi="Calibri"/>
+                <w:b/>
+                <w:bCs/>
+                <w:color w:val="FFFFFF"/>
+                <w:sz w:val="20"/>
+                <w:szCs w:val="20"/>
+              </w:rPr>
+              <w:t xml:space="preserve">Status</w:t>
+            </w:r>
+          </w:p>
+        </w:tc>
+      </w:tr>
+      <w:tr>
+        <w:tc>
+          <w:tcPr>
+            <w:tcW w:type="dxa" w:w="400"/>
+            <w:tcBorders>
+              <w:top w:val="single" w:color="AAAAAA" w:sz="1"/>
+              <w:left w:val="single" w:color="AAAAAA" w:sz="1"/>
+              <w:bottom w:val="single" w:color="AAAAAA" w:sz="1"/>
+              <w:right w:val="single" w:color="AAAAAA" w:sz="1"/>
+            </w:tcBorders>
+            <w:shd w:fill="F2F7FB" w:val="clear"/>
+            <w:tcMar>
+              <w:top w:type="dxa" w:w="60"/>
+              <w:left w:type="dxa" w:w="100"/>
+              <w:bottom w:type="dxa" w:w="60"/>
+              <w:right w:type="dxa" w:w="100"/>
+            </w:tcMar>
+            <w:vAlign w:val="center"/>
+          </w:tcPr>
+          <w:p>
+            <w:pPr>
+              <w:jc w:val="left"/>
+            </w:pPr>
+            <w:r>
+              <w:rPr>
+                <w:rFonts w:ascii="Calibri" w:cs="Calibri" w:eastAsia="Calibri" w:hAnsi="Calibri"/>
+                <w:b w:val="false"/>
+                <w:bCs w:val="false"/>
+                <w:sz w:val="20"/>
+                <w:szCs w:val="20"/>
+              </w:rPr>
+              <w:t xml:space="preserve">1</w:t>
+            </w:r>
+          </w:p>
+        </w:tc>
+        <w:tc>
+          <w:tcPr>
+            <w:tcW w:type="dxa" w:w="3200"/>
+            <w:tcBorders>
+              <w:top w:val="single" w:color="AAAAAA" w:sz="1"/>
+              <w:left w:val="single" w:color="AAAAAA" w:sz="1"/>
+              <w:bottom w:val="single" w:color="AAAAAA" w:sz="1"/>
+              <w:right w:val="single" w:color="AAAAAA" w:sz="1"/>
+            </w:tcBorders>
+            <w:shd w:fill="F2F7FB" w:val="clear"/>
+            <w:tcMar>
+              <w:top w:type="dxa" w:w="60"/>
+              <w:left w:type="dxa" w:w="100"/>
+              <w:bottom w:type="dxa" w:w="60"/>
+              <w:right w:type="dxa" w:w="100"/>
+            </w:tcMar>
+            <w:vAlign w:val="center"/>
+          </w:tcPr>
+          <w:p>
+            <w:pPr>
+              <w:jc w:val="left"/>
+            </w:pPr>
+            <w:r>
+              <w:rPr>
+                <w:rFonts w:ascii="Calibri" w:cs="Calibri" w:eastAsia="Calibri" w:hAnsi="Calibri"/>
+                <w:b w:val="false"/>
+                <w:bCs w:val="false"/>
+                <w:sz w:val="20"/>
+                <w:szCs w:val="20"/>
+              </w:rPr>
+              <w:t xml:space="preserve">test_mode_c_escalated_to_a_on_moving</w:t>
+            </w:r>
+          </w:p>
+        </w:tc>
+        <w:tc>
+          <w:tcPr>
+            <w:tcW w:type="dxa" w:w="4560"/>
+            <w:tcBorders>
+              <w:top w:val="single" w:color="AAAAAA" w:sz="1"/>
+              <w:left w:val="single" w:color="AAAAAA" w:sz="1"/>
+              <w:bottom w:val="single" w:color="AAAAAA" w:sz="1"/>
+              <w:right w:val="single" w:color="AAAAAA" w:sz="1"/>
+            </w:tcBorders>
+            <w:shd w:fill="F2F7FB" w:val="clear"/>
+            <w:tcMar>
+              <w:top w:type="dxa" w:w="60"/>
+              <w:left w:type="dxa" w:w="100"/>
+              <w:bottom w:type="dxa" w:w="60"/>
+              <w:right w:type="dxa" w:w="100"/>
+            </w:tcMar>
+            <w:vAlign w:val="center"/>
+          </w:tcPr>
+          <w:p>
+            <w:pPr>
+              <w:jc w:val="left"/>
+            </w:pPr>
+            <w:r>
+              <w:rPr>
+                <w:rFonts w:ascii="Calibri" w:cs="Calibri" w:eastAsia="Calibri" w:hAnsi="Calibri"/>
+                <w:b w:val="false"/>
+                <w:bCs w:val="false"/>
+                <w:sz w:val="20"/>
+                <w:szCs w:val="20"/>
+              </w:rPr>
+              <w:t xml:space="preserve">Mock _AssessMomentum returns ('moving', 2.5, candle). Volatility matrix returns Mode C (low range, tight spread). Moving momentum overrides C to A. Asserts execution_mode='A', original_mode='C', momentum_override=True, momentum_level='moving'.</w:t>
+            </w:r>
+          </w:p>
+        </w:tc>
+        <w:tc>
+          <w:tcPr>
+            <w:tcW w:type="dxa" w:w="1200"/>
+            <w:tcBorders>
+              <w:top w:val="single" w:color="AAAAAA" w:sz="1"/>
+              <w:left w:val="single" w:color="AAAAAA" w:sz="1"/>
+              <w:bottom w:val="single" w:color="AAAAAA" w:sz="1"/>
+              <w:right w:val="single" w:color="AAAAAA" w:sz="1"/>
+            </w:tcBorders>
+            <w:shd w:fill="F2F7FB" w:val="clear"/>
+            <w:tcMar>
+              <w:top w:type="dxa" w:w="60"/>
+              <w:left w:type="dxa" w:w="100"/>
+              <w:bottom w:type="dxa" w:w="60"/>
+              <w:right w:type="dxa" w:w="100"/>
+            </w:tcMar>
+            <w:vAlign w:val="center"/>
+          </w:tcPr>
+          <w:p>
+            <w:pPr>
+              <w:jc w:val="center"/>
+            </w:pPr>
+            <w:r>
+              <w:rPr>
+                <w:rFonts w:ascii="Calibri" w:cs="Calibri" w:eastAsia="Calibri" w:hAnsi="Calibri"/>
+                <w:b/>
+                <w:bCs/>
+                <w:color w:val="2E7D32"/>
+                <w:sz w:val="20"/>
+                <w:szCs w:val="20"/>
+              </w:rPr>
+              <w:t xml:space="preserve">PASS</w:t>
+            </w:r>
+          </w:p>
+        </w:tc>
+      </w:tr>
+      <w:tr>
+        <w:tc>
+          <w:tcPr>
+            <w:tcW w:type="dxa" w:w="400"/>
+            <w:tcBorders>
+              <w:top w:val="single" w:color="AAAAAA" w:sz="1"/>
+              <w:left w:val="single" w:color="AAAAAA" w:sz="1"/>
+              <w:bottom w:val="single" w:color="AAAAAA" w:sz="1"/>
+              <w:right w:val="single" w:color="AAAAAA" w:sz="1"/>
+            </w:tcBorders>
+            <w:tcMar>
+              <w:top w:type="dxa" w:w="60"/>
+              <w:left w:type="dxa" w:w="100"/>
+              <w:bottom w:type="dxa" w:w="60"/>
+              <w:right w:type="dxa" w:w="100"/>
+            </w:tcMar>
+            <w:vAlign w:val="center"/>
+          </w:tcPr>
+          <w:p>
+            <w:pPr>
+              <w:jc w:val="left"/>
+            </w:pPr>
+            <w:r>
+              <w:rPr>
+                <w:rFonts w:ascii="Calibri" w:cs="Calibri" w:eastAsia="Calibri" w:hAnsi="Calibri"/>
+                <w:b w:val="false"/>
+                <w:bCs w:val="false"/>
+                <w:sz w:val="20"/>
+                <w:szCs w:val="20"/>
+              </w:rPr>
+              <w:t xml:space="preserve">2</w:t>
+            </w:r>
+          </w:p>
+        </w:tc>
+        <w:tc>
+          <w:tcPr>
+            <w:tcW w:type="dxa" w:w="3200"/>
+            <w:tcBorders>
+              <w:top w:val="single" w:color="AAAAAA" w:sz="1"/>
+              <w:left w:val="single" w:color="AAAAAA" w:sz="1"/>
+              <w:bottom w:val="single" w:color="AAAAAA" w:sz="1"/>
+              <w:right w:val="single" w:color="AAAAAA" w:sz="1"/>
+            </w:tcBorders>
+            <w:tcMar>
+              <w:top w:type="dxa" w:w="60"/>
+              <w:left w:type="dxa" w:w="100"/>
+              <w:bottom w:type="dxa" w:w="60"/>
+              <w:right w:type="dxa" w:w="100"/>
+            </w:tcMar>
+            <w:vAlign w:val="center"/>
+          </w:tcPr>
+          <w:p>
+            <w:pPr>
+              <w:jc w:val="left"/>
+            </w:pPr>
+            <w:r>
+              <w:rPr>
+                <w:rFonts w:ascii="Calibri" w:cs="Calibri" w:eastAsia="Calibri" w:hAnsi="Calibri"/>
+                <w:b w:val="false"/>
+                <w:bCs w:val="false"/>
+                <w:sz w:val="20"/>
+                <w:szCs w:val="20"/>
+              </w:rPr>
+              <w:t xml:space="preserve">test_mode_c_escalated_to_a_on_fast</w:t>
+            </w:r>
+          </w:p>
+        </w:tc>
+        <w:tc>
+          <w:tcPr>
+            <w:tcW w:type="dxa" w:w="4560"/>
+            <w:tcBorders>
+              <w:top w:val="single" w:color="AAAAAA" w:sz="1"/>
+              <w:left w:val="single" w:color="AAAAAA" w:sz="1"/>
+              <w:bottom w:val="single" w:color="AAAAAA" w:sz="1"/>
+              <w:right w:val="single" w:color="AAAAAA" w:sz="1"/>
+            </w:tcBorders>
+            <w:tcMar>
+              <w:top w:type="dxa" w:w="60"/>
+              <w:left w:type="dxa" w:w="100"/>
+              <w:bottom w:type="dxa" w:w="60"/>
+              <w:right w:type="dxa" w:w="100"/>
+            </w:tcMar>
+            <w:vAlign w:val="center"/>
+          </w:tcPr>
+          <w:p>
+            <w:pPr>
+              <w:jc w:val="left"/>
+            </w:pPr>
+            <w:r>
+              <w:rPr>
+                <w:rFonts w:ascii="Calibri" w:cs="Calibri" w:eastAsia="Calibri" w:hAnsi="Calibri"/>
+                <w:b w:val="false"/>
+                <w:bCs w:val="false"/>
+                <w:sz w:val="20"/>
+                <w:szCs w:val="20"/>
+              </w:rPr>
+              <w:t xml:space="preserve">Mock _AssessMomentum returns ('fast', 4.5, candle). Volatility matrix returns Mode C. Fast momentum overrides C to A. Asserts execution_mode='A', momentum_override=True. Fast always escalates passive modes.</w:t>
+            </w:r>
+          </w:p>
+        </w:tc>
+        <w:tc>
+          <w:tcPr>
+            <w:tcW w:type="dxa" w:w="1200"/>
+            <w:tcBorders>
+              <w:top w:val="single" w:color="AAAAAA" w:sz="1"/>
+              <w:left w:val="single" w:color="AAAAAA" w:sz="1"/>
+              <w:bottom w:val="single" w:color="AAAAAA" w:sz="1"/>
+              <w:right w:val="single" w:color="AAAAAA" w:sz="1"/>
+            </w:tcBorders>
+            <w:tcMar>
+              <w:top w:type="dxa" w:w="60"/>
+              <w:left w:type="dxa" w:w="100"/>
+              <w:bottom w:type="dxa" w:w="60"/>
+              <w:right w:type="dxa" w:w="100"/>
+            </w:tcMar>
+            <w:vAlign w:val="center"/>
+          </w:tcPr>
+          <w:p>
+            <w:pPr>
+              <w:jc w:val="center"/>
+            </w:pPr>
+            <w:r>
+              <w:rPr>
+                <w:rFonts w:ascii="Calibri" w:cs="Calibri" w:eastAsia="Calibri" w:hAnsi="Calibri"/>
+                <w:b/>
+                <w:bCs/>
+                <w:color w:val="2E7D32"/>
+                <w:sz w:val="20"/>
+                <w:szCs w:val="20"/>
+              </w:rPr>
+              <w:t xml:space="preserve">PASS</w:t>
+            </w:r>
+          </w:p>
+        </w:tc>
+      </w:tr>
+      <w:tr>
+        <w:tc>
+          <w:tcPr>
+            <w:tcW w:type="dxa" w:w="400"/>
+            <w:tcBorders>
+              <w:top w:val="single" w:color="AAAAAA" w:sz="1"/>
+              <w:left w:val="single" w:color="AAAAAA" w:sz="1"/>
+              <w:bottom w:val="single" w:color="AAAAAA" w:sz="1"/>
+              <w:right w:val="single" w:color="AAAAAA" w:sz="1"/>
+            </w:tcBorders>
+            <w:shd w:fill="F2F7FB" w:val="clear"/>
+            <w:tcMar>
+              <w:top w:type="dxa" w:w="60"/>
+              <w:left w:type="dxa" w:w="100"/>
+              <w:bottom w:type="dxa" w:w="60"/>
+              <w:right w:type="dxa" w:w="100"/>
+            </w:tcMar>
+            <w:vAlign w:val="center"/>
+          </w:tcPr>
+          <w:p>
+            <w:pPr>
+              <w:jc w:val="left"/>
+            </w:pPr>
+            <w:r>
+              <w:rPr>
+                <w:rFonts w:ascii="Calibri" w:cs="Calibri" w:eastAsia="Calibri" w:hAnsi="Calibri"/>
+                <w:b w:val="false"/>
+                <w:bCs w:val="false"/>
+                <w:sz w:val="20"/>
+                <w:szCs w:val="20"/>
+              </w:rPr>
+              <w:t xml:space="preserve">3</w:t>
+            </w:r>
+          </w:p>
+        </w:tc>
+        <w:tc>
+          <w:tcPr>
+            <w:tcW w:type="dxa" w:w="3200"/>
+            <w:tcBorders>
+              <w:top w:val="single" w:color="AAAAAA" w:sz="1"/>
+              <w:left w:val="single" w:color="AAAAAA" w:sz="1"/>
+              <w:bottom w:val="single" w:color="AAAAAA" w:sz="1"/>
+              <w:right w:val="single" w:color="AAAAAA" w:sz="1"/>
+            </w:tcBorders>
+            <w:shd w:fill="F2F7FB" w:val="clear"/>
+            <w:tcMar>
+              <w:top w:type="dxa" w:w="60"/>
+              <w:left w:type="dxa" w:w="100"/>
+              <w:bottom w:type="dxa" w:w="60"/>
+              <w:right w:type="dxa" w:w="100"/>
+            </w:tcMar>
+            <w:vAlign w:val="center"/>
+          </w:tcPr>
+          <w:p>
+            <w:pPr>
+              <w:jc w:val="left"/>
+            </w:pPr>
+            <w:r>
+              <w:rPr>
+                <w:rFonts w:ascii="Calibri" w:cs="Calibri" w:eastAsia="Calibri" w:hAnsi="Calibri"/>
+                <w:b w:val="false"/>
+                <w:bCs w:val="false"/>
+                <w:sz w:val="20"/>
+                <w:szCs w:val="20"/>
+              </w:rPr>
+              <w:t xml:space="preserve">test_mode_a_unchanged_on_moving</w:t>
+            </w:r>
+          </w:p>
+        </w:tc>
+        <w:tc>
+          <w:tcPr>
+            <w:tcW w:type="dxa" w:w="4560"/>
+            <w:tcBorders>
+              <w:top w:val="single" w:color="AAAAAA" w:sz="1"/>
+              <w:left w:val="single" w:color="AAAAAA" w:sz="1"/>
+              <w:bottom w:val="single" w:color="AAAAAA" w:sz="1"/>
+              <w:right w:val="single" w:color="AAAAAA" w:sz="1"/>
+            </w:tcBorders>
+            <w:shd w:fill="F2F7FB" w:val="clear"/>
+            <w:tcMar>
+              <w:top w:type="dxa" w:w="60"/>
+              <w:left w:type="dxa" w:w="100"/>
+              <w:bottom w:type="dxa" w:w="60"/>
+              <w:right w:type="dxa" w:w="100"/>
+            </w:tcMar>
+            <w:vAlign w:val="center"/>
+          </w:tcPr>
+          <w:p>
+            <w:pPr>
+              <w:jc w:val="left"/>
+            </w:pPr>
+            <w:r>
+              <w:rPr>
+                <w:rFonts w:ascii="Calibri" w:cs="Calibri" w:eastAsia="Calibri" w:hAnsi="Calibri"/>
+                <w:b w:val="false"/>
+                <w:bCs w:val="false"/>
+                <w:sz w:val="20"/>
+                <w:szCs w:val="20"/>
+              </w:rPr>
+              <w:t xml:space="preserve">Mock _AssessMomentum returns ('moving', 2.5, candle). Volatility matrix returns Mode A (high range=150, ATR=100). Moving momentum does NOT override A (already aggressive). Asserts execution_mode='A', momentum_override=False.</w:t>
+            </w:r>
+          </w:p>
+        </w:tc>
+        <w:tc>
+          <w:tcPr>
+            <w:tcW w:type="dxa" w:w="1200"/>
+            <w:tcBorders>
+              <w:top w:val="single" w:color="AAAAAA" w:sz="1"/>
+              <w:left w:val="single" w:color="AAAAAA" w:sz="1"/>
+              <w:bottom w:val="single" w:color="AAAAAA" w:sz="1"/>
+              <w:right w:val="single" w:color="AAAAAA" w:sz="1"/>
+            </w:tcBorders>
+            <w:shd w:fill="F2F7FB" w:val="clear"/>
+            <w:tcMar>
+              <w:top w:type="dxa" w:w="60"/>
+              <w:left w:type="dxa" w:w="100"/>
+              <w:bottom w:type="dxa" w:w="60"/>
+              <w:right w:type="dxa" w:w="100"/>
+            </w:tcMar>
+            <w:vAlign w:val="center"/>
+          </w:tcPr>
+          <w:p>
+            <w:pPr>
+              <w:jc w:val="center"/>
+            </w:pPr>
+            <w:r>
+              <w:rPr>
+                <w:rFonts w:ascii="Calibri" w:cs="Calibri" w:eastAsia="Calibri" w:hAnsi="Calibri"/>
+                <w:b/>
+                <w:bCs/>
+                <w:color w:val="2E7D32"/>
+                <w:sz w:val="20"/>
+                <w:szCs w:val="20"/>
+              </w:rPr>
+              <w:t xml:space="preserve">PASS</w:t>
+            </w:r>
+          </w:p>
+        </w:tc>
+      </w:tr>
+      <w:tr>
+        <w:tc>
+          <w:tcPr>
+            <w:tcW w:type="dxa" w:w="400"/>
+            <w:tcBorders>
+              <w:top w:val="single" w:color="AAAAAA" w:sz="1"/>
+              <w:left w:val="single" w:color="AAAAAA" w:sz="1"/>
+              <w:bottom w:val="single" w:color="AAAAAA" w:sz="1"/>
+              <w:right w:val="single" w:color="AAAAAA" w:sz="1"/>
+            </w:tcBorders>
+            <w:tcMar>
+              <w:top w:type="dxa" w:w="60"/>
+              <w:left w:type="dxa" w:w="100"/>
+              <w:bottom w:type="dxa" w:w="60"/>
+              <w:right w:type="dxa" w:w="100"/>
+            </w:tcMar>
+            <w:vAlign w:val="center"/>
+          </w:tcPr>
+          <w:p>
+            <w:pPr>
+              <w:jc w:val="left"/>
+            </w:pPr>
+            <w:r>
+              <w:rPr>
+                <w:rFonts w:ascii="Calibri" w:cs="Calibri" w:eastAsia="Calibri" w:hAnsi="Calibri"/>
+                <w:b w:val="false"/>
+                <w:bCs w:val="false"/>
+                <w:sz w:val="20"/>
+                <w:szCs w:val="20"/>
+              </w:rPr>
+              <w:t xml:space="preserve">4</w:t>
+            </w:r>
+          </w:p>
+        </w:tc>
+        <w:tc>
+          <w:tcPr>
+            <w:tcW w:type="dxa" w:w="3200"/>
+            <w:tcBorders>
+              <w:top w:val="single" w:color="AAAAAA" w:sz="1"/>
+              <w:left w:val="single" w:color="AAAAAA" w:sz="1"/>
+              <w:bottom w:val="single" w:color="AAAAAA" w:sz="1"/>
+              <w:right w:val="single" w:color="AAAAAA" w:sz="1"/>
+            </w:tcBorders>
+            <w:tcMar>
+              <w:top w:type="dxa" w:w="60"/>
+              <w:left w:type="dxa" w:w="100"/>
+              <w:bottom w:type="dxa" w:w="60"/>
+              <w:right w:type="dxa" w:w="100"/>
+            </w:tcMar>
+            <w:vAlign w:val="center"/>
+          </w:tcPr>
+          <w:p>
+            <w:pPr>
+              <w:jc w:val="left"/>
+            </w:pPr>
+            <w:r>
+              <w:rPr>
+                <w:rFonts w:ascii="Calibri" w:cs="Calibri" w:eastAsia="Calibri" w:hAnsi="Calibri"/>
+                <w:b w:val="false"/>
+                <w:bCs w:val="false"/>
+                <w:sz w:val="20"/>
+                <w:szCs w:val="20"/>
+              </w:rPr>
+              <w:t xml:space="preserve">test_mode_b_escalated_to_a_on_fast</w:t>
+            </w:r>
+          </w:p>
+        </w:tc>
+        <w:tc>
+          <w:tcPr>
+            <w:tcW w:type="dxa" w:w="4560"/>
+            <w:tcBorders>
+              <w:top w:val="single" w:color="AAAAAA" w:sz="1"/>
+              <w:left w:val="single" w:color="AAAAAA" w:sz="1"/>
+              <w:bottom w:val="single" w:color="AAAAAA" w:sz="1"/>
+              <w:right w:val="single" w:color="AAAAAA" w:sz="1"/>
+            </w:tcBorders>
+            <w:tcMar>
+              <w:top w:type="dxa" w:w="60"/>
+              <w:left w:type="dxa" w:w="100"/>
+              <w:bottom w:type="dxa" w:w="60"/>
+              <w:right w:type="dxa" w:w="100"/>
+            </w:tcMar>
+            <w:vAlign w:val="center"/>
+          </w:tcPr>
+          <w:p>
+            <w:pPr>
+              <w:jc w:val="left"/>
+            </w:pPr>
+            <w:r>
+              <w:rPr>
+                <w:rFonts w:ascii="Calibri" w:cs="Calibri" w:eastAsia="Calibri" w:hAnsi="Calibri"/>
+                <w:b w:val="false"/>
+                <w:bCs w:val="false"/>
+                <w:sz w:val="20"/>
+                <w:szCs w:val="20"/>
+              </w:rPr>
+              <w:t xml:space="preserve">Mock _AssessMomentum returns ('fast', 4.5, candle). Volatility matrix returns Mode B (high range + normal spread). Fast overrides B to A. Asserts execution_mode='A', original_mode='B', momentum_override=True.</w:t>
+            </w:r>
+          </w:p>
+        </w:tc>
+        <w:tc>
+          <w:tcPr>
+            <w:tcW w:type="dxa" w:w="1200"/>
+            <w:tcBorders>
+              <w:top w:val="single" w:color="AAAAAA" w:sz="1"/>
+              <w:left w:val="single" w:color="AAAAAA" w:sz="1"/>
+              <w:bottom w:val="single" w:color="AAAAAA" w:sz="1"/>
+              <w:right w:val="single" w:color="AAAAAA" w:sz="1"/>
+            </w:tcBorders>
+            <w:tcMar>
+              <w:top w:type="dxa" w:w="60"/>
+              <w:left w:type="dxa" w:w="100"/>
+              <w:bottom w:type="dxa" w:w="60"/>
+              <w:right w:type="dxa" w:w="100"/>
+            </w:tcMar>
+            <w:vAlign w:val="center"/>
+          </w:tcPr>
+          <w:p>
+            <w:pPr>
+              <w:jc w:val="center"/>
+            </w:pPr>
+            <w:r>
+              <w:rPr>
+                <w:rFonts w:ascii="Calibri" w:cs="Calibri" w:eastAsia="Calibri" w:hAnsi="Calibri"/>
+                <w:b/>
+                <w:bCs/>
+                <w:color w:val="2E7D32"/>
+                <w:sz w:val="20"/>
+                <w:szCs w:val="20"/>
+              </w:rPr>
+              <w:t xml:space="preserve">PASS</w:t>
+            </w:r>
+          </w:p>
+        </w:tc>
+      </w:tr>
+      <w:tr>
+        <w:tc>
+          <w:tcPr>
+            <w:tcW w:type="dxa" w:w="400"/>
+            <w:tcBorders>
+              <w:top w:val="single" w:color="AAAAAA" w:sz="1"/>
+              <w:left w:val="single" w:color="AAAAAA" w:sz="1"/>
+              <w:bottom w:val="single" w:color="AAAAAA" w:sz="1"/>
+              <w:right w:val="single" w:color="AAAAAA" w:sz="1"/>
+            </w:tcBorders>
+            <w:shd w:fill="F2F7FB" w:val="clear"/>
+            <w:tcMar>
+              <w:top w:type="dxa" w:w="60"/>
+              <w:left w:type="dxa" w:w="100"/>
+              <w:bottom w:type="dxa" w:w="60"/>
+              <w:right w:type="dxa" w:w="100"/>
+            </w:tcMar>
+            <w:vAlign w:val="center"/>
+          </w:tcPr>
+          <w:p>
+            <w:pPr>
+              <w:jc w:val="left"/>
+            </w:pPr>
+            <w:r>
+              <w:rPr>
+                <w:rFonts w:ascii="Calibri" w:cs="Calibri" w:eastAsia="Calibri" w:hAnsi="Calibri"/>
+                <w:b w:val="false"/>
+                <w:bCs w:val="false"/>
+                <w:sz w:val="20"/>
+                <w:szCs w:val="20"/>
+              </w:rPr>
+              <w:t xml:space="preserve">5</w:t>
+            </w:r>
+          </w:p>
+        </w:tc>
+        <w:tc>
+          <w:tcPr>
+            <w:tcW w:type="dxa" w:w="3200"/>
+            <w:tcBorders>
+              <w:top w:val="single" w:color="AAAAAA" w:sz="1"/>
+              <w:left w:val="single" w:color="AAAAAA" w:sz="1"/>
+              <w:bottom w:val="single" w:color="AAAAAA" w:sz="1"/>
+              <w:right w:val="single" w:color="AAAAAA" w:sz="1"/>
+            </w:tcBorders>
+            <w:shd w:fill="F2F7FB" w:val="clear"/>
+            <w:tcMar>
+              <w:top w:type="dxa" w:w="60"/>
+              <w:left w:type="dxa" w:w="100"/>
+              <w:bottom w:type="dxa" w:w="60"/>
+              <w:right w:type="dxa" w:w="100"/>
+            </w:tcMar>
+            <w:vAlign w:val="center"/>
+          </w:tcPr>
+          <w:p>
+            <w:pPr>
+              <w:jc w:val="left"/>
+            </w:pPr>
+            <w:r>
+              <w:rPr>
+                <w:rFonts w:ascii="Calibri" w:cs="Calibri" w:eastAsia="Calibri" w:hAnsi="Calibri"/>
+                <w:b w:val="false"/>
+                <w:bCs w:val="false"/>
+                <w:sz w:val="20"/>
+                <w:szCs w:val="20"/>
+              </w:rPr>
+              <w:t xml:space="preserve">test_config_override_takes_priority</w:t>
+            </w:r>
+          </w:p>
+        </w:tc>
+        <w:tc>
+          <w:tcPr>
+            <w:tcW w:type="dxa" w:w="4560"/>
+            <w:tcBorders>
+              <w:top w:val="single" w:color="AAAAAA" w:sz="1"/>
+              <w:left w:val="single" w:color="AAAAAA" w:sz="1"/>
+              <w:bottom w:val="single" w:color="AAAAAA" w:sz="1"/>
+              <w:right w:val="single" w:color="AAAAAA" w:sz="1"/>
+            </w:tcBorders>
+            <w:shd w:fill="F2F7FB" w:val="clear"/>
+            <w:tcMar>
+              <w:top w:type="dxa" w:w="60"/>
+              <w:left w:type="dxa" w:w="100"/>
+              <w:bottom w:type="dxa" w:w="60"/>
+              <w:right w:type="dxa" w:w="100"/>
+            </w:tcMar>
+            <w:vAlign w:val="center"/>
+          </w:tcPr>
+          <w:p>
+            <w:pPr>
+              <w:jc w:val="left"/>
+            </w:pPr>
+            <w:r>
+              <w:rPr>
+                <w:rFonts w:ascii="Calibri" w:cs="Calibri" w:eastAsia="Calibri" w:hAnsi="Calibri"/>
+                <w:b w:val="false"/>
+                <w:bCs w:val="false"/>
+                <w:sz w:val="20"/>
+                <w:szCs w:val="20"/>
+              </w:rPr>
+              <w:t xml:space="preserve">Config: execution_mode_override='D'. Mock _AssessMomentum returns ('fast', 5.0, candle). Config override takes priority over both volatility matrix and momentum. Asserts execution_mode='D'. Config is the final authority.</w:t>
+            </w:r>
+          </w:p>
+        </w:tc>
+        <w:tc>
+          <w:tcPr>
+            <w:tcW w:type="dxa" w:w="1200"/>
+            <w:tcBorders>
+              <w:top w:val="single" w:color="AAAAAA" w:sz="1"/>
+              <w:left w:val="single" w:color="AAAAAA" w:sz="1"/>
+              <w:bottom w:val="single" w:color="AAAAAA" w:sz="1"/>
+              <w:right w:val="single" w:color="AAAAAA" w:sz="1"/>
+            </w:tcBorders>
+            <w:shd w:fill="F2F7FB" w:val="clear"/>
+            <w:tcMar>
+              <w:top w:type="dxa" w:w="60"/>
+              <w:left w:type="dxa" w:w="100"/>
+              <w:bottom w:type="dxa" w:w="60"/>
+              <w:right w:type="dxa" w:w="100"/>
+            </w:tcMar>
+            <w:vAlign w:val="center"/>
+          </w:tcPr>
+          <w:p>
+            <w:pPr>
+              <w:jc w:val="center"/>
+            </w:pPr>
+            <w:r>
+              <w:rPr>
+                <w:rFonts w:ascii="Calibri" w:cs="Calibri" w:eastAsia="Calibri" w:hAnsi="Calibri"/>
+                <w:b/>
+                <w:bCs/>
+                <w:color w:val="2E7D32"/>
+                <w:sz w:val="20"/>
+                <w:szCs w:val="20"/>
+              </w:rPr>
+              <w:t xml:space="preserve">PASS</w:t>
+            </w:r>
+          </w:p>
+        </w:tc>
+      </w:tr>
+      <w:tr>
+        <w:tc>
+          <w:tcPr>
+            <w:tcW w:type="dxa" w:w="400"/>
+            <w:tcBorders>
+              <w:top w:val="single" w:color="AAAAAA" w:sz="1"/>
+              <w:left w:val="single" w:color="AAAAAA" w:sz="1"/>
+              <w:bottom w:val="single" w:color="AAAAAA" w:sz="1"/>
+              <w:right w:val="single" w:color="AAAAAA" w:sz="1"/>
+            </w:tcBorders>
+            <w:tcMar>
+              <w:top w:type="dxa" w:w="60"/>
+              <w:left w:type="dxa" w:w="100"/>
+              <w:bottom w:type="dxa" w:w="60"/>
+              <w:right w:type="dxa" w:w="100"/>
+            </w:tcMar>
+            <w:vAlign w:val="center"/>
+          </w:tcPr>
+          <w:p>
+            <w:pPr>
+              <w:jc w:val="left"/>
+            </w:pPr>
+            <w:r>
+              <w:rPr>
+                <w:rFonts w:ascii="Calibri" w:cs="Calibri" w:eastAsia="Calibri" w:hAnsi="Calibri"/>
+                <w:b w:val="false"/>
+                <w:bCs w:val="false"/>
+                <w:sz w:val="20"/>
+                <w:szCs w:val="20"/>
+              </w:rPr>
+              <w:t xml:space="preserve">6</w:t>
+            </w:r>
+          </w:p>
+        </w:tc>
+        <w:tc>
+          <w:tcPr>
+            <w:tcW w:type="dxa" w:w="3200"/>
+            <w:tcBorders>
+              <w:top w:val="single" w:color="AAAAAA" w:sz="1"/>
+              <w:left w:val="single" w:color="AAAAAA" w:sz="1"/>
+              <w:bottom w:val="single" w:color="AAAAAA" w:sz="1"/>
+              <w:right w:val="single" w:color="AAAAAA" w:sz="1"/>
+            </w:tcBorders>
+            <w:tcMar>
+              <w:top w:type="dxa" w:w="60"/>
+              <w:left w:type="dxa" w:w="100"/>
+              <w:bottom w:type="dxa" w:w="60"/>
+              <w:right w:type="dxa" w:w="100"/>
+            </w:tcMar>
+            <w:vAlign w:val="center"/>
+          </w:tcPr>
+          <w:p>
+            <w:pPr>
+              <w:jc w:val="left"/>
+            </w:pPr>
+            <w:r>
+              <w:rPr>
+                <w:rFonts w:ascii="Calibri" w:cs="Calibri" w:eastAsia="Calibri" w:hAnsi="Calibri"/>
+                <w:b w:val="false"/>
+                <w:bCs w:val="false"/>
+                <w:sz w:val="20"/>
+                <w:szCs w:val="20"/>
+              </w:rPr>
+              <w:t xml:space="preserve">test_fillinfo_contains_momentum_fields</w:t>
+            </w:r>
+          </w:p>
+        </w:tc>
+        <w:tc>
+          <w:tcPr>
+            <w:tcW w:type="dxa" w:w="4560"/>
+            <w:tcBorders>
+              <w:top w:val="single" w:color="AAAAAA" w:sz="1"/>
+              <w:left w:val="single" w:color="AAAAAA" w:sz="1"/>
+              <w:bottom w:val="single" w:color="AAAAAA" w:sz="1"/>
+              <w:right w:val="single" w:color="AAAAAA" w:sz="1"/>
+            </w:tcBorders>
+            <w:tcMar>
+              <w:top w:type="dxa" w:w="60"/>
+              <w:left w:type="dxa" w:w="100"/>
+              <w:bottom w:type="dxa" w:w="60"/>
+              <w:right w:type="dxa" w:w="100"/>
+            </w:tcMar>
+            <w:vAlign w:val="center"/>
+          </w:tcPr>
+          <w:p>
+            <w:pPr>
+              <w:jc w:val="left"/>
+            </w:pPr>
+            <w:r>
+              <w:rPr>
+                <w:rFonts w:ascii="Calibri" w:cs="Calibri" w:eastAsia="Calibri" w:hAnsi="Calibri"/>
+                <w:b w:val="false"/>
+                <w:bCs w:val="false"/>
+                <w:sz w:val="20"/>
+                <w:szCs w:val="20"/>
+              </w:rPr>
+              <w:t xml:space="preserve">Mock _AssessMomentum returns ('calm', 0.5, {open:100, high:110, low:100, close:105}). Full SmartChaseExecute with immediate fill. Asserts FillInfo contains: momentum_level='calm', momentum_ratio=0.5, momentum_candle=candle dict, momentum_override=False, original_mode in [A,B,C].</w:t>
+            </w:r>
+          </w:p>
+        </w:tc>
+        <w:tc>
+          <w:tcPr>
+            <w:tcW w:type="dxa" w:w="1200"/>
+            <w:tcBorders>
+              <w:top w:val="single" w:color="AAAAAA" w:sz="1"/>
+              <w:left w:val="single" w:color="AAAAAA" w:sz="1"/>
+              <w:bottom w:val="single" w:color="AAAAAA" w:sz="1"/>
+              <w:right w:val="single" w:color="AAAAAA" w:sz="1"/>
+            </w:tcBorders>
+            <w:tcMar>
+              <w:top w:type="dxa" w:w="60"/>
+              <w:left w:type="dxa" w:w="100"/>
+              <w:bottom w:type="dxa" w:w="60"/>
+              <w:right w:type="dxa" w:w="100"/>
+            </w:tcMar>
+            <w:vAlign w:val="center"/>
+          </w:tcPr>
+          <w:p>
+            <w:pPr>
+              <w:jc w:val="center"/>
+            </w:pPr>
+            <w:r>
+              <w:rPr>
+                <w:rFonts w:ascii="Calibri" w:cs="Calibri" w:eastAsia="Calibri" w:hAnsi="Calibri"/>
+                <w:b/>
+                <w:bCs/>
+                <w:color w:val="2E7D32"/>
+                <w:sz w:val="20"/>
+                <w:szCs w:val="20"/>
+              </w:rPr>
+              <w:t xml:space="preserve">PASS</w:t>
+            </w:r>
+          </w:p>
+        </w:tc>
+      </w:tr>
+      <w:tr>
+        <w:tc>
+          <w:tcPr>
+            <w:tcW w:type="dxa" w:w="400"/>
+            <w:tcBorders>
+              <w:top w:val="single" w:color="AAAAAA" w:sz="1"/>
+              <w:left w:val="single" w:color="AAAAAA" w:sz="1"/>
+              <w:bottom w:val="single" w:color="AAAAAA" w:sz="1"/>
+              <w:right w:val="single" w:color="AAAAAA" w:sz="1"/>
+            </w:tcBorders>
+            <w:shd w:fill="F2F7FB" w:val="clear"/>
+            <w:tcMar>
+              <w:top w:type="dxa" w:w="60"/>
+              <w:left w:type="dxa" w:w="100"/>
+              <w:bottom w:type="dxa" w:w="60"/>
+              <w:right w:type="dxa" w:w="100"/>
+            </w:tcMar>
+            <w:vAlign w:val="center"/>
+          </w:tcPr>
+          <w:p>
+            <w:pPr>
+              <w:jc w:val="left"/>
+            </w:pPr>
+            <w:r>
+              <w:rPr>
+                <w:rFonts w:ascii="Calibri" w:cs="Calibri" w:eastAsia="Calibri" w:hAnsi="Calibri"/>
+                <w:b w:val="false"/>
+                <w:bCs w:val="false"/>
+                <w:sz w:val="20"/>
+                <w:szCs w:val="20"/>
+              </w:rPr>
+              <w:t xml:space="preserve">7</w:t>
+            </w:r>
+          </w:p>
+        </w:tc>
+        <w:tc>
+          <w:tcPr>
+            <w:tcW w:type="dxa" w:w="3200"/>
+            <w:tcBorders>
+              <w:top w:val="single" w:color="AAAAAA" w:sz="1"/>
+              <w:left w:val="single" w:color="AAAAAA" w:sz="1"/>
+              <w:bottom w:val="single" w:color="AAAAAA" w:sz="1"/>
+              <w:right w:val="single" w:color="AAAAAA" w:sz="1"/>
+            </w:tcBorders>
+            <w:shd w:fill="F2F7FB" w:val="clear"/>
+            <w:tcMar>
+              <w:top w:type="dxa" w:w="60"/>
+              <w:left w:type="dxa" w:w="100"/>
+              <w:bottom w:type="dxa" w:w="60"/>
+              <w:right w:type="dxa" w:w="100"/>
+            </w:tcMar>
+            <w:vAlign w:val="center"/>
+          </w:tcPr>
+          <w:p>
+            <w:pPr>
+              <w:jc w:val="left"/>
+            </w:pPr>
+            <w:r>
+              <w:rPr>
+                <w:rFonts w:ascii="Calibri" w:cs="Calibri" w:eastAsia="Calibri" w:hAnsi="Calibri"/>
+                <w:b w:val="false"/>
+                <w:bCs w:val="false"/>
+                <w:sz w:val="20"/>
+                <w:szCs w:val="20"/>
+              </w:rPr>
+              <w:t xml:space="preserve">test_calm_momentum_no_override</w:t>
+            </w:r>
+          </w:p>
+        </w:tc>
+        <w:tc>
+          <w:tcPr>
+            <w:tcW w:type="dxa" w:w="4560"/>
+            <w:tcBorders>
+              <w:top w:val="single" w:color="AAAAAA" w:sz="1"/>
+              <w:left w:val="single" w:color="AAAAAA" w:sz="1"/>
+              <w:bottom w:val="single" w:color="AAAAAA" w:sz="1"/>
+              <w:right w:val="single" w:color="AAAAAA" w:sz="1"/>
+            </w:tcBorders>
+            <w:shd w:fill="F2F7FB" w:val="clear"/>
+            <w:tcMar>
+              <w:top w:type="dxa" w:w="60"/>
+              <w:left w:type="dxa" w:w="100"/>
+              <w:bottom w:type="dxa" w:w="60"/>
+              <w:right w:type="dxa" w:w="100"/>
+            </w:tcMar>
+            <w:vAlign w:val="center"/>
+          </w:tcPr>
+          <w:p>
+            <w:pPr>
+              <w:jc w:val="left"/>
+            </w:pPr>
+            <w:r>
+              <w:rPr>
+                <w:rFonts w:ascii="Calibri" w:cs="Calibri" w:eastAsia="Calibri" w:hAnsi="Calibri"/>
+                <w:b w:val="false"/>
+                <w:bCs w:val="false"/>
+                <w:sz w:val="20"/>
+                <w:szCs w:val="20"/>
+              </w:rPr>
+              <w:t xml:space="preserve">Mock _AssessMomentum returns ('calm', 1.2, candle). Volatility matrix returns Mode C. Calm momentum does NOT override. Asserts execution_mode='C', momentum_override=False. Only moving/fast trigger escalation.</w:t>
             </w:r>
           </w:p>
         </w:tc>
@@ -28764,7 +34955,7 @@
           <w:sz w:val="18"/>
           <w:szCs w:val="18"/>
         </w:rPr>
-        <w:t xml:space="preserve"># Run all 120 tests</w:t>
+        <w:t xml:space="preserve"># Run all 153 tests</w:t>
       </w:r>
     </w:p>
     <w:p>
